--- a/Tài liệu/Đạt/New DOCX Document.docx
+++ b/Tài liệu/Đạt/New DOCX Document.docx
@@ -6,7 +6,7 @@
       <w:pPr>
         <w:pStyle w:val="NormalWeb"/>
         <w:rPr>
-          <w:rFonts w:ascii="Time s New Roman" w:hAnsi="Time s New Roman"/>
+          <w:rFonts w:ascii="Time s New Roman" w:hAnsi="Time s New Roman" w:hint="eastAsia"/>
         </w:rPr>
       </w:pPr>
       <w:r>
@@ -38,7 +38,7 @@
       <w:pPr>
         <w:pStyle w:val="NormalWeb"/>
         <w:rPr>
-          <w:rFonts w:ascii="Time s New Roman" w:hAnsi="Time s New Roman"/>
+          <w:rFonts w:ascii="Time s New Roman" w:hAnsi="Time s New Roman" w:hint="eastAsia"/>
         </w:rPr>
       </w:pPr>
       <w:r>
@@ -70,7 +70,7 @@
       <w:pPr>
         <w:pStyle w:val="NormalWeb"/>
         <w:rPr>
-          <w:rFonts w:ascii="Time s New Roman" w:hAnsi="Time s New Roman"/>
+          <w:rFonts w:ascii="Time s New Roman" w:hAnsi="Time s New Roman" w:hint="eastAsia"/>
         </w:rPr>
       </w:pPr>
       <w:r>
@@ -103,7 +103,7 @@
         <w:pStyle w:val="NormalWeb"/>
         <w:rPr>
           <w:rStyle w:val="Strong"/>
-          <w:rFonts w:ascii="Time s New Roman" w:hAnsi="Time s New Roman"/>
+          <w:rFonts w:ascii="Time s New Roman" w:hAnsi="Time s New Roman" w:hint="eastAsia"/>
           <w:b w:val="0"/>
           <w:bCs w:val="0"/>
         </w:rPr>
@@ -138,197 +138,197 @@
         <w:pStyle w:val="NormalWeb"/>
         <w:rPr>
           <w:rStyle w:val="Strong"/>
-          <w:rFonts w:ascii="Time s New Roman" w:hAnsi="Time s New Roman"/>
-          <w:b w:val="0"/>
-          <w:bCs w:val="0"/>
-          <w:lang w:val="vi-VN"/>
-        </w:rPr>
-      </w:pPr>
-    </w:p>
-    <w:p>
-      <w:pPr>
-        <w:pStyle w:val="NormalWeb"/>
-        <w:rPr>
-          <w:rStyle w:val="Strong"/>
-          <w:rFonts w:ascii="Time s New Roman" w:hAnsi="Time s New Roman"/>
-          <w:b w:val="0"/>
-          <w:bCs w:val="0"/>
-          <w:lang w:val="vi-VN"/>
-        </w:rPr>
-      </w:pPr>
-    </w:p>
-    <w:p>
-      <w:pPr>
-        <w:pStyle w:val="NormalWeb"/>
-        <w:rPr>
-          <w:rStyle w:val="Strong"/>
-          <w:rFonts w:ascii="Time s New Roman" w:hAnsi="Time s New Roman"/>
-          <w:b w:val="0"/>
-          <w:bCs w:val="0"/>
-          <w:lang w:val="vi-VN"/>
-        </w:rPr>
-      </w:pPr>
-    </w:p>
-    <w:p>
-      <w:pPr>
-        <w:pStyle w:val="NormalWeb"/>
-        <w:rPr>
-          <w:rStyle w:val="Strong"/>
-          <w:rFonts w:ascii="Time s New Roman" w:hAnsi="Time s New Roman"/>
-          <w:b w:val="0"/>
-          <w:bCs w:val="0"/>
-        </w:rPr>
-      </w:pPr>
-    </w:p>
-    <w:p>
-      <w:pPr>
-        <w:pStyle w:val="NormalWeb"/>
-        <w:rPr>
-          <w:rStyle w:val="Strong"/>
-          <w:rFonts w:ascii="Time s New Roman" w:hAnsi="Time s New Roman"/>
-          <w:b w:val="0"/>
-          <w:bCs w:val="0"/>
-        </w:rPr>
-      </w:pPr>
-    </w:p>
-    <w:p>
-      <w:pPr>
-        <w:pStyle w:val="NormalWeb"/>
-        <w:rPr>
-          <w:rStyle w:val="Strong"/>
-          <w:rFonts w:ascii="Time s New Roman" w:hAnsi="Time s New Roman"/>
-          <w:b w:val="0"/>
-          <w:bCs w:val="0"/>
-        </w:rPr>
-      </w:pPr>
-    </w:p>
-    <w:p>
-      <w:pPr>
-        <w:pStyle w:val="NormalWeb"/>
-        <w:rPr>
-          <w:rStyle w:val="Strong"/>
-          <w:rFonts w:ascii="Time s New Roman" w:hAnsi="Time s New Roman"/>
-          <w:b w:val="0"/>
-          <w:bCs w:val="0"/>
-        </w:rPr>
-      </w:pPr>
-    </w:p>
-    <w:p>
-      <w:pPr>
-        <w:pStyle w:val="NormalWeb"/>
-        <w:rPr>
-          <w:rStyle w:val="Strong"/>
-          <w:rFonts w:ascii="Time s New Roman" w:hAnsi="Time s New Roman"/>
-          <w:b w:val="0"/>
-          <w:bCs w:val="0"/>
-        </w:rPr>
-      </w:pPr>
-    </w:p>
-    <w:p>
-      <w:pPr>
-        <w:pStyle w:val="NormalWeb"/>
-        <w:rPr>
-          <w:rStyle w:val="Strong"/>
-          <w:rFonts w:ascii="Time s New Roman" w:hAnsi="Time s New Roman"/>
-          <w:b w:val="0"/>
-          <w:bCs w:val="0"/>
-        </w:rPr>
-      </w:pPr>
-    </w:p>
-    <w:p>
-      <w:pPr>
-        <w:pStyle w:val="NormalWeb"/>
-        <w:rPr>
-          <w:rStyle w:val="Strong"/>
-          <w:rFonts w:ascii="Time s New Roman" w:hAnsi="Time s New Roman"/>
-          <w:b w:val="0"/>
-          <w:bCs w:val="0"/>
-        </w:rPr>
-      </w:pPr>
-    </w:p>
-    <w:p>
-      <w:pPr>
-        <w:pStyle w:val="NormalWeb"/>
-        <w:rPr>
-          <w:rStyle w:val="Strong"/>
-          <w:rFonts w:ascii="Time s New Roman" w:hAnsi="Time s New Roman"/>
-          <w:b w:val="0"/>
-          <w:bCs w:val="0"/>
-        </w:rPr>
-      </w:pPr>
-    </w:p>
-    <w:p>
-      <w:pPr>
-        <w:pStyle w:val="NormalWeb"/>
-        <w:rPr>
-          <w:rStyle w:val="Strong"/>
-          <w:rFonts w:ascii="Time s New Roman" w:hAnsi="Time s New Roman"/>
-          <w:b w:val="0"/>
-          <w:bCs w:val="0"/>
-        </w:rPr>
-      </w:pPr>
-    </w:p>
-    <w:p>
-      <w:pPr>
-        <w:pStyle w:val="NormalWeb"/>
-        <w:rPr>
-          <w:rStyle w:val="Strong"/>
-          <w:rFonts w:ascii="Time s New Roman" w:hAnsi="Time s New Roman"/>
-          <w:b w:val="0"/>
-          <w:bCs w:val="0"/>
-        </w:rPr>
-      </w:pPr>
-    </w:p>
-    <w:p>
-      <w:pPr>
-        <w:pStyle w:val="NormalWeb"/>
-        <w:rPr>
-          <w:rStyle w:val="Strong"/>
-          <w:rFonts w:ascii="Time s New Roman" w:hAnsi="Time s New Roman"/>
-          <w:b w:val="0"/>
-          <w:bCs w:val="0"/>
-        </w:rPr>
-      </w:pPr>
-    </w:p>
-    <w:p>
-      <w:pPr>
-        <w:pStyle w:val="NormalWeb"/>
-        <w:rPr>
-          <w:rStyle w:val="Strong"/>
-          <w:rFonts w:ascii="Time s New Roman" w:hAnsi="Time s New Roman"/>
-          <w:b w:val="0"/>
-          <w:bCs w:val="0"/>
-        </w:rPr>
-      </w:pPr>
-    </w:p>
-    <w:p>
-      <w:pPr>
-        <w:pStyle w:val="NormalWeb"/>
-        <w:rPr>
-          <w:rStyle w:val="Strong"/>
-          <w:rFonts w:ascii="Time s New Roman" w:hAnsi="Time s New Roman"/>
-          <w:b w:val="0"/>
-          <w:bCs w:val="0"/>
-        </w:rPr>
-      </w:pPr>
-    </w:p>
-    <w:p>
-      <w:pPr>
-        <w:pStyle w:val="NormalWeb"/>
-        <w:rPr>
-          <w:rStyle w:val="Strong"/>
-          <w:rFonts w:ascii="Time s New Roman" w:hAnsi="Time s New Roman"/>
-          <w:b w:val="0"/>
-          <w:bCs w:val="0"/>
-        </w:rPr>
-      </w:pPr>
-    </w:p>
-    <w:p>
-      <w:pPr>
-        <w:pStyle w:val="NormalWeb"/>
-        <w:rPr>
-          <w:rStyle w:val="Strong"/>
-          <w:rFonts w:ascii="Time s New Roman" w:hAnsi="Time s New Roman"/>
+          <w:rFonts w:ascii="Time s New Roman" w:hAnsi="Time s New Roman" w:hint="eastAsia"/>
+          <w:b w:val="0"/>
+          <w:bCs w:val="0"/>
+          <w:lang w:val="vi-VN"/>
+        </w:rPr>
+      </w:pPr>
+    </w:p>
+    <w:p>
+      <w:pPr>
+        <w:pStyle w:val="NormalWeb"/>
+        <w:rPr>
+          <w:rStyle w:val="Strong"/>
+          <w:rFonts w:ascii="Time s New Roman" w:hAnsi="Time s New Roman" w:hint="eastAsia"/>
+          <w:b w:val="0"/>
+          <w:bCs w:val="0"/>
+          <w:lang w:val="vi-VN"/>
+        </w:rPr>
+      </w:pPr>
+    </w:p>
+    <w:p>
+      <w:pPr>
+        <w:pStyle w:val="NormalWeb"/>
+        <w:rPr>
+          <w:rStyle w:val="Strong"/>
+          <w:rFonts w:ascii="Time s New Roman" w:hAnsi="Time s New Roman" w:hint="eastAsia"/>
+          <w:b w:val="0"/>
+          <w:bCs w:val="0"/>
+          <w:lang w:val="vi-VN"/>
+        </w:rPr>
+      </w:pPr>
+    </w:p>
+    <w:p>
+      <w:pPr>
+        <w:pStyle w:val="NormalWeb"/>
+        <w:rPr>
+          <w:rStyle w:val="Strong"/>
+          <w:rFonts w:ascii="Time s New Roman" w:hAnsi="Time s New Roman" w:hint="eastAsia"/>
+          <w:b w:val="0"/>
+          <w:bCs w:val="0"/>
+        </w:rPr>
+      </w:pPr>
+    </w:p>
+    <w:p>
+      <w:pPr>
+        <w:pStyle w:val="NormalWeb"/>
+        <w:rPr>
+          <w:rStyle w:val="Strong"/>
+          <w:rFonts w:ascii="Time s New Roman" w:hAnsi="Time s New Roman" w:hint="eastAsia"/>
+          <w:b w:val="0"/>
+          <w:bCs w:val="0"/>
+        </w:rPr>
+      </w:pPr>
+    </w:p>
+    <w:p>
+      <w:pPr>
+        <w:pStyle w:val="NormalWeb"/>
+        <w:rPr>
+          <w:rStyle w:val="Strong"/>
+          <w:rFonts w:ascii="Time s New Roman" w:hAnsi="Time s New Roman" w:hint="eastAsia"/>
+          <w:b w:val="0"/>
+          <w:bCs w:val="0"/>
+        </w:rPr>
+      </w:pPr>
+    </w:p>
+    <w:p>
+      <w:pPr>
+        <w:pStyle w:val="NormalWeb"/>
+        <w:rPr>
+          <w:rStyle w:val="Strong"/>
+          <w:rFonts w:ascii="Time s New Roman" w:hAnsi="Time s New Roman" w:hint="eastAsia"/>
+          <w:b w:val="0"/>
+          <w:bCs w:val="0"/>
+        </w:rPr>
+      </w:pPr>
+    </w:p>
+    <w:p>
+      <w:pPr>
+        <w:pStyle w:val="NormalWeb"/>
+        <w:rPr>
+          <w:rStyle w:val="Strong"/>
+          <w:rFonts w:ascii="Time s New Roman" w:hAnsi="Time s New Roman" w:hint="eastAsia"/>
+          <w:b w:val="0"/>
+          <w:bCs w:val="0"/>
+        </w:rPr>
+      </w:pPr>
+    </w:p>
+    <w:p>
+      <w:pPr>
+        <w:pStyle w:val="NormalWeb"/>
+        <w:rPr>
+          <w:rStyle w:val="Strong"/>
+          <w:rFonts w:ascii="Time s New Roman" w:hAnsi="Time s New Roman" w:hint="eastAsia"/>
+          <w:b w:val="0"/>
+          <w:bCs w:val="0"/>
+        </w:rPr>
+      </w:pPr>
+    </w:p>
+    <w:p>
+      <w:pPr>
+        <w:pStyle w:val="NormalWeb"/>
+        <w:rPr>
+          <w:rStyle w:val="Strong"/>
+          <w:rFonts w:ascii="Time s New Roman" w:hAnsi="Time s New Roman" w:hint="eastAsia"/>
+          <w:b w:val="0"/>
+          <w:bCs w:val="0"/>
+        </w:rPr>
+      </w:pPr>
+    </w:p>
+    <w:p>
+      <w:pPr>
+        <w:pStyle w:val="NormalWeb"/>
+        <w:rPr>
+          <w:rStyle w:val="Strong"/>
+          <w:rFonts w:ascii="Time s New Roman" w:hAnsi="Time s New Roman" w:hint="eastAsia"/>
+          <w:b w:val="0"/>
+          <w:bCs w:val="0"/>
+        </w:rPr>
+      </w:pPr>
+    </w:p>
+    <w:p>
+      <w:pPr>
+        <w:pStyle w:val="NormalWeb"/>
+        <w:rPr>
+          <w:rStyle w:val="Strong"/>
+          <w:rFonts w:ascii="Time s New Roman" w:hAnsi="Time s New Roman" w:hint="eastAsia"/>
+          <w:b w:val="0"/>
+          <w:bCs w:val="0"/>
+        </w:rPr>
+      </w:pPr>
+    </w:p>
+    <w:p>
+      <w:pPr>
+        <w:pStyle w:val="NormalWeb"/>
+        <w:rPr>
+          <w:rStyle w:val="Strong"/>
+          <w:rFonts w:ascii="Time s New Roman" w:hAnsi="Time s New Roman" w:hint="eastAsia"/>
+          <w:b w:val="0"/>
+          <w:bCs w:val="0"/>
+        </w:rPr>
+      </w:pPr>
+    </w:p>
+    <w:p>
+      <w:pPr>
+        <w:pStyle w:val="NormalWeb"/>
+        <w:rPr>
+          <w:rStyle w:val="Strong"/>
+          <w:rFonts w:ascii="Time s New Roman" w:hAnsi="Time s New Roman" w:hint="eastAsia"/>
+          <w:b w:val="0"/>
+          <w:bCs w:val="0"/>
+        </w:rPr>
+      </w:pPr>
+    </w:p>
+    <w:p>
+      <w:pPr>
+        <w:pStyle w:val="NormalWeb"/>
+        <w:rPr>
+          <w:rStyle w:val="Strong"/>
+          <w:rFonts w:ascii="Time s New Roman" w:hAnsi="Time s New Roman" w:hint="eastAsia"/>
+          <w:b w:val="0"/>
+          <w:bCs w:val="0"/>
+        </w:rPr>
+      </w:pPr>
+    </w:p>
+    <w:p>
+      <w:pPr>
+        <w:pStyle w:val="NormalWeb"/>
+        <w:rPr>
+          <w:rStyle w:val="Strong"/>
+          <w:rFonts w:ascii="Time s New Roman" w:hAnsi="Time s New Roman" w:hint="eastAsia"/>
+          <w:b w:val="0"/>
+          <w:bCs w:val="0"/>
+        </w:rPr>
+      </w:pPr>
+    </w:p>
+    <w:p>
+      <w:pPr>
+        <w:pStyle w:val="NormalWeb"/>
+        <w:rPr>
+          <w:rStyle w:val="Strong"/>
+          <w:rFonts w:ascii="Time s New Roman" w:hAnsi="Time s New Roman" w:hint="eastAsia"/>
+          <w:b w:val="0"/>
+          <w:bCs w:val="0"/>
+        </w:rPr>
+      </w:pPr>
+    </w:p>
+    <w:p>
+      <w:pPr>
+        <w:pStyle w:val="NormalWeb"/>
+        <w:rPr>
+          <w:rStyle w:val="Strong"/>
+          <w:rFonts w:ascii="Time s New Roman" w:hAnsi="Time s New Roman" w:hint="eastAsia"/>
           <w:b w:val="0"/>
           <w:bCs w:val="0"/>
           <w:lang w:val="vi-VN"/>
@@ -361,7 +361,7 @@
         <w:jc w:val="center"/>
         <w:rPr>
           <w:rStyle w:val="Strong"/>
-          <w:rFonts w:ascii="Time s New Roman" w:hAnsi="Time s New Roman"/>
+          <w:rFonts w:ascii="Time s New Roman" w:hAnsi="Time s New Roman" w:hint="eastAsia"/>
           <w:sz w:val="30"/>
           <w:szCs w:val="36"/>
           <w:lang w:val="vi-VN"/>
@@ -382,15 +382,15 @@
       <w:pPr>
         <w:pStyle w:val="NormalWeb"/>
         <w:rPr>
-          <w:rFonts w:ascii="Time s New Roman" w:hAnsi="Time s New Roman"/>
-        </w:rPr>
-      </w:pPr>
-    </w:p>
-    <w:p>
-      <w:pPr>
-        <w:pStyle w:val="NormalWeb"/>
-        <w:rPr>
-          <w:rFonts w:ascii="Time s New Roman" w:hAnsi="Time s New Roman"/>
+          <w:rFonts w:ascii="Time s New Roman" w:hAnsi="Time s New Roman" w:hint="eastAsia"/>
+        </w:rPr>
+      </w:pPr>
+    </w:p>
+    <w:p>
+      <w:pPr>
+        <w:pStyle w:val="NormalWeb"/>
+        <w:rPr>
+          <w:rFonts w:ascii="Time s New Roman" w:hAnsi="Time s New Roman" w:hint="eastAsia"/>
         </w:rPr>
       </w:pPr>
       <w:r>
@@ -404,7 +404,7 @@
       <w:pPr>
         <w:pStyle w:val="NormalWeb"/>
         <w:rPr>
-          <w:rFonts w:ascii="Time s New Roman" w:hAnsi="Time s New Roman"/>
+          <w:rFonts w:ascii="Time s New Roman" w:hAnsi="Time s New Roman" w:hint="eastAsia"/>
         </w:rPr>
       </w:pPr>
       <w:r>
@@ -418,7 +418,7 @@
       <w:pPr>
         <w:pStyle w:val="NormalWeb"/>
         <w:rPr>
-          <w:rFonts w:ascii="Time s New Roman" w:hAnsi="Time s New Roman"/>
+          <w:rFonts w:ascii="Time s New Roman" w:hAnsi="Time s New Roman" w:hint="eastAsia"/>
         </w:rPr>
       </w:pPr>
       <w:r>
@@ -432,7 +432,7 @@
       <w:pPr>
         <w:pStyle w:val="NormalWeb"/>
         <w:rPr>
-          <w:rFonts w:ascii="Time s New Roman" w:hAnsi="Time s New Roman"/>
+          <w:rFonts w:ascii="Time s New Roman" w:hAnsi="Time s New Roman" w:hint="eastAsia"/>
         </w:rPr>
       </w:pPr>
       <w:r>
@@ -446,7 +446,7 @@
       <w:pPr>
         <w:pStyle w:val="NormalWeb"/>
         <w:rPr>
-          <w:rFonts w:ascii="Time s New Roman" w:hAnsi="Time s New Roman"/>
+          <w:rFonts w:ascii="Time s New Roman" w:hAnsi="Time s New Roman" w:hint="eastAsia"/>
         </w:rPr>
       </w:pPr>
       <w:r>
@@ -460,7 +460,7 @@
       <w:pPr>
         <w:pStyle w:val="NormalWeb"/>
         <w:rPr>
-          <w:rFonts w:ascii="Time s New Roman" w:hAnsi="Time s New Roman"/>
+          <w:rFonts w:ascii="Time s New Roman" w:hAnsi="Time s New Roman" w:hint="eastAsia"/>
         </w:rPr>
       </w:pPr>
       <w:r>
@@ -474,7 +474,7 @@
       <w:pPr>
         <w:pStyle w:val="NormalWeb"/>
         <w:rPr>
-          <w:rFonts w:ascii="Time s New Roman" w:hAnsi="Time s New Roman"/>
+          <w:rFonts w:ascii="Time s New Roman" w:hAnsi="Time s New Roman" w:hint="eastAsia"/>
         </w:rPr>
       </w:pPr>
       <w:r>
@@ -505,7 +505,7 @@
           <w:numId w:val="1"/>
         </w:numPr>
         <w:rPr>
-          <w:rFonts w:ascii="Time s New Roman" w:hAnsi="Time s New Roman"/>
+          <w:rFonts w:ascii="Time s New Roman" w:hAnsi="Time s New Roman" w:hint="eastAsia"/>
         </w:rPr>
       </w:pPr>
       <w:r>
@@ -523,7 +523,7 @@
           <w:numId w:val="1"/>
         </w:numPr>
         <w:rPr>
-          <w:rFonts w:ascii="Time s New Roman" w:hAnsi="Time s New Roman"/>
+          <w:rFonts w:ascii="Time s New Roman" w:hAnsi="Time s New Roman" w:hint="eastAsia"/>
         </w:rPr>
       </w:pPr>
       <w:r>
@@ -537,7 +537,7 @@
       <w:pPr>
         <w:pStyle w:val="NormalWeb"/>
         <w:rPr>
-          <w:rFonts w:ascii="Time s New Roman" w:hAnsi="Time s New Roman"/>
+          <w:rFonts w:ascii="Time s New Roman" w:hAnsi="Time s New Roman" w:hint="eastAsia"/>
         </w:rPr>
       </w:pPr>
       <w:r>
@@ -568,7 +568,7 @@
           <w:numId w:val="2"/>
         </w:numPr>
         <w:rPr>
-          <w:rFonts w:ascii="Time s New Roman" w:hAnsi="Time s New Roman"/>
+          <w:rFonts w:ascii="Time s New Roman" w:hAnsi="Time s New Roman" w:hint="eastAsia"/>
         </w:rPr>
       </w:pPr>
       <w:r>
@@ -586,7 +586,7 @@
           <w:numId w:val="2"/>
         </w:numPr>
         <w:rPr>
-          <w:rFonts w:ascii="Time s New Roman" w:hAnsi="Time s New Roman"/>
+          <w:rFonts w:ascii="Time s New Roman" w:hAnsi="Time s New Roman" w:hint="eastAsia"/>
         </w:rPr>
       </w:pPr>
       <w:r>
@@ -604,7 +604,7 @@
           <w:numId w:val="2"/>
         </w:numPr>
         <w:rPr>
-          <w:rFonts w:ascii="Time s New Roman" w:hAnsi="Time s New Roman"/>
+          <w:rFonts w:ascii="Time s New Roman" w:hAnsi="Time s New Roman" w:hint="eastAsia"/>
         </w:rPr>
       </w:pPr>
       <w:r>
@@ -618,7 +618,7 @@
       <w:pPr>
         <w:pStyle w:val="NormalWeb"/>
         <w:rPr>
-          <w:rFonts w:ascii="Time s New Roman" w:hAnsi="Time s New Roman"/>
+          <w:rFonts w:ascii="Time s New Roman" w:hAnsi="Time s New Roman" w:hint="eastAsia"/>
         </w:rPr>
       </w:pPr>
       <w:r>
@@ -649,7 +649,7 @@
           <w:numId w:val="3"/>
         </w:numPr>
         <w:rPr>
-          <w:rFonts w:ascii="Time s New Roman" w:hAnsi="Time s New Roman"/>
+          <w:rFonts w:ascii="Time s New Roman" w:hAnsi="Time s New Roman" w:hint="eastAsia"/>
         </w:rPr>
       </w:pPr>
       <w:r>
@@ -667,7 +667,7 @@
           <w:numId w:val="3"/>
         </w:numPr>
         <w:rPr>
-          <w:rFonts w:ascii="Time s New Roman" w:hAnsi="Time s New Roman"/>
+          <w:rFonts w:ascii="Time s New Roman" w:hAnsi="Time s New Roman" w:hint="eastAsia"/>
         </w:rPr>
       </w:pPr>
       <w:r>
@@ -682,17 +682,17 @@
         <w:pStyle w:val="NormalWeb"/>
         <w:rPr>
           <w:rStyle w:val="Strong"/>
-          <w:rFonts w:ascii="Time s New Roman" w:hAnsi="Time s New Roman"/>
-          <w:b w:val="0"/>
-          <w:bCs w:val="0"/>
-        </w:rPr>
-      </w:pPr>
-    </w:p>
-    <w:p>
-      <w:pPr>
-        <w:pStyle w:val="NormalWeb"/>
-        <w:rPr>
-          <w:rFonts w:ascii="Time s New Roman" w:hAnsi="Time s New Roman"/>
+          <w:rFonts w:ascii="Time s New Roman" w:hAnsi="Time s New Roman" w:hint="eastAsia"/>
+          <w:b w:val="0"/>
+          <w:bCs w:val="0"/>
+        </w:rPr>
+      </w:pPr>
+    </w:p>
+    <w:p>
+      <w:pPr>
+        <w:pStyle w:val="NormalWeb"/>
+        <w:rPr>
+          <w:rFonts w:ascii="Time s New Roman" w:hAnsi="Time s New Roman" w:hint="eastAsia"/>
         </w:rPr>
       </w:pPr>
       <w:r>
@@ -715,7 +715,7 @@
       <w:pPr>
         <w:pStyle w:val="NormalWeb"/>
         <w:rPr>
-          <w:rFonts w:ascii="Time s New Roman" w:hAnsi="Time s New Roman"/>
+          <w:rFonts w:ascii="Time s New Roman" w:hAnsi="Time s New Roman" w:hint="eastAsia"/>
         </w:rPr>
       </w:pPr>
       <w:r>
@@ -729,7 +729,7 @@
       <w:pPr>
         <w:pStyle w:val="NormalWeb"/>
         <w:rPr>
-          <w:rFonts w:ascii="Time s New Roman" w:hAnsi="Time s New Roman"/>
+          <w:rFonts w:ascii="Time s New Roman" w:hAnsi="Time s New Roman" w:hint="eastAsia"/>
         </w:rPr>
       </w:pPr>
       <w:r>
@@ -743,7 +743,7 @@
       <w:pPr>
         <w:pStyle w:val="NormalWeb"/>
         <w:rPr>
-          <w:rFonts w:ascii="Time s New Roman" w:hAnsi="Time s New Roman"/>
+          <w:rFonts w:ascii="Time s New Roman" w:hAnsi="Time s New Roman" w:hint="eastAsia"/>
         </w:rPr>
       </w:pPr>
       <w:r>
@@ -761,7 +761,7 @@
           <w:numId w:val="4"/>
         </w:numPr>
         <w:rPr>
-          <w:rFonts w:ascii="Time s New Roman" w:hAnsi="Time s New Roman"/>
+          <w:rFonts w:ascii="Time s New Roman" w:hAnsi="Time s New Roman" w:hint="eastAsia"/>
         </w:rPr>
       </w:pPr>
       <w:r>
@@ -780,7 +780,7 @@
           <w:numId w:val="4"/>
         </w:numPr>
         <w:rPr>
-          <w:rFonts w:ascii="Time s New Roman" w:hAnsi="Time s New Roman"/>
+          <w:rFonts w:ascii="Time s New Roman" w:hAnsi="Time s New Roman" w:hint="eastAsia"/>
         </w:rPr>
       </w:pPr>
       <w:r>
@@ -798,7 +798,7 @@
           <w:numId w:val="4"/>
         </w:numPr>
         <w:rPr>
-          <w:rFonts w:ascii="Time s New Roman" w:hAnsi="Time s New Roman"/>
+          <w:rFonts w:ascii="Time s New Roman" w:hAnsi="Time s New Roman" w:hint="eastAsia"/>
         </w:rPr>
       </w:pPr>
       <w:r>
@@ -812,15 +812,15 @@
       <w:pPr>
         <w:pStyle w:val="NormalWeb"/>
         <w:rPr>
-          <w:rFonts w:ascii="Time s New Roman" w:hAnsi="Time s New Roman"/>
-        </w:rPr>
-      </w:pPr>
-    </w:p>
-    <w:p>
-      <w:pPr>
-        <w:pStyle w:val="NormalWeb"/>
-        <w:rPr>
-          <w:rFonts w:ascii="Time s New Roman" w:hAnsi="Time s New Roman"/>
+          <w:rFonts w:ascii="Time s New Roman" w:hAnsi="Time s New Roman" w:hint="eastAsia"/>
+        </w:rPr>
+      </w:pPr>
+    </w:p>
+    <w:p>
+      <w:pPr>
+        <w:pStyle w:val="NormalWeb"/>
+        <w:rPr>
+          <w:rFonts w:ascii="Time s New Roman" w:hAnsi="Time s New Roman" w:hint="eastAsia"/>
         </w:rPr>
       </w:pPr>
       <w:r>
@@ -838,7 +838,7 @@
           <w:numId w:val="5"/>
         </w:numPr>
         <w:rPr>
-          <w:rFonts w:ascii="Time s New Roman" w:hAnsi="Time s New Roman"/>
+          <w:rFonts w:ascii="Time s New Roman" w:hAnsi="Time s New Roman" w:hint="eastAsia"/>
         </w:rPr>
       </w:pPr>
       <w:r>
@@ -856,7 +856,7 @@
           <w:numId w:val="5"/>
         </w:numPr>
         <w:rPr>
-          <w:rFonts w:ascii="Time s New Roman" w:hAnsi="Time s New Roman"/>
+          <w:rFonts w:ascii="Time s New Roman" w:hAnsi="Time s New Roman" w:hint="eastAsia"/>
         </w:rPr>
       </w:pPr>
       <w:r>
@@ -887,8 +887,27 @@
     <w:p>
       <w:pPr>
         <w:pStyle w:val="NormalWeb"/>
-        <w:rPr>
-          <w:rFonts w:ascii="Time s New Roman" w:hAnsi="Time s New Roman"/>
+        <w:numPr>
+          <w:ilvl w:val="0"/>
+          <w:numId w:val="5"/>
+        </w:numPr>
+        <w:rPr>
+          <w:rFonts w:ascii="Time s New Roman" w:hAnsi="Time s New Roman" w:hint="eastAsia"/>
+        </w:rPr>
+      </w:pPr>
+      <w:r>
+        <w:rPr>
+          <w:rFonts w:ascii="Time s New Roman" w:hAnsi="Time s New Roman"/>
+          <w:lang w:val="vi-VN"/>
+        </w:rPr>
+        <w:t>Bổ sung tại sao lại sử dụng MQTT thay vì các giao thức truyền tin khác</w:t>
+      </w:r>
+    </w:p>
+    <w:p>
+      <w:pPr>
+        <w:pStyle w:val="NormalWeb"/>
+        <w:rPr>
+          <w:rFonts w:ascii="Time s New Roman" w:hAnsi="Time s New Roman" w:hint="eastAsia"/>
         </w:rPr>
       </w:pPr>
       <w:r>
@@ -902,7 +921,7 @@
       <w:pPr>
         <w:pStyle w:val="NormalWeb"/>
         <w:rPr>
-          <w:rFonts w:ascii="Time s New Roman" w:hAnsi="Time s New Roman"/>
+          <w:rFonts w:ascii="Time s New Roman" w:hAnsi="Time s New Roman" w:hint="eastAsia"/>
         </w:rPr>
       </w:pPr>
       <w:r>
@@ -920,7 +939,7 @@
           <w:numId w:val="6"/>
         </w:numPr>
         <w:rPr>
-          <w:rFonts w:ascii="Time s New Roman" w:hAnsi="Time s New Roman"/>
+          <w:rFonts w:ascii="Time s New Roman" w:hAnsi="Time s New Roman" w:hint="eastAsia"/>
         </w:rPr>
       </w:pPr>
       <w:r>
@@ -938,7 +957,7 @@
           <w:numId w:val="6"/>
         </w:numPr>
         <w:rPr>
-          <w:rFonts w:ascii="Time s New Roman" w:hAnsi="Time s New Roman"/>
+          <w:rFonts w:ascii="Time s New Roman" w:hAnsi="Time s New Roman" w:hint="eastAsia"/>
         </w:rPr>
       </w:pPr>
       <w:r>
@@ -982,7 +1001,7 @@
           <w:numId w:val="6"/>
         </w:numPr>
         <w:rPr>
-          <w:rFonts w:ascii="Time s New Roman" w:hAnsi="Time s New Roman"/>
+          <w:rFonts w:ascii="Time s New Roman" w:hAnsi="Time s New Roman" w:hint="eastAsia"/>
         </w:rPr>
       </w:pPr>
       <w:r>
@@ -998,6 +1017,7 @@
         <w:pStyle w:val="NormalWeb"/>
         <w:rPr>
           <w:rFonts w:ascii="Time s New Roman" w:hAnsi="Time s New Roman"/>
+          <w:lang w:val="vi-VN"/>
         </w:rPr>
       </w:pPr>
       <w:r>
@@ -1005,6 +1025,29 @@
           <w:rFonts w:ascii="Time s New Roman" w:hAnsi="Time s New Roman"/>
         </w:rPr>
         <w:t>3.2 Xây dựng giao diện Web</w:t>
+      </w:r>
+    </w:p>
+    <w:p>
+      <w:pPr>
+        <w:pStyle w:val="NormalWeb"/>
+        <w:rPr>
+          <w:rFonts w:ascii="Time s New Roman" w:hAnsi="Time s New Roman" w:hint="eastAsia"/>
+          <w:lang w:val="vi-VN"/>
+        </w:rPr>
+      </w:pPr>
+      <w:r>
+        <w:rPr>
+          <w:rFonts w:ascii="Time s New Roman" w:hAnsi="Time s New Roman" w:hint="eastAsia"/>
+          <w:lang w:val="vi-VN"/>
+        </w:rPr>
+        <w:t>M</w:t>
+      </w:r>
+      <w:r>
+        <w:rPr>
+          <w:rFonts w:ascii="Time s New Roman" w:hAnsi="Time s New Roman"/>
+          <w:lang w:val="vi-VN"/>
+        </w:rPr>
+        <w:t>ột số khu vực viết một vài đoạn nhỏ như &lt;img&gt; ... thì có thể chụp ảnh đoạn đó và cho vào cho nó trực quan, hoặc copy code rán riêng cho nó một ô là đc</w:t>
       </w:r>
     </w:p>
     <w:p>
@@ -1015,7 +1058,7 @@
           <w:numId w:val="7"/>
         </w:numPr>
         <w:rPr>
-          <w:rFonts w:ascii="Time s New Roman" w:hAnsi="Time s New Roman"/>
+          <w:rFonts w:ascii="Time s New Roman" w:hAnsi="Time s New Roman" w:hint="eastAsia"/>
         </w:rPr>
       </w:pPr>
       <w:r>
@@ -1033,7 +1076,7 @@
           <w:numId w:val="7"/>
         </w:numPr>
         <w:rPr>
-          <w:rFonts w:ascii="Time s New Roman" w:hAnsi="Time s New Roman"/>
+          <w:rFonts w:ascii="Time s New Roman" w:hAnsi="Time s New Roman" w:hint="eastAsia"/>
         </w:rPr>
       </w:pPr>
       <w:r>
@@ -1051,7 +1094,7 @@
           <w:numId w:val="7"/>
         </w:numPr>
         <w:rPr>
-          <w:rFonts w:ascii="Time s New Roman" w:hAnsi="Time s New Roman"/>
+          <w:rFonts w:ascii="Time s New Roman" w:hAnsi="Time s New Roman" w:hint="eastAsia"/>
         </w:rPr>
       </w:pPr>
       <w:r>
@@ -1070,7 +1113,7 @@
           <w:numId w:val="7"/>
         </w:numPr>
         <w:rPr>
-          <w:rFonts w:ascii="Time s New Roman" w:hAnsi="Time s New Roman"/>
+          <w:rFonts w:ascii="Time s New Roman" w:hAnsi="Time s New Roman" w:hint="eastAsia"/>
         </w:rPr>
       </w:pPr>
       <w:r>
@@ -1085,7 +1128,7 @@
       <w:pPr>
         <w:pStyle w:val="NormalWeb"/>
         <w:rPr>
-          <w:rFonts w:ascii="Time s New Roman" w:hAnsi="Time s New Roman"/>
+          <w:rFonts w:ascii="Time s New Roman" w:hAnsi="Time s New Roman" w:hint="eastAsia"/>
           <w:lang w:val="vi-VN"/>
         </w:rPr>
       </w:pPr>
@@ -1100,7 +1143,7 @@
       <w:pPr>
         <w:pStyle w:val="NormalWeb"/>
         <w:rPr>
-          <w:rFonts w:ascii="Time s New Roman" w:hAnsi="Time s New Roman"/>
+          <w:rFonts w:ascii="Time s New Roman" w:hAnsi="Time s New Roman" w:hint="eastAsia"/>
           <w:lang w:val="vi-VN"/>
         </w:rPr>
       </w:pPr>
@@ -1115,7 +1158,7 @@
       <w:pPr>
         <w:pStyle w:val="NormalWeb"/>
         <w:rPr>
-          <w:rFonts w:ascii="Time s New Roman" w:hAnsi="Time s New Roman"/>
+          <w:rFonts w:ascii="Time s New Roman" w:hAnsi="Time s New Roman" w:hint="eastAsia"/>
           <w:lang w:val="vi-VN"/>
         </w:rPr>
       </w:pPr>
@@ -1130,7 +1173,7 @@
       <w:pPr>
         <w:pStyle w:val="NormalWeb"/>
         <w:rPr>
-          <w:rFonts w:ascii="Time s New Roman" w:hAnsi="Time s New Roman"/>
+          <w:rFonts w:ascii="Time s New Roman" w:hAnsi="Time s New Roman" w:hint="eastAsia"/>
           <w:lang w:val="vi-VN"/>
         </w:rPr>
       </w:pPr>
@@ -1145,7 +1188,7 @@
       <w:pPr>
         <w:pStyle w:val="NormalWeb"/>
         <w:rPr>
-          <w:rFonts w:ascii="Time s New Roman" w:hAnsi="Time s New Roman"/>
+          <w:rFonts w:ascii="Time s New Roman" w:hAnsi="Time s New Roman" w:hint="eastAsia"/>
           <w:lang w:val="vi-VN"/>
         </w:rPr>
       </w:pPr>
@@ -1160,7 +1203,7 @@
       <w:pPr>
         <w:pStyle w:val="NormalWeb"/>
         <w:rPr>
-          <w:rFonts w:ascii="Time s New Roman" w:hAnsi="Time s New Roman"/>
+          <w:rFonts w:ascii="Time s New Roman" w:hAnsi="Time s New Roman" w:hint="eastAsia"/>
           <w:lang w:val="vi-VN"/>
         </w:rPr>
       </w:pPr>
@@ -1175,7 +1218,7 @@
       <w:pPr>
         <w:pStyle w:val="NormalWeb"/>
         <w:rPr>
-          <w:rFonts w:ascii="Time s New Roman" w:hAnsi="Time s New Roman"/>
+          <w:rFonts w:ascii="Time s New Roman" w:hAnsi="Time s New Roman" w:hint="eastAsia"/>
           <w:lang w:val="vi-VN"/>
         </w:rPr>
       </w:pPr>
@@ -1191,7 +1234,7 @@
       <w:pPr>
         <w:pStyle w:val="NormalWeb"/>
         <w:rPr>
-          <w:rFonts w:ascii="Time s New Roman" w:hAnsi="Time s New Roman"/>
+          <w:rFonts w:ascii="Time s New Roman" w:hAnsi="Time s New Roman" w:hint="eastAsia"/>
         </w:rPr>
       </w:pPr>
       <w:r>
@@ -1199,7 +1242,7 @@
           <w:rFonts w:ascii="Time s New Roman" w:hAnsi="Time s New Roman"/>
         </w:rPr>
         <w:pict w14:anchorId="2CAB44B5">
-          <v:rect id="_x0000_i1065" style="width:0;height:1.5pt" o:hrstd="t" o:hr="t" fillcolor="#a0a0a0" stroked="f"/>
+          <v:rect id="_x0000_i1025" style="width:0;height:1.5pt" o:hrstd="t" o:hr="t" fillcolor="#a0a0a0" stroked="f"/>
         </w:pict>
       </w:r>
     </w:p>
@@ -1207,7 +1250,7 @@
       <w:pPr>
         <w:pStyle w:val="NormalWeb"/>
         <w:rPr>
-          <w:rFonts w:ascii="Time s New Roman" w:hAnsi="Time s New Roman"/>
+          <w:rFonts w:ascii="Time s New Roman" w:hAnsi="Time s New Roman" w:hint="eastAsia"/>
         </w:rPr>
       </w:pPr>
       <w:r>
@@ -1225,13 +1268,14 @@
           <w:numId w:val="8"/>
         </w:numPr>
         <w:rPr>
-          <w:rFonts w:ascii="Time s New Roman" w:hAnsi="Time s New Roman"/>
-        </w:rPr>
-      </w:pPr>
-      <w:r>
-        <w:rPr>
-          <w:rFonts w:ascii="Time s New Roman" w:hAnsi="Time s New Roman"/>
-        </w:rPr>
+          <w:rFonts w:ascii="Time s New Roman" w:hAnsi="Time s New Roman" w:hint="eastAsia"/>
+        </w:rPr>
+      </w:pPr>
+      <w:r>
+        <w:rPr>
+          <w:rFonts w:ascii="Time s New Roman" w:hAnsi="Time s New Roman"/>
+        </w:rPr>
+        <w:lastRenderedPageBreak/>
         <w:t>độ trễ</w:t>
       </w:r>
     </w:p>
@@ -1243,7 +1287,7 @@
           <w:numId w:val="8"/>
         </w:numPr>
         <w:rPr>
-          <w:rFonts w:ascii="Time s New Roman" w:hAnsi="Time s New Roman"/>
+          <w:rFonts w:ascii="Time s New Roman" w:hAnsi="Time s New Roman" w:hint="eastAsia"/>
         </w:rPr>
       </w:pPr>
       <w:r>
@@ -1257,16 +1301,15 @@
       <w:pPr>
         <w:pStyle w:val="NormalWeb"/>
         <w:rPr>
-          <w:rFonts w:ascii="Time s New Roman" w:hAnsi="Time s New Roman"/>
-          <w:lang w:val="vi-VN"/>
-        </w:rPr>
-      </w:pPr>
-      <w:r>
-        <w:rPr>
-          <w:rFonts w:ascii="Time s New Roman" w:hAnsi="Time s New Roman"/>
-          <w:lang w:val="vi-VN"/>
-        </w:rPr>
-        <w:lastRenderedPageBreak/>
+          <w:rFonts w:ascii="Time s New Roman" w:hAnsi="Time s New Roman" w:hint="eastAsia"/>
+          <w:lang w:val="vi-VN"/>
+        </w:rPr>
+      </w:pPr>
+      <w:r>
+        <w:rPr>
+          <w:rFonts w:ascii="Time s New Roman" w:hAnsi="Time s New Roman"/>
+          <w:lang w:val="vi-VN"/>
+        </w:rPr>
         <w:t>3.5 Giao thức kết nối</w:t>
       </w:r>
       <w:r>
@@ -1282,7 +1325,7 @@
       <w:pPr>
         <w:pStyle w:val="NormalWeb"/>
         <w:rPr>
-          <w:rFonts w:ascii="Time s New Roman" w:hAnsi="Time s New Roman"/>
+          <w:rFonts w:ascii="Time s New Roman" w:hAnsi="Time s New Roman" w:hint="eastAsia"/>
         </w:rPr>
       </w:pPr>
       <w:r>
@@ -1298,7 +1341,7 @@
         <w:pStyle w:val="NormalWeb"/>
         <w:rPr>
           <w:rStyle w:val="Strong"/>
-          <w:rFonts w:ascii="Time s New Roman" w:hAnsi="Time s New Roman"/>
+          <w:rFonts w:ascii="Time s New Roman" w:hAnsi="Time s New Roman" w:hint="eastAsia"/>
           <w:b w:val="0"/>
           <w:bCs w:val="0"/>
           <w:lang w:val="vi-VN"/>
@@ -1330,7 +1373,7 @@
         <w:pStyle w:val="NormalWeb"/>
         <w:rPr>
           <w:rStyle w:val="Strong"/>
-          <w:rFonts w:ascii="Time s New Roman" w:hAnsi="Time s New Roman"/>
+          <w:rFonts w:ascii="Time s New Roman" w:hAnsi="Time s New Roman" w:hint="eastAsia"/>
           <w:b w:val="0"/>
           <w:bCs w:val="0"/>
           <w:lang w:val="vi-VN"/>
@@ -1352,7 +1395,7 @@
         <w:pStyle w:val="NormalWeb"/>
         <w:rPr>
           <w:rStyle w:val="Strong"/>
-          <w:rFonts w:ascii="Time s New Roman" w:hAnsi="Time s New Roman"/>
+          <w:rFonts w:ascii="Time s New Roman" w:hAnsi="Time s New Roman" w:hint="eastAsia"/>
           <w:b w:val="0"/>
           <w:bCs w:val="0"/>
           <w:lang w:val="vi-VN"/>
@@ -1373,7 +1416,7 @@
       <w:pPr>
         <w:pStyle w:val="NormalWeb"/>
         <w:rPr>
-          <w:rFonts w:ascii="Time s New Roman" w:hAnsi="Time s New Roman"/>
+          <w:rFonts w:ascii="Time s New Roman" w:hAnsi="Time s New Roman" w:hint="eastAsia"/>
         </w:rPr>
       </w:pPr>
       <w:r>
@@ -1394,7 +1437,7 @@
       <w:pPr>
         <w:pStyle w:val="NormalWeb"/>
         <w:rPr>
-          <w:rFonts w:ascii="Time s New Roman" w:hAnsi="Time s New Roman"/>
+          <w:rFonts w:ascii="Time s New Roman" w:hAnsi="Time s New Roman" w:hint="eastAsia"/>
         </w:rPr>
       </w:pPr>
       <w:r>
@@ -1416,7 +1459,7 @@
         <w:pStyle w:val="NormalWeb"/>
         <w:rPr>
           <w:rStyle w:val="Strong"/>
-          <w:rFonts w:ascii="Time s New Roman" w:hAnsi="Time s New Roman"/>
+          <w:rFonts w:ascii="Time s New Roman" w:hAnsi="Time s New Roman" w:hint="eastAsia"/>
           <w:b w:val="0"/>
           <w:bCs w:val="0"/>
           <w:lang w:val="vi-VN"/>
@@ -1440,7 +1483,7 @@
       <w:pPr>
         <w:pStyle w:val="NormalWeb"/>
         <w:rPr>
-          <w:rFonts w:ascii="Time s New Roman" w:hAnsi="Time s New Roman"/>
+          <w:rFonts w:ascii="Time s New Roman" w:hAnsi="Time s New Roman" w:hint="eastAsia"/>
         </w:rPr>
       </w:pPr>
       <w:r>
@@ -1467,7 +1510,7 @@
       <w:pPr>
         <w:pStyle w:val="NormalWeb"/>
         <w:rPr>
-          <w:rFonts w:ascii="Time s New Roman" w:hAnsi="Time s New Roman"/>
+          <w:rFonts w:ascii="Time s New Roman" w:hAnsi="Time s New Roman" w:hint="eastAsia"/>
         </w:rPr>
       </w:pPr>
       <w:r>
@@ -1494,7 +1537,7 @@
       <w:pPr>
         <w:pStyle w:val="NormalWeb"/>
         <w:rPr>
-          <w:rFonts w:ascii="Time s New Roman" w:hAnsi="Time s New Roman"/>
+          <w:rFonts w:ascii="Time s New Roman" w:hAnsi="Time s New Roman" w:hint="eastAsia"/>
         </w:rPr>
       </w:pPr>
       <w:r>
@@ -1521,7 +1564,7 @@
       <w:pPr>
         <w:pStyle w:val="NormalWeb"/>
         <w:rPr>
-          <w:rFonts w:ascii="Time s New Roman" w:hAnsi="Time s New Roman"/>
+          <w:rFonts w:ascii="Time s New Roman" w:hAnsi="Time s New Roman" w:hint="eastAsia"/>
           <w:lang w:val="vi-VN"/>
         </w:rPr>
       </w:pPr>
@@ -1538,7 +1581,7 @@
       <w:pPr>
         <w:pStyle w:val="NormalWeb"/>
         <w:rPr>
-          <w:rFonts w:ascii="Time s New Roman" w:hAnsi="Time s New Roman"/>
+          <w:rFonts w:ascii="Time s New Roman" w:hAnsi="Time s New Roman" w:hint="eastAsia"/>
           <w:lang w:val="vi-VN"/>
         </w:rPr>
       </w:pPr>
@@ -1563,7 +1606,7 @@
         <w:pStyle w:val="NormalWeb"/>
         <w:rPr>
           <w:rStyle w:val="Strong"/>
-          <w:rFonts w:ascii="Time s New Roman" w:hAnsi="Time s New Roman"/>
+          <w:rFonts w:ascii="Time s New Roman" w:hAnsi="Time s New Roman" w:hint="eastAsia"/>
           <w:b w:val="0"/>
           <w:bCs w:val="0"/>
         </w:rPr>
@@ -1580,46 +1623,46 @@
         <w:pStyle w:val="NormalWeb"/>
         <w:rPr>
           <w:rStyle w:val="Strong"/>
-          <w:rFonts w:ascii="Time s New Roman" w:hAnsi="Time s New Roman"/>
-          <w:b w:val="0"/>
-          <w:bCs w:val="0"/>
-        </w:rPr>
-      </w:pPr>
-    </w:p>
-    <w:p>
-      <w:pPr>
-        <w:pStyle w:val="NormalWeb"/>
-        <w:rPr>
-          <w:rStyle w:val="Strong"/>
-          <w:rFonts w:ascii="Time s New Roman" w:hAnsi="Time s New Roman"/>
-          <w:b w:val="0"/>
-          <w:bCs w:val="0"/>
-        </w:rPr>
-      </w:pPr>
-    </w:p>
-    <w:p>
-      <w:pPr>
-        <w:pStyle w:val="NormalWeb"/>
-        <w:rPr>
-          <w:rStyle w:val="Strong"/>
-          <w:rFonts w:ascii="Time s New Roman" w:hAnsi="Time s New Roman"/>
-          <w:b w:val="0"/>
-          <w:bCs w:val="0"/>
-        </w:rPr>
-      </w:pPr>
-    </w:p>
-    <w:p>
-      <w:pPr>
-        <w:pStyle w:val="NormalWeb"/>
-        <w:rPr>
-          <w:rFonts w:ascii="Time s New Roman" w:hAnsi="Time s New Roman"/>
-        </w:rPr>
-      </w:pPr>
-    </w:p>
-    <w:p>
-      <w:pPr>
-        <w:rPr>
-          <w:rFonts w:ascii="Time s New Roman" w:hAnsi="Time s New Roman"/>
+          <w:rFonts w:ascii="Time s New Roman" w:hAnsi="Time s New Roman" w:hint="eastAsia"/>
+          <w:b w:val="0"/>
+          <w:bCs w:val="0"/>
+        </w:rPr>
+      </w:pPr>
+    </w:p>
+    <w:p>
+      <w:pPr>
+        <w:pStyle w:val="NormalWeb"/>
+        <w:rPr>
+          <w:rStyle w:val="Strong"/>
+          <w:rFonts w:ascii="Time s New Roman" w:hAnsi="Time s New Roman" w:hint="eastAsia"/>
+          <w:b w:val="0"/>
+          <w:bCs w:val="0"/>
+        </w:rPr>
+      </w:pPr>
+    </w:p>
+    <w:p>
+      <w:pPr>
+        <w:pStyle w:val="NormalWeb"/>
+        <w:rPr>
+          <w:rStyle w:val="Strong"/>
+          <w:rFonts w:ascii="Time s New Roman" w:hAnsi="Time s New Roman" w:hint="eastAsia"/>
+          <w:b w:val="0"/>
+          <w:bCs w:val="0"/>
+        </w:rPr>
+      </w:pPr>
+    </w:p>
+    <w:p>
+      <w:pPr>
+        <w:pStyle w:val="NormalWeb"/>
+        <w:rPr>
+          <w:rFonts w:ascii="Time s New Roman" w:hAnsi="Time s New Roman" w:hint="eastAsia"/>
+        </w:rPr>
+      </w:pPr>
+    </w:p>
+    <w:p>
+      <w:pPr>
+        <w:rPr>
+          <w:rFonts w:ascii="Time s New Roman" w:hAnsi="Time s New Roman" w:hint="eastAsia"/>
         </w:rPr>
       </w:pPr>
     </w:p>
@@ -2736,7 +2779,7 @@
         <w:sz w:val="20"/>
       </w:rPr>
     </w:lvl>
-    <w:lvl w:ilvl="1" w:tentative="1">
+    <w:lvl w:ilvl="1">
       <w:start w:val="1"/>
       <w:numFmt w:val="bullet"/>
       <w:lvlText w:val="o"/>
@@ -3507,6 +3550,7 @@
   <w:style w:type="character" w:default="1" w:styleId="DefaultParagraphFont">
     <w:name w:val="Default Paragraph Font"/>
     <w:uiPriority w:val="1"/>
+    <w:semiHidden/>
     <w:unhideWhenUsed/>
   </w:style>
   <w:style w:type="table" w:default="1" w:styleId="TableNormal">

--- a/Tài liệu/Đạt/New DOCX Document.docx
+++ b/Tài liệu/Đạt/New DOCX Document.docx
@@ -9,14 +9,105 @@
           <w:rFonts w:ascii="Time s New Roman" w:hAnsi="Time s New Roman" w:hint="eastAsia"/>
         </w:rPr>
       </w:pPr>
-      <w:r>
-        <w:rPr>
-          <w:rStyle w:val="Strong"/>
-          <w:rFonts w:ascii="Time s New Roman" w:hAnsi="Time s New Roman"/>
-          <w:b w:val="0"/>
-          <w:bCs w:val="0"/>
-        </w:rPr>
-        <w:t>Tên 1 (ngắn gọn, dễ hiểu):</w:t>
+      <w:proofErr w:type="spellStart"/>
+      <w:r>
+        <w:rPr>
+          <w:rStyle w:val="Strong"/>
+          <w:rFonts w:ascii="Time s New Roman" w:hAnsi="Time s New Roman"/>
+          <w:b w:val="0"/>
+          <w:bCs w:val="0"/>
+        </w:rPr>
+        <w:t>Tên</w:t>
+      </w:r>
+      <w:proofErr w:type="spellEnd"/>
+      <w:r>
+        <w:rPr>
+          <w:rStyle w:val="Strong"/>
+          <w:rFonts w:ascii="Time s New Roman" w:hAnsi="Time s New Roman"/>
+          <w:b w:val="0"/>
+          <w:bCs w:val="0"/>
+        </w:rPr>
+        <w:t xml:space="preserve"> 1 (</w:t>
+      </w:r>
+      <w:proofErr w:type="spellStart"/>
+      <w:r>
+        <w:rPr>
+          <w:rStyle w:val="Strong"/>
+          <w:rFonts w:ascii="Time s New Roman" w:hAnsi="Time s New Roman"/>
+          <w:b w:val="0"/>
+          <w:bCs w:val="0"/>
+        </w:rPr>
+        <w:t>ngắn</w:t>
+      </w:r>
+      <w:proofErr w:type="spellEnd"/>
+      <w:r>
+        <w:rPr>
+          <w:rStyle w:val="Strong"/>
+          <w:rFonts w:ascii="Time s New Roman" w:hAnsi="Time s New Roman"/>
+          <w:b w:val="0"/>
+          <w:bCs w:val="0"/>
+        </w:rPr>
+        <w:t xml:space="preserve"> </w:t>
+      </w:r>
+      <w:proofErr w:type="spellStart"/>
+      <w:r>
+        <w:rPr>
+          <w:rStyle w:val="Strong"/>
+          <w:rFonts w:ascii="Time s New Roman" w:hAnsi="Time s New Roman"/>
+          <w:b w:val="0"/>
+          <w:bCs w:val="0"/>
+        </w:rPr>
+        <w:t>gọn</w:t>
+      </w:r>
+      <w:proofErr w:type="spellEnd"/>
+      <w:r>
+        <w:rPr>
+          <w:rStyle w:val="Strong"/>
+          <w:rFonts w:ascii="Time s New Roman" w:hAnsi="Time s New Roman"/>
+          <w:b w:val="0"/>
+          <w:bCs w:val="0"/>
+        </w:rPr>
+        <w:t xml:space="preserve">, </w:t>
+      </w:r>
+      <w:proofErr w:type="spellStart"/>
+      <w:r>
+        <w:rPr>
+          <w:rStyle w:val="Strong"/>
+          <w:rFonts w:ascii="Time s New Roman" w:hAnsi="Time s New Roman"/>
+          <w:b w:val="0"/>
+          <w:bCs w:val="0"/>
+        </w:rPr>
+        <w:t>dễ</w:t>
+      </w:r>
+      <w:proofErr w:type="spellEnd"/>
+      <w:r>
+        <w:rPr>
+          <w:rStyle w:val="Strong"/>
+          <w:rFonts w:ascii="Time s New Roman" w:hAnsi="Time s New Roman"/>
+          <w:b w:val="0"/>
+          <w:bCs w:val="0"/>
+        </w:rPr>
+        <w:t xml:space="preserve"> </w:t>
+      </w:r>
+      <w:proofErr w:type="spellStart"/>
+      <w:r>
+        <w:rPr>
+          <w:rStyle w:val="Strong"/>
+          <w:rFonts w:ascii="Time s New Roman" w:hAnsi="Time s New Roman"/>
+          <w:b w:val="0"/>
+          <w:bCs w:val="0"/>
+        </w:rPr>
+        <w:t>hiểu</w:t>
+      </w:r>
+      <w:proofErr w:type="spellEnd"/>
+      <w:r>
+        <w:rPr>
+          <w:rStyle w:val="Strong"/>
+          <w:rFonts w:ascii="Time s New Roman" w:hAnsi="Time s New Roman"/>
+          <w:b w:val="0"/>
+          <w:bCs w:val="0"/>
+        </w:rPr>
+        <w:t>):</w:t>
       </w:r>
       <w:r>
         <w:rPr>
@@ -31,7 +122,407 @@
           <w:b w:val="0"/>
           <w:bCs w:val="0"/>
         </w:rPr>
-        <w:t>“Hệ thống điều khiển thiết bị ngoại vi từ xa sử dụng ESP32 kết hợp giao diện Web và nhận dạng cử chỉ từ webcam”</w:t>
+        <w:t>“</w:t>
+      </w:r>
+      <w:proofErr w:type="spellStart"/>
+      <w:r>
+        <w:rPr>
+          <w:rStyle w:val="Strong"/>
+          <w:rFonts w:ascii="Time s New Roman" w:hAnsi="Time s New Roman"/>
+          <w:b w:val="0"/>
+          <w:bCs w:val="0"/>
+        </w:rPr>
+        <w:t>Hệ</w:t>
+      </w:r>
+      <w:proofErr w:type="spellEnd"/>
+      <w:r>
+        <w:rPr>
+          <w:rStyle w:val="Strong"/>
+          <w:rFonts w:ascii="Time s New Roman" w:hAnsi="Time s New Roman"/>
+          <w:b w:val="0"/>
+          <w:bCs w:val="0"/>
+        </w:rPr>
+        <w:t xml:space="preserve"> </w:t>
+      </w:r>
+      <w:proofErr w:type="spellStart"/>
+      <w:r>
+        <w:rPr>
+          <w:rStyle w:val="Strong"/>
+          <w:rFonts w:ascii="Time s New Roman" w:hAnsi="Time s New Roman"/>
+          <w:b w:val="0"/>
+          <w:bCs w:val="0"/>
+        </w:rPr>
+        <w:t>thống</w:t>
+      </w:r>
+      <w:proofErr w:type="spellEnd"/>
+      <w:r>
+        <w:rPr>
+          <w:rStyle w:val="Strong"/>
+          <w:rFonts w:ascii="Time s New Roman" w:hAnsi="Time s New Roman"/>
+          <w:b w:val="0"/>
+          <w:bCs w:val="0"/>
+        </w:rPr>
+        <w:t xml:space="preserve"> </w:t>
+      </w:r>
+      <w:proofErr w:type="spellStart"/>
+      <w:r>
+        <w:rPr>
+          <w:rStyle w:val="Strong"/>
+          <w:rFonts w:ascii="Time s New Roman" w:hAnsi="Time s New Roman"/>
+          <w:b w:val="0"/>
+          <w:bCs w:val="0"/>
+        </w:rPr>
+        <w:t>điều</w:t>
+      </w:r>
+      <w:proofErr w:type="spellEnd"/>
+      <w:r>
+        <w:rPr>
+          <w:rStyle w:val="Strong"/>
+          <w:rFonts w:ascii="Time s New Roman" w:hAnsi="Time s New Roman"/>
+          <w:b w:val="0"/>
+          <w:bCs w:val="0"/>
+        </w:rPr>
+        <w:t xml:space="preserve"> </w:t>
+      </w:r>
+      <w:proofErr w:type="spellStart"/>
+      <w:r>
+        <w:rPr>
+          <w:rStyle w:val="Strong"/>
+          <w:rFonts w:ascii="Time s New Roman" w:hAnsi="Time s New Roman"/>
+          <w:b w:val="0"/>
+          <w:bCs w:val="0"/>
+        </w:rPr>
+        <w:t>khiển</w:t>
+      </w:r>
+      <w:proofErr w:type="spellEnd"/>
+      <w:r>
+        <w:rPr>
+          <w:rStyle w:val="Strong"/>
+          <w:rFonts w:ascii="Time s New Roman" w:hAnsi="Time s New Roman"/>
+          <w:b w:val="0"/>
+          <w:bCs w:val="0"/>
+        </w:rPr>
+        <w:t xml:space="preserve"> </w:t>
+      </w:r>
+      <w:proofErr w:type="spellStart"/>
+      <w:r>
+        <w:rPr>
+          <w:rStyle w:val="Strong"/>
+          <w:rFonts w:ascii="Time s New Roman" w:hAnsi="Time s New Roman"/>
+          <w:b w:val="0"/>
+          <w:bCs w:val="0"/>
+        </w:rPr>
+        <w:t>thiết</w:t>
+      </w:r>
+      <w:proofErr w:type="spellEnd"/>
+      <w:r>
+        <w:rPr>
+          <w:rStyle w:val="Strong"/>
+          <w:rFonts w:ascii="Time s New Roman" w:hAnsi="Time s New Roman"/>
+          <w:b w:val="0"/>
+          <w:bCs w:val="0"/>
+        </w:rPr>
+        <w:t xml:space="preserve"> </w:t>
+      </w:r>
+      <w:proofErr w:type="spellStart"/>
+      <w:r>
+        <w:rPr>
+          <w:rStyle w:val="Strong"/>
+          <w:rFonts w:ascii="Time s New Roman" w:hAnsi="Time s New Roman"/>
+          <w:b w:val="0"/>
+          <w:bCs w:val="0"/>
+        </w:rPr>
+        <w:t>bị</w:t>
+      </w:r>
+      <w:proofErr w:type="spellEnd"/>
+      <w:r>
+        <w:rPr>
+          <w:rStyle w:val="Strong"/>
+          <w:rFonts w:ascii="Time s New Roman" w:hAnsi="Time s New Roman"/>
+          <w:b w:val="0"/>
+          <w:bCs w:val="0"/>
+        </w:rPr>
+        <w:t xml:space="preserve"> </w:t>
+      </w:r>
+      <w:proofErr w:type="spellStart"/>
+      <w:r>
+        <w:rPr>
+          <w:rStyle w:val="Strong"/>
+          <w:rFonts w:ascii="Time s New Roman" w:hAnsi="Time s New Roman"/>
+          <w:b w:val="0"/>
+          <w:bCs w:val="0"/>
+        </w:rPr>
+        <w:t>ngoại</w:t>
+      </w:r>
+      <w:proofErr w:type="spellEnd"/>
+      <w:r>
+        <w:rPr>
+          <w:rStyle w:val="Strong"/>
+          <w:rFonts w:ascii="Time s New Roman" w:hAnsi="Time s New Roman"/>
+          <w:b w:val="0"/>
+          <w:bCs w:val="0"/>
+        </w:rPr>
+        <w:t xml:space="preserve"> vi </w:t>
+      </w:r>
+      <w:proofErr w:type="spellStart"/>
+      <w:r>
+        <w:rPr>
+          <w:rStyle w:val="Strong"/>
+          <w:rFonts w:ascii="Time s New Roman" w:hAnsi="Time s New Roman"/>
+          <w:b w:val="0"/>
+          <w:bCs w:val="0"/>
+        </w:rPr>
+        <w:t>từ</w:t>
+      </w:r>
+      <w:proofErr w:type="spellEnd"/>
+      <w:r>
+        <w:rPr>
+          <w:rStyle w:val="Strong"/>
+          <w:rFonts w:ascii="Time s New Roman" w:hAnsi="Time s New Roman"/>
+          <w:b w:val="0"/>
+          <w:bCs w:val="0"/>
+        </w:rPr>
+        <w:t xml:space="preserve"> xa </w:t>
+      </w:r>
+      <w:proofErr w:type="spellStart"/>
+      <w:r>
+        <w:rPr>
+          <w:rStyle w:val="Strong"/>
+          <w:rFonts w:ascii="Time s New Roman" w:hAnsi="Time s New Roman"/>
+          <w:b w:val="0"/>
+          <w:bCs w:val="0"/>
+        </w:rPr>
+        <w:t>sử</w:t>
+      </w:r>
+      <w:proofErr w:type="spellEnd"/>
+      <w:r>
+        <w:rPr>
+          <w:rStyle w:val="Strong"/>
+          <w:rFonts w:ascii="Time s New Roman" w:hAnsi="Time s New Roman"/>
+          <w:b w:val="0"/>
+          <w:bCs w:val="0"/>
+        </w:rPr>
+        <w:t xml:space="preserve"> </w:t>
+      </w:r>
+      <w:proofErr w:type="spellStart"/>
+      <w:r>
+        <w:rPr>
+          <w:rStyle w:val="Strong"/>
+          <w:rFonts w:ascii="Time s New Roman" w:hAnsi="Time s New Roman"/>
+          <w:b w:val="0"/>
+          <w:bCs w:val="0"/>
+        </w:rPr>
+        <w:t>dụng</w:t>
+      </w:r>
+      <w:proofErr w:type="spellEnd"/>
+      <w:r>
+        <w:rPr>
+          <w:rStyle w:val="Strong"/>
+          <w:rFonts w:ascii="Time s New Roman" w:hAnsi="Time s New Roman"/>
+          <w:b w:val="0"/>
+          <w:bCs w:val="0"/>
+        </w:rPr>
+        <w:t xml:space="preserve"> ESP32 </w:t>
+      </w:r>
+      <w:proofErr w:type="spellStart"/>
+      <w:r>
+        <w:rPr>
+          <w:rStyle w:val="Strong"/>
+          <w:rFonts w:ascii="Time s New Roman" w:hAnsi="Time s New Roman"/>
+          <w:b w:val="0"/>
+          <w:bCs w:val="0"/>
+        </w:rPr>
+        <w:t>kết</w:t>
+      </w:r>
+      <w:proofErr w:type="spellEnd"/>
+      <w:r>
+        <w:rPr>
+          <w:rStyle w:val="Strong"/>
+          <w:rFonts w:ascii="Time s New Roman" w:hAnsi="Time s New Roman"/>
+          <w:b w:val="0"/>
+          <w:bCs w:val="0"/>
+        </w:rPr>
+        <w:t xml:space="preserve"> </w:t>
+      </w:r>
+      <w:proofErr w:type="spellStart"/>
+      <w:r>
+        <w:rPr>
+          <w:rStyle w:val="Strong"/>
+          <w:rFonts w:ascii="Time s New Roman" w:hAnsi="Time s New Roman"/>
+          <w:b w:val="0"/>
+          <w:bCs w:val="0"/>
+        </w:rPr>
+        <w:t>hợp</w:t>
+      </w:r>
+      <w:proofErr w:type="spellEnd"/>
+      <w:r>
+        <w:rPr>
+          <w:rStyle w:val="Strong"/>
+          <w:rFonts w:ascii="Time s New Roman" w:hAnsi="Time s New Roman"/>
+          <w:b w:val="0"/>
+          <w:bCs w:val="0"/>
+        </w:rPr>
+        <w:t xml:space="preserve"> </w:t>
+      </w:r>
+      <w:proofErr w:type="spellStart"/>
+      <w:r>
+        <w:rPr>
+          <w:rStyle w:val="Strong"/>
+          <w:rFonts w:ascii="Time s New Roman" w:hAnsi="Time s New Roman"/>
+          <w:b w:val="0"/>
+          <w:bCs w:val="0"/>
+        </w:rPr>
+        <w:t>giao</w:t>
+      </w:r>
+      <w:proofErr w:type="spellEnd"/>
+      <w:r>
+        <w:rPr>
+          <w:rStyle w:val="Strong"/>
+          <w:rFonts w:ascii="Time s New Roman" w:hAnsi="Time s New Roman"/>
+          <w:b w:val="0"/>
+          <w:bCs w:val="0"/>
+        </w:rPr>
+        <w:t xml:space="preserve"> </w:t>
+      </w:r>
+      <w:proofErr w:type="spellStart"/>
+      <w:r>
+        <w:rPr>
+          <w:rStyle w:val="Strong"/>
+          <w:rFonts w:ascii="Time s New Roman" w:hAnsi="Time s New Roman"/>
+          <w:b w:val="0"/>
+          <w:bCs w:val="0"/>
+        </w:rPr>
+        <w:t>diện</w:t>
+      </w:r>
+      <w:proofErr w:type="spellEnd"/>
+      <w:r>
+        <w:rPr>
+          <w:rStyle w:val="Strong"/>
+          <w:rFonts w:ascii="Time s New Roman" w:hAnsi="Time s New Roman"/>
+          <w:b w:val="0"/>
+          <w:bCs w:val="0"/>
+        </w:rPr>
+        <w:t xml:space="preserve"> Web </w:t>
+      </w:r>
+      <w:proofErr w:type="spellStart"/>
+      <w:r>
+        <w:rPr>
+          <w:rStyle w:val="Strong"/>
+          <w:rFonts w:ascii="Time s New Roman" w:hAnsi="Time s New Roman"/>
+          <w:b w:val="0"/>
+          <w:bCs w:val="0"/>
+        </w:rPr>
+        <w:t>và</w:t>
+      </w:r>
+      <w:proofErr w:type="spellEnd"/>
+      <w:r>
+        <w:rPr>
+          <w:rStyle w:val="Strong"/>
+          <w:rFonts w:ascii="Time s New Roman" w:hAnsi="Time s New Roman"/>
+          <w:b w:val="0"/>
+          <w:bCs w:val="0"/>
+        </w:rPr>
+        <w:t xml:space="preserve"> </w:t>
+      </w:r>
+      <w:proofErr w:type="spellStart"/>
+      <w:r>
+        <w:rPr>
+          <w:rStyle w:val="Strong"/>
+          <w:rFonts w:ascii="Time s New Roman" w:hAnsi="Time s New Roman"/>
+          <w:b w:val="0"/>
+          <w:bCs w:val="0"/>
+        </w:rPr>
+        <w:t>nhận</w:t>
+      </w:r>
+      <w:proofErr w:type="spellEnd"/>
+      <w:r>
+        <w:rPr>
+          <w:rStyle w:val="Strong"/>
+          <w:rFonts w:ascii="Time s New Roman" w:hAnsi="Time s New Roman"/>
+          <w:b w:val="0"/>
+          <w:bCs w:val="0"/>
+        </w:rPr>
+        <w:t xml:space="preserve"> </w:t>
+      </w:r>
+      <w:proofErr w:type="spellStart"/>
+      <w:r>
+        <w:rPr>
+          <w:rStyle w:val="Strong"/>
+          <w:rFonts w:ascii="Time s New Roman" w:hAnsi="Time s New Roman"/>
+          <w:b w:val="0"/>
+          <w:bCs w:val="0"/>
+        </w:rPr>
+        <w:t>dạng</w:t>
+      </w:r>
+      <w:proofErr w:type="spellEnd"/>
+      <w:r>
+        <w:rPr>
+          <w:rStyle w:val="Strong"/>
+          <w:rFonts w:ascii="Time s New Roman" w:hAnsi="Time s New Roman"/>
+          <w:b w:val="0"/>
+          <w:bCs w:val="0"/>
+        </w:rPr>
+        <w:t xml:space="preserve"> </w:t>
+      </w:r>
+      <w:proofErr w:type="spellStart"/>
+      <w:r>
+        <w:rPr>
+          <w:rStyle w:val="Strong"/>
+          <w:rFonts w:ascii="Time s New Roman" w:hAnsi="Time s New Roman"/>
+          <w:b w:val="0"/>
+          <w:bCs w:val="0"/>
+        </w:rPr>
+        <w:t>cử</w:t>
+      </w:r>
+      <w:proofErr w:type="spellEnd"/>
+      <w:r>
+        <w:rPr>
+          <w:rStyle w:val="Strong"/>
+          <w:rFonts w:ascii="Time s New Roman" w:hAnsi="Time s New Roman"/>
+          <w:b w:val="0"/>
+          <w:bCs w:val="0"/>
+        </w:rPr>
+        <w:t xml:space="preserve"> </w:t>
+      </w:r>
+      <w:proofErr w:type="spellStart"/>
+      <w:r>
+        <w:rPr>
+          <w:rStyle w:val="Strong"/>
+          <w:rFonts w:ascii="Time s New Roman" w:hAnsi="Time s New Roman"/>
+          <w:b w:val="0"/>
+          <w:bCs w:val="0"/>
+        </w:rPr>
+        <w:t>chỉ</w:t>
+      </w:r>
+      <w:proofErr w:type="spellEnd"/>
+      <w:r>
+        <w:rPr>
+          <w:rStyle w:val="Strong"/>
+          <w:rFonts w:ascii="Time s New Roman" w:hAnsi="Time s New Roman"/>
+          <w:b w:val="0"/>
+          <w:bCs w:val="0"/>
+        </w:rPr>
+        <w:t xml:space="preserve"> </w:t>
+      </w:r>
+      <w:proofErr w:type="spellStart"/>
+      <w:r>
+        <w:rPr>
+          <w:rStyle w:val="Strong"/>
+          <w:rFonts w:ascii="Time s New Roman" w:hAnsi="Time s New Roman"/>
+          <w:b w:val="0"/>
+          <w:bCs w:val="0"/>
+        </w:rPr>
+        <w:t>từ</w:t>
+      </w:r>
+      <w:proofErr w:type="spellEnd"/>
+      <w:r>
+        <w:rPr>
+          <w:rStyle w:val="Strong"/>
+          <w:rFonts w:ascii="Time s New Roman" w:hAnsi="Time s New Roman"/>
+          <w:b w:val="0"/>
+          <w:bCs w:val="0"/>
+        </w:rPr>
+        <w:t xml:space="preserve"> webcam”</w:t>
       </w:r>
     </w:p>
     <w:p>
@@ -41,14 +532,85 @@
           <w:rFonts w:ascii="Time s New Roman" w:hAnsi="Time s New Roman" w:hint="eastAsia"/>
         </w:rPr>
       </w:pPr>
-      <w:r>
-        <w:rPr>
-          <w:rStyle w:val="Strong"/>
-          <w:rFonts w:ascii="Time s New Roman" w:hAnsi="Time s New Roman"/>
-          <w:b w:val="0"/>
-          <w:bCs w:val="0"/>
-        </w:rPr>
-        <w:t>Tên 2 (học thuật hơn):</w:t>
+      <w:proofErr w:type="spellStart"/>
+      <w:r>
+        <w:rPr>
+          <w:rStyle w:val="Strong"/>
+          <w:rFonts w:ascii="Time s New Roman" w:hAnsi="Time s New Roman"/>
+          <w:b w:val="0"/>
+          <w:bCs w:val="0"/>
+        </w:rPr>
+        <w:t>Tên</w:t>
+      </w:r>
+      <w:proofErr w:type="spellEnd"/>
+      <w:r>
+        <w:rPr>
+          <w:rStyle w:val="Strong"/>
+          <w:rFonts w:ascii="Time s New Roman" w:hAnsi="Time s New Roman"/>
+          <w:b w:val="0"/>
+          <w:bCs w:val="0"/>
+        </w:rPr>
+        <w:t xml:space="preserve"> 2 (</w:t>
+      </w:r>
+      <w:proofErr w:type="spellStart"/>
+      <w:r>
+        <w:rPr>
+          <w:rStyle w:val="Strong"/>
+          <w:rFonts w:ascii="Time s New Roman" w:hAnsi="Time s New Roman"/>
+          <w:b w:val="0"/>
+          <w:bCs w:val="0"/>
+        </w:rPr>
+        <w:t>học</w:t>
+      </w:r>
+      <w:proofErr w:type="spellEnd"/>
+      <w:r>
+        <w:rPr>
+          <w:rStyle w:val="Strong"/>
+          <w:rFonts w:ascii="Time s New Roman" w:hAnsi="Time s New Roman"/>
+          <w:b w:val="0"/>
+          <w:bCs w:val="0"/>
+        </w:rPr>
+        <w:t xml:space="preserve"> </w:t>
+      </w:r>
+      <w:proofErr w:type="spellStart"/>
+      <w:r>
+        <w:rPr>
+          <w:rStyle w:val="Strong"/>
+          <w:rFonts w:ascii="Time s New Roman" w:hAnsi="Time s New Roman"/>
+          <w:b w:val="0"/>
+          <w:bCs w:val="0"/>
+        </w:rPr>
+        <w:t>thuật</w:t>
+      </w:r>
+      <w:proofErr w:type="spellEnd"/>
+      <w:r>
+        <w:rPr>
+          <w:rStyle w:val="Strong"/>
+          <w:rFonts w:ascii="Time s New Roman" w:hAnsi="Time s New Roman"/>
+          <w:b w:val="0"/>
+          <w:bCs w:val="0"/>
+        </w:rPr>
+        <w:t xml:space="preserve"> </w:t>
+      </w:r>
+      <w:proofErr w:type="spellStart"/>
+      <w:r>
+        <w:rPr>
+          <w:rStyle w:val="Strong"/>
+          <w:rFonts w:ascii="Time s New Roman" w:hAnsi="Time s New Roman"/>
+          <w:b w:val="0"/>
+          <w:bCs w:val="0"/>
+        </w:rPr>
+        <w:t>hơn</w:t>
+      </w:r>
+      <w:proofErr w:type="spellEnd"/>
+      <w:r>
+        <w:rPr>
+          <w:rStyle w:val="Strong"/>
+          <w:rFonts w:ascii="Time s New Roman" w:hAnsi="Time s New Roman"/>
+          <w:b w:val="0"/>
+          <w:bCs w:val="0"/>
+        </w:rPr>
+        <w:t>):</w:t>
       </w:r>
       <w:r>
         <w:rPr>
@@ -63,7 +625,447 @@
           <w:b w:val="0"/>
           <w:bCs w:val="0"/>
         </w:rPr>
-        <w:t>“Nghiên cứu và xây dựng hệ thống điều khiển thiết bị IoT thông qua ESP32 sử dụng giao diện Web và nhận dạng cử chỉ từ video webcam”</w:t>
+        <w:t>“</w:t>
+      </w:r>
+      <w:proofErr w:type="spellStart"/>
+      <w:r>
+        <w:rPr>
+          <w:rStyle w:val="Strong"/>
+          <w:rFonts w:ascii="Time s New Roman" w:hAnsi="Time s New Roman"/>
+          <w:b w:val="0"/>
+          <w:bCs w:val="0"/>
+        </w:rPr>
+        <w:t>Nghiên</w:t>
+      </w:r>
+      <w:proofErr w:type="spellEnd"/>
+      <w:r>
+        <w:rPr>
+          <w:rStyle w:val="Strong"/>
+          <w:rFonts w:ascii="Time s New Roman" w:hAnsi="Time s New Roman"/>
+          <w:b w:val="0"/>
+          <w:bCs w:val="0"/>
+        </w:rPr>
+        <w:t xml:space="preserve"> </w:t>
+      </w:r>
+      <w:proofErr w:type="spellStart"/>
+      <w:r>
+        <w:rPr>
+          <w:rStyle w:val="Strong"/>
+          <w:rFonts w:ascii="Time s New Roman" w:hAnsi="Time s New Roman"/>
+          <w:b w:val="0"/>
+          <w:bCs w:val="0"/>
+        </w:rPr>
+        <w:t>cứu</w:t>
+      </w:r>
+      <w:proofErr w:type="spellEnd"/>
+      <w:r>
+        <w:rPr>
+          <w:rStyle w:val="Strong"/>
+          <w:rFonts w:ascii="Time s New Roman" w:hAnsi="Time s New Roman"/>
+          <w:b w:val="0"/>
+          <w:bCs w:val="0"/>
+        </w:rPr>
+        <w:t xml:space="preserve"> </w:t>
+      </w:r>
+      <w:proofErr w:type="spellStart"/>
+      <w:r>
+        <w:rPr>
+          <w:rStyle w:val="Strong"/>
+          <w:rFonts w:ascii="Time s New Roman" w:hAnsi="Time s New Roman"/>
+          <w:b w:val="0"/>
+          <w:bCs w:val="0"/>
+        </w:rPr>
+        <w:t>và</w:t>
+      </w:r>
+      <w:proofErr w:type="spellEnd"/>
+      <w:r>
+        <w:rPr>
+          <w:rStyle w:val="Strong"/>
+          <w:rFonts w:ascii="Time s New Roman" w:hAnsi="Time s New Roman"/>
+          <w:b w:val="0"/>
+          <w:bCs w:val="0"/>
+        </w:rPr>
+        <w:t xml:space="preserve"> </w:t>
+      </w:r>
+      <w:proofErr w:type="spellStart"/>
+      <w:r>
+        <w:rPr>
+          <w:rStyle w:val="Strong"/>
+          <w:rFonts w:ascii="Time s New Roman" w:hAnsi="Time s New Roman"/>
+          <w:b w:val="0"/>
+          <w:bCs w:val="0"/>
+        </w:rPr>
+        <w:t>xây</w:t>
+      </w:r>
+      <w:proofErr w:type="spellEnd"/>
+      <w:r>
+        <w:rPr>
+          <w:rStyle w:val="Strong"/>
+          <w:rFonts w:ascii="Time s New Roman" w:hAnsi="Time s New Roman"/>
+          <w:b w:val="0"/>
+          <w:bCs w:val="0"/>
+        </w:rPr>
+        <w:t xml:space="preserve"> </w:t>
+      </w:r>
+      <w:proofErr w:type="spellStart"/>
+      <w:r>
+        <w:rPr>
+          <w:rStyle w:val="Strong"/>
+          <w:rFonts w:ascii="Time s New Roman" w:hAnsi="Time s New Roman"/>
+          <w:b w:val="0"/>
+          <w:bCs w:val="0"/>
+        </w:rPr>
+        <w:t>dựng</w:t>
+      </w:r>
+      <w:proofErr w:type="spellEnd"/>
+      <w:r>
+        <w:rPr>
+          <w:rStyle w:val="Strong"/>
+          <w:rFonts w:ascii="Time s New Roman" w:hAnsi="Time s New Roman"/>
+          <w:b w:val="0"/>
+          <w:bCs w:val="0"/>
+        </w:rPr>
+        <w:t xml:space="preserve"> </w:t>
+      </w:r>
+      <w:proofErr w:type="spellStart"/>
+      <w:r>
+        <w:rPr>
+          <w:rStyle w:val="Strong"/>
+          <w:rFonts w:ascii="Time s New Roman" w:hAnsi="Time s New Roman"/>
+          <w:b w:val="0"/>
+          <w:bCs w:val="0"/>
+        </w:rPr>
+        <w:t>hệ</w:t>
+      </w:r>
+      <w:proofErr w:type="spellEnd"/>
+      <w:r>
+        <w:rPr>
+          <w:rStyle w:val="Strong"/>
+          <w:rFonts w:ascii="Time s New Roman" w:hAnsi="Time s New Roman"/>
+          <w:b w:val="0"/>
+          <w:bCs w:val="0"/>
+        </w:rPr>
+        <w:t xml:space="preserve"> </w:t>
+      </w:r>
+      <w:proofErr w:type="spellStart"/>
+      <w:r>
+        <w:rPr>
+          <w:rStyle w:val="Strong"/>
+          <w:rFonts w:ascii="Time s New Roman" w:hAnsi="Time s New Roman"/>
+          <w:b w:val="0"/>
+          <w:bCs w:val="0"/>
+        </w:rPr>
+        <w:t>thống</w:t>
+      </w:r>
+      <w:proofErr w:type="spellEnd"/>
+      <w:r>
+        <w:rPr>
+          <w:rStyle w:val="Strong"/>
+          <w:rFonts w:ascii="Time s New Roman" w:hAnsi="Time s New Roman"/>
+          <w:b w:val="0"/>
+          <w:bCs w:val="0"/>
+        </w:rPr>
+        <w:t xml:space="preserve"> </w:t>
+      </w:r>
+      <w:proofErr w:type="spellStart"/>
+      <w:r>
+        <w:rPr>
+          <w:rStyle w:val="Strong"/>
+          <w:rFonts w:ascii="Time s New Roman" w:hAnsi="Time s New Roman"/>
+          <w:b w:val="0"/>
+          <w:bCs w:val="0"/>
+        </w:rPr>
+        <w:t>điều</w:t>
+      </w:r>
+      <w:proofErr w:type="spellEnd"/>
+      <w:r>
+        <w:rPr>
+          <w:rStyle w:val="Strong"/>
+          <w:rFonts w:ascii="Time s New Roman" w:hAnsi="Time s New Roman"/>
+          <w:b w:val="0"/>
+          <w:bCs w:val="0"/>
+        </w:rPr>
+        <w:t xml:space="preserve"> </w:t>
+      </w:r>
+      <w:proofErr w:type="spellStart"/>
+      <w:r>
+        <w:rPr>
+          <w:rStyle w:val="Strong"/>
+          <w:rFonts w:ascii="Time s New Roman" w:hAnsi="Time s New Roman"/>
+          <w:b w:val="0"/>
+          <w:bCs w:val="0"/>
+        </w:rPr>
+        <w:t>khiển</w:t>
+      </w:r>
+      <w:proofErr w:type="spellEnd"/>
+      <w:r>
+        <w:rPr>
+          <w:rStyle w:val="Strong"/>
+          <w:rFonts w:ascii="Time s New Roman" w:hAnsi="Time s New Roman"/>
+          <w:b w:val="0"/>
+          <w:bCs w:val="0"/>
+        </w:rPr>
+        <w:t xml:space="preserve"> </w:t>
+      </w:r>
+      <w:proofErr w:type="spellStart"/>
+      <w:r>
+        <w:rPr>
+          <w:rStyle w:val="Strong"/>
+          <w:rFonts w:ascii="Time s New Roman" w:hAnsi="Time s New Roman"/>
+          <w:b w:val="0"/>
+          <w:bCs w:val="0"/>
+        </w:rPr>
+        <w:t>thiết</w:t>
+      </w:r>
+      <w:proofErr w:type="spellEnd"/>
+      <w:r>
+        <w:rPr>
+          <w:rStyle w:val="Strong"/>
+          <w:rFonts w:ascii="Time s New Roman" w:hAnsi="Time s New Roman"/>
+          <w:b w:val="0"/>
+          <w:bCs w:val="0"/>
+        </w:rPr>
+        <w:t xml:space="preserve"> </w:t>
+      </w:r>
+      <w:proofErr w:type="spellStart"/>
+      <w:r>
+        <w:rPr>
+          <w:rStyle w:val="Strong"/>
+          <w:rFonts w:ascii="Time s New Roman" w:hAnsi="Time s New Roman"/>
+          <w:b w:val="0"/>
+          <w:bCs w:val="0"/>
+        </w:rPr>
+        <w:t>bị</w:t>
+      </w:r>
+      <w:proofErr w:type="spellEnd"/>
+      <w:r>
+        <w:rPr>
+          <w:rStyle w:val="Strong"/>
+          <w:rFonts w:ascii="Time s New Roman" w:hAnsi="Time s New Roman"/>
+          <w:b w:val="0"/>
+          <w:bCs w:val="0"/>
+        </w:rPr>
+        <w:t xml:space="preserve"> IoT </w:t>
+      </w:r>
+      <w:proofErr w:type="spellStart"/>
+      <w:r>
+        <w:rPr>
+          <w:rStyle w:val="Strong"/>
+          <w:rFonts w:ascii="Time s New Roman" w:hAnsi="Time s New Roman"/>
+          <w:b w:val="0"/>
+          <w:bCs w:val="0"/>
+        </w:rPr>
+        <w:t>thông</w:t>
+      </w:r>
+      <w:proofErr w:type="spellEnd"/>
+      <w:r>
+        <w:rPr>
+          <w:rStyle w:val="Strong"/>
+          <w:rFonts w:ascii="Time s New Roman" w:hAnsi="Time s New Roman"/>
+          <w:b w:val="0"/>
+          <w:bCs w:val="0"/>
+        </w:rPr>
+        <w:t xml:space="preserve"> qua ESP32 </w:t>
+      </w:r>
+      <w:proofErr w:type="spellStart"/>
+      <w:r>
+        <w:rPr>
+          <w:rStyle w:val="Strong"/>
+          <w:rFonts w:ascii="Time s New Roman" w:hAnsi="Time s New Roman"/>
+          <w:b w:val="0"/>
+          <w:bCs w:val="0"/>
+        </w:rPr>
+        <w:t>sử</w:t>
+      </w:r>
+      <w:proofErr w:type="spellEnd"/>
+      <w:r>
+        <w:rPr>
+          <w:rStyle w:val="Strong"/>
+          <w:rFonts w:ascii="Time s New Roman" w:hAnsi="Time s New Roman"/>
+          <w:b w:val="0"/>
+          <w:bCs w:val="0"/>
+        </w:rPr>
+        <w:t xml:space="preserve"> </w:t>
+      </w:r>
+      <w:proofErr w:type="spellStart"/>
+      <w:r>
+        <w:rPr>
+          <w:rStyle w:val="Strong"/>
+          <w:rFonts w:ascii="Time s New Roman" w:hAnsi="Time s New Roman"/>
+          <w:b w:val="0"/>
+          <w:bCs w:val="0"/>
+        </w:rPr>
+        <w:t>dụng</w:t>
+      </w:r>
+      <w:proofErr w:type="spellEnd"/>
+      <w:r>
+        <w:rPr>
+          <w:rStyle w:val="Strong"/>
+          <w:rFonts w:ascii="Time s New Roman" w:hAnsi="Time s New Roman"/>
+          <w:b w:val="0"/>
+          <w:bCs w:val="0"/>
+        </w:rPr>
+        <w:t xml:space="preserve"> </w:t>
+      </w:r>
+      <w:proofErr w:type="spellStart"/>
+      <w:r>
+        <w:rPr>
+          <w:rStyle w:val="Strong"/>
+          <w:rFonts w:ascii="Time s New Roman" w:hAnsi="Time s New Roman"/>
+          <w:b w:val="0"/>
+          <w:bCs w:val="0"/>
+        </w:rPr>
+        <w:t>giao</w:t>
+      </w:r>
+      <w:proofErr w:type="spellEnd"/>
+      <w:r>
+        <w:rPr>
+          <w:rStyle w:val="Strong"/>
+          <w:rFonts w:ascii="Time s New Roman" w:hAnsi="Time s New Roman"/>
+          <w:b w:val="0"/>
+          <w:bCs w:val="0"/>
+        </w:rPr>
+        <w:t xml:space="preserve"> </w:t>
+      </w:r>
+      <w:proofErr w:type="spellStart"/>
+      <w:r>
+        <w:rPr>
+          <w:rStyle w:val="Strong"/>
+          <w:rFonts w:ascii="Time s New Roman" w:hAnsi="Time s New Roman"/>
+          <w:b w:val="0"/>
+          <w:bCs w:val="0"/>
+        </w:rPr>
+        <w:t>diện</w:t>
+      </w:r>
+      <w:proofErr w:type="spellEnd"/>
+      <w:r>
+        <w:rPr>
+          <w:rStyle w:val="Strong"/>
+          <w:rFonts w:ascii="Time s New Roman" w:hAnsi="Time s New Roman"/>
+          <w:b w:val="0"/>
+          <w:bCs w:val="0"/>
+        </w:rPr>
+        <w:t xml:space="preserve"> Web </w:t>
+      </w:r>
+      <w:proofErr w:type="spellStart"/>
+      <w:r>
+        <w:rPr>
+          <w:rStyle w:val="Strong"/>
+          <w:rFonts w:ascii="Time s New Roman" w:hAnsi="Time s New Roman"/>
+          <w:b w:val="0"/>
+          <w:bCs w:val="0"/>
+        </w:rPr>
+        <w:t>và</w:t>
+      </w:r>
+      <w:proofErr w:type="spellEnd"/>
+      <w:r>
+        <w:rPr>
+          <w:rStyle w:val="Strong"/>
+          <w:rFonts w:ascii="Time s New Roman" w:hAnsi="Time s New Roman"/>
+          <w:b w:val="0"/>
+          <w:bCs w:val="0"/>
+        </w:rPr>
+        <w:t xml:space="preserve"> </w:t>
+      </w:r>
+      <w:proofErr w:type="spellStart"/>
+      <w:r>
+        <w:rPr>
+          <w:rStyle w:val="Strong"/>
+          <w:rFonts w:ascii="Time s New Roman" w:hAnsi="Time s New Roman"/>
+          <w:b w:val="0"/>
+          <w:bCs w:val="0"/>
+        </w:rPr>
+        <w:t>nhận</w:t>
+      </w:r>
+      <w:proofErr w:type="spellEnd"/>
+      <w:r>
+        <w:rPr>
+          <w:rStyle w:val="Strong"/>
+          <w:rFonts w:ascii="Time s New Roman" w:hAnsi="Time s New Roman"/>
+          <w:b w:val="0"/>
+          <w:bCs w:val="0"/>
+        </w:rPr>
+        <w:t xml:space="preserve"> </w:t>
+      </w:r>
+      <w:proofErr w:type="spellStart"/>
+      <w:r>
+        <w:rPr>
+          <w:rStyle w:val="Strong"/>
+          <w:rFonts w:ascii="Time s New Roman" w:hAnsi="Time s New Roman"/>
+          <w:b w:val="0"/>
+          <w:bCs w:val="0"/>
+        </w:rPr>
+        <w:t>dạng</w:t>
+      </w:r>
+      <w:proofErr w:type="spellEnd"/>
+      <w:r>
+        <w:rPr>
+          <w:rStyle w:val="Strong"/>
+          <w:rFonts w:ascii="Time s New Roman" w:hAnsi="Time s New Roman"/>
+          <w:b w:val="0"/>
+          <w:bCs w:val="0"/>
+        </w:rPr>
+        <w:t xml:space="preserve"> </w:t>
+      </w:r>
+      <w:proofErr w:type="spellStart"/>
+      <w:r>
+        <w:rPr>
+          <w:rStyle w:val="Strong"/>
+          <w:rFonts w:ascii="Time s New Roman" w:hAnsi="Time s New Roman"/>
+          <w:b w:val="0"/>
+          <w:bCs w:val="0"/>
+        </w:rPr>
+        <w:t>cử</w:t>
+      </w:r>
+      <w:proofErr w:type="spellEnd"/>
+      <w:r>
+        <w:rPr>
+          <w:rStyle w:val="Strong"/>
+          <w:rFonts w:ascii="Time s New Roman" w:hAnsi="Time s New Roman"/>
+          <w:b w:val="0"/>
+          <w:bCs w:val="0"/>
+        </w:rPr>
+        <w:t xml:space="preserve"> </w:t>
+      </w:r>
+      <w:proofErr w:type="spellStart"/>
+      <w:r>
+        <w:rPr>
+          <w:rStyle w:val="Strong"/>
+          <w:rFonts w:ascii="Time s New Roman" w:hAnsi="Time s New Roman"/>
+          <w:b w:val="0"/>
+          <w:bCs w:val="0"/>
+        </w:rPr>
+        <w:t>chỉ</w:t>
+      </w:r>
+      <w:proofErr w:type="spellEnd"/>
+      <w:r>
+        <w:rPr>
+          <w:rStyle w:val="Strong"/>
+          <w:rFonts w:ascii="Time s New Roman" w:hAnsi="Time s New Roman"/>
+          <w:b w:val="0"/>
+          <w:bCs w:val="0"/>
+        </w:rPr>
+        <w:t xml:space="preserve"> </w:t>
+      </w:r>
+      <w:proofErr w:type="spellStart"/>
+      <w:r>
+        <w:rPr>
+          <w:rStyle w:val="Strong"/>
+          <w:rFonts w:ascii="Time s New Roman" w:hAnsi="Time s New Roman"/>
+          <w:b w:val="0"/>
+          <w:bCs w:val="0"/>
+        </w:rPr>
+        <w:t>từ</w:t>
+      </w:r>
+      <w:proofErr w:type="spellEnd"/>
+      <w:r>
+        <w:rPr>
+          <w:rStyle w:val="Strong"/>
+          <w:rFonts w:ascii="Time s New Roman" w:hAnsi="Time s New Roman"/>
+          <w:b w:val="0"/>
+          <w:bCs w:val="0"/>
+        </w:rPr>
+        <w:t xml:space="preserve"> video webcam”</w:t>
       </w:r>
     </w:p>
     <w:p>
@@ -73,14 +1075,85 @@
           <w:rFonts w:ascii="Time s New Roman" w:hAnsi="Time s New Roman" w:hint="eastAsia"/>
         </w:rPr>
       </w:pPr>
-      <w:r>
-        <w:rPr>
-          <w:rStyle w:val="Strong"/>
-          <w:rFonts w:ascii="Time s New Roman" w:hAnsi="Time s New Roman"/>
-          <w:b w:val="0"/>
-          <w:bCs w:val="0"/>
-        </w:rPr>
-        <w:t>Tên 3 (nghe rất chuẩn NCKH):</w:t>
+      <w:proofErr w:type="spellStart"/>
+      <w:r>
+        <w:rPr>
+          <w:rStyle w:val="Strong"/>
+          <w:rFonts w:ascii="Time s New Roman" w:hAnsi="Time s New Roman"/>
+          <w:b w:val="0"/>
+          <w:bCs w:val="0"/>
+        </w:rPr>
+        <w:t>Tên</w:t>
+      </w:r>
+      <w:proofErr w:type="spellEnd"/>
+      <w:r>
+        <w:rPr>
+          <w:rStyle w:val="Strong"/>
+          <w:rFonts w:ascii="Time s New Roman" w:hAnsi="Time s New Roman"/>
+          <w:b w:val="0"/>
+          <w:bCs w:val="0"/>
+        </w:rPr>
+        <w:t xml:space="preserve"> 3 (</w:t>
+      </w:r>
+      <w:proofErr w:type="spellStart"/>
+      <w:r>
+        <w:rPr>
+          <w:rStyle w:val="Strong"/>
+          <w:rFonts w:ascii="Time s New Roman" w:hAnsi="Time s New Roman"/>
+          <w:b w:val="0"/>
+          <w:bCs w:val="0"/>
+        </w:rPr>
+        <w:t>nghe</w:t>
+      </w:r>
+      <w:proofErr w:type="spellEnd"/>
+      <w:r>
+        <w:rPr>
+          <w:rStyle w:val="Strong"/>
+          <w:rFonts w:ascii="Time s New Roman" w:hAnsi="Time s New Roman"/>
+          <w:b w:val="0"/>
+          <w:bCs w:val="0"/>
+        </w:rPr>
+        <w:t xml:space="preserve"> </w:t>
+      </w:r>
+      <w:proofErr w:type="spellStart"/>
+      <w:r>
+        <w:rPr>
+          <w:rStyle w:val="Strong"/>
+          <w:rFonts w:ascii="Time s New Roman" w:hAnsi="Time s New Roman"/>
+          <w:b w:val="0"/>
+          <w:bCs w:val="0"/>
+        </w:rPr>
+        <w:t>rất</w:t>
+      </w:r>
+      <w:proofErr w:type="spellEnd"/>
+      <w:r>
+        <w:rPr>
+          <w:rStyle w:val="Strong"/>
+          <w:rFonts w:ascii="Time s New Roman" w:hAnsi="Time s New Roman"/>
+          <w:b w:val="0"/>
+          <w:bCs w:val="0"/>
+        </w:rPr>
+        <w:t xml:space="preserve"> </w:t>
+      </w:r>
+      <w:proofErr w:type="spellStart"/>
+      <w:r>
+        <w:rPr>
+          <w:rStyle w:val="Strong"/>
+          <w:rFonts w:ascii="Time s New Roman" w:hAnsi="Time s New Roman"/>
+          <w:b w:val="0"/>
+          <w:bCs w:val="0"/>
+        </w:rPr>
+        <w:t>chuẩn</w:t>
+      </w:r>
+      <w:proofErr w:type="spellEnd"/>
+      <w:r>
+        <w:rPr>
+          <w:rStyle w:val="Strong"/>
+          <w:rFonts w:ascii="Time s New Roman" w:hAnsi="Time s New Roman"/>
+          <w:b w:val="0"/>
+          <w:bCs w:val="0"/>
+        </w:rPr>
+        <w:t xml:space="preserve"> NCKH):</w:t>
       </w:r>
       <w:r>
         <w:rPr>
@@ -95,7 +1168,547 @@
           <w:b w:val="0"/>
           <w:bCs w:val="0"/>
         </w:rPr>
-        <w:t>“Thiết kế và triển khai hệ thống điều khiển thiết bị ngoại vi từ xa dựa trên ESP32 kết hợp Web Server và nhận dạng cử chỉ bằng thị giác máy tính”</w:t>
+        <w:t>“</w:t>
+      </w:r>
+      <w:proofErr w:type="spellStart"/>
+      <w:r>
+        <w:rPr>
+          <w:rStyle w:val="Strong"/>
+          <w:rFonts w:ascii="Time s New Roman" w:hAnsi="Time s New Roman"/>
+          <w:b w:val="0"/>
+          <w:bCs w:val="0"/>
+        </w:rPr>
+        <w:t>Thiết</w:t>
+      </w:r>
+      <w:proofErr w:type="spellEnd"/>
+      <w:r>
+        <w:rPr>
+          <w:rStyle w:val="Strong"/>
+          <w:rFonts w:ascii="Time s New Roman" w:hAnsi="Time s New Roman"/>
+          <w:b w:val="0"/>
+          <w:bCs w:val="0"/>
+        </w:rPr>
+        <w:t xml:space="preserve"> </w:t>
+      </w:r>
+      <w:proofErr w:type="spellStart"/>
+      <w:r>
+        <w:rPr>
+          <w:rStyle w:val="Strong"/>
+          <w:rFonts w:ascii="Time s New Roman" w:hAnsi="Time s New Roman"/>
+          <w:b w:val="0"/>
+          <w:bCs w:val="0"/>
+        </w:rPr>
+        <w:t>kế</w:t>
+      </w:r>
+      <w:proofErr w:type="spellEnd"/>
+      <w:r>
+        <w:rPr>
+          <w:rStyle w:val="Strong"/>
+          <w:rFonts w:ascii="Time s New Roman" w:hAnsi="Time s New Roman"/>
+          <w:b w:val="0"/>
+          <w:bCs w:val="0"/>
+        </w:rPr>
+        <w:t xml:space="preserve"> </w:t>
+      </w:r>
+      <w:proofErr w:type="spellStart"/>
+      <w:r>
+        <w:rPr>
+          <w:rStyle w:val="Strong"/>
+          <w:rFonts w:ascii="Time s New Roman" w:hAnsi="Time s New Roman"/>
+          <w:b w:val="0"/>
+          <w:bCs w:val="0"/>
+        </w:rPr>
+        <w:t>và</w:t>
+      </w:r>
+      <w:proofErr w:type="spellEnd"/>
+      <w:r>
+        <w:rPr>
+          <w:rStyle w:val="Strong"/>
+          <w:rFonts w:ascii="Time s New Roman" w:hAnsi="Time s New Roman"/>
+          <w:b w:val="0"/>
+          <w:bCs w:val="0"/>
+        </w:rPr>
+        <w:t xml:space="preserve"> </w:t>
+      </w:r>
+      <w:proofErr w:type="spellStart"/>
+      <w:r>
+        <w:rPr>
+          <w:rStyle w:val="Strong"/>
+          <w:rFonts w:ascii="Time s New Roman" w:hAnsi="Time s New Roman"/>
+          <w:b w:val="0"/>
+          <w:bCs w:val="0"/>
+        </w:rPr>
+        <w:t>triển</w:t>
+      </w:r>
+      <w:proofErr w:type="spellEnd"/>
+      <w:r>
+        <w:rPr>
+          <w:rStyle w:val="Strong"/>
+          <w:rFonts w:ascii="Time s New Roman" w:hAnsi="Time s New Roman"/>
+          <w:b w:val="0"/>
+          <w:bCs w:val="0"/>
+        </w:rPr>
+        <w:t xml:space="preserve"> </w:t>
+      </w:r>
+      <w:proofErr w:type="spellStart"/>
+      <w:r>
+        <w:rPr>
+          <w:rStyle w:val="Strong"/>
+          <w:rFonts w:ascii="Time s New Roman" w:hAnsi="Time s New Roman"/>
+          <w:b w:val="0"/>
+          <w:bCs w:val="0"/>
+        </w:rPr>
+        <w:t>khai</w:t>
+      </w:r>
+      <w:proofErr w:type="spellEnd"/>
+      <w:r>
+        <w:rPr>
+          <w:rStyle w:val="Strong"/>
+          <w:rFonts w:ascii="Time s New Roman" w:hAnsi="Time s New Roman"/>
+          <w:b w:val="0"/>
+          <w:bCs w:val="0"/>
+        </w:rPr>
+        <w:t xml:space="preserve"> </w:t>
+      </w:r>
+      <w:proofErr w:type="spellStart"/>
+      <w:r>
+        <w:rPr>
+          <w:rStyle w:val="Strong"/>
+          <w:rFonts w:ascii="Time s New Roman" w:hAnsi="Time s New Roman"/>
+          <w:b w:val="0"/>
+          <w:bCs w:val="0"/>
+        </w:rPr>
+        <w:t>hệ</w:t>
+      </w:r>
+      <w:proofErr w:type="spellEnd"/>
+      <w:r>
+        <w:rPr>
+          <w:rStyle w:val="Strong"/>
+          <w:rFonts w:ascii="Time s New Roman" w:hAnsi="Time s New Roman"/>
+          <w:b w:val="0"/>
+          <w:bCs w:val="0"/>
+        </w:rPr>
+        <w:t xml:space="preserve"> </w:t>
+      </w:r>
+      <w:proofErr w:type="spellStart"/>
+      <w:r>
+        <w:rPr>
+          <w:rStyle w:val="Strong"/>
+          <w:rFonts w:ascii="Time s New Roman" w:hAnsi="Time s New Roman"/>
+          <w:b w:val="0"/>
+          <w:bCs w:val="0"/>
+        </w:rPr>
+        <w:t>thống</w:t>
+      </w:r>
+      <w:proofErr w:type="spellEnd"/>
+      <w:r>
+        <w:rPr>
+          <w:rStyle w:val="Strong"/>
+          <w:rFonts w:ascii="Time s New Roman" w:hAnsi="Time s New Roman"/>
+          <w:b w:val="0"/>
+          <w:bCs w:val="0"/>
+        </w:rPr>
+        <w:t xml:space="preserve"> </w:t>
+      </w:r>
+      <w:proofErr w:type="spellStart"/>
+      <w:r>
+        <w:rPr>
+          <w:rStyle w:val="Strong"/>
+          <w:rFonts w:ascii="Time s New Roman" w:hAnsi="Time s New Roman"/>
+          <w:b w:val="0"/>
+          <w:bCs w:val="0"/>
+        </w:rPr>
+        <w:t>điều</w:t>
+      </w:r>
+      <w:proofErr w:type="spellEnd"/>
+      <w:r>
+        <w:rPr>
+          <w:rStyle w:val="Strong"/>
+          <w:rFonts w:ascii="Time s New Roman" w:hAnsi="Time s New Roman"/>
+          <w:b w:val="0"/>
+          <w:bCs w:val="0"/>
+        </w:rPr>
+        <w:t xml:space="preserve"> </w:t>
+      </w:r>
+      <w:proofErr w:type="spellStart"/>
+      <w:r>
+        <w:rPr>
+          <w:rStyle w:val="Strong"/>
+          <w:rFonts w:ascii="Time s New Roman" w:hAnsi="Time s New Roman"/>
+          <w:b w:val="0"/>
+          <w:bCs w:val="0"/>
+        </w:rPr>
+        <w:t>khiển</w:t>
+      </w:r>
+      <w:proofErr w:type="spellEnd"/>
+      <w:r>
+        <w:rPr>
+          <w:rStyle w:val="Strong"/>
+          <w:rFonts w:ascii="Time s New Roman" w:hAnsi="Time s New Roman"/>
+          <w:b w:val="0"/>
+          <w:bCs w:val="0"/>
+        </w:rPr>
+        <w:t xml:space="preserve"> </w:t>
+      </w:r>
+      <w:proofErr w:type="spellStart"/>
+      <w:r>
+        <w:rPr>
+          <w:rStyle w:val="Strong"/>
+          <w:rFonts w:ascii="Time s New Roman" w:hAnsi="Time s New Roman"/>
+          <w:b w:val="0"/>
+          <w:bCs w:val="0"/>
+        </w:rPr>
+        <w:t>thiết</w:t>
+      </w:r>
+      <w:proofErr w:type="spellEnd"/>
+      <w:r>
+        <w:rPr>
+          <w:rStyle w:val="Strong"/>
+          <w:rFonts w:ascii="Time s New Roman" w:hAnsi="Time s New Roman"/>
+          <w:b w:val="0"/>
+          <w:bCs w:val="0"/>
+        </w:rPr>
+        <w:t xml:space="preserve"> </w:t>
+      </w:r>
+      <w:proofErr w:type="spellStart"/>
+      <w:r>
+        <w:rPr>
+          <w:rStyle w:val="Strong"/>
+          <w:rFonts w:ascii="Time s New Roman" w:hAnsi="Time s New Roman"/>
+          <w:b w:val="0"/>
+          <w:bCs w:val="0"/>
+        </w:rPr>
+        <w:t>bị</w:t>
+      </w:r>
+      <w:proofErr w:type="spellEnd"/>
+      <w:r>
+        <w:rPr>
+          <w:rStyle w:val="Strong"/>
+          <w:rFonts w:ascii="Time s New Roman" w:hAnsi="Time s New Roman"/>
+          <w:b w:val="0"/>
+          <w:bCs w:val="0"/>
+        </w:rPr>
+        <w:t xml:space="preserve"> </w:t>
+      </w:r>
+      <w:proofErr w:type="spellStart"/>
+      <w:r>
+        <w:rPr>
+          <w:rStyle w:val="Strong"/>
+          <w:rFonts w:ascii="Time s New Roman" w:hAnsi="Time s New Roman"/>
+          <w:b w:val="0"/>
+          <w:bCs w:val="0"/>
+        </w:rPr>
+        <w:t>ngoại</w:t>
+      </w:r>
+      <w:proofErr w:type="spellEnd"/>
+      <w:r>
+        <w:rPr>
+          <w:rStyle w:val="Strong"/>
+          <w:rFonts w:ascii="Time s New Roman" w:hAnsi="Time s New Roman"/>
+          <w:b w:val="0"/>
+          <w:bCs w:val="0"/>
+        </w:rPr>
+        <w:t xml:space="preserve"> vi </w:t>
+      </w:r>
+      <w:proofErr w:type="spellStart"/>
+      <w:r>
+        <w:rPr>
+          <w:rStyle w:val="Strong"/>
+          <w:rFonts w:ascii="Time s New Roman" w:hAnsi="Time s New Roman"/>
+          <w:b w:val="0"/>
+          <w:bCs w:val="0"/>
+        </w:rPr>
+        <w:t>từ</w:t>
+      </w:r>
+      <w:proofErr w:type="spellEnd"/>
+      <w:r>
+        <w:rPr>
+          <w:rStyle w:val="Strong"/>
+          <w:rFonts w:ascii="Time s New Roman" w:hAnsi="Time s New Roman"/>
+          <w:b w:val="0"/>
+          <w:bCs w:val="0"/>
+        </w:rPr>
+        <w:t xml:space="preserve"> xa </w:t>
+      </w:r>
+      <w:proofErr w:type="spellStart"/>
+      <w:r>
+        <w:rPr>
+          <w:rStyle w:val="Strong"/>
+          <w:rFonts w:ascii="Time s New Roman" w:hAnsi="Time s New Roman"/>
+          <w:b w:val="0"/>
+          <w:bCs w:val="0"/>
+        </w:rPr>
+        <w:t>dựa</w:t>
+      </w:r>
+      <w:proofErr w:type="spellEnd"/>
+      <w:r>
+        <w:rPr>
+          <w:rStyle w:val="Strong"/>
+          <w:rFonts w:ascii="Time s New Roman" w:hAnsi="Time s New Roman"/>
+          <w:b w:val="0"/>
+          <w:bCs w:val="0"/>
+        </w:rPr>
+        <w:t xml:space="preserve"> </w:t>
+      </w:r>
+      <w:proofErr w:type="spellStart"/>
+      <w:r>
+        <w:rPr>
+          <w:rStyle w:val="Strong"/>
+          <w:rFonts w:ascii="Time s New Roman" w:hAnsi="Time s New Roman"/>
+          <w:b w:val="0"/>
+          <w:bCs w:val="0"/>
+        </w:rPr>
+        <w:t>trên</w:t>
+      </w:r>
+      <w:proofErr w:type="spellEnd"/>
+      <w:r>
+        <w:rPr>
+          <w:rStyle w:val="Strong"/>
+          <w:rFonts w:ascii="Time s New Roman" w:hAnsi="Time s New Roman"/>
+          <w:b w:val="0"/>
+          <w:bCs w:val="0"/>
+        </w:rPr>
+        <w:t xml:space="preserve"> ESP32 </w:t>
+      </w:r>
+      <w:proofErr w:type="spellStart"/>
+      <w:r>
+        <w:rPr>
+          <w:rStyle w:val="Strong"/>
+          <w:rFonts w:ascii="Time s New Roman" w:hAnsi="Time s New Roman"/>
+          <w:b w:val="0"/>
+          <w:bCs w:val="0"/>
+        </w:rPr>
+        <w:t>kết</w:t>
+      </w:r>
+      <w:proofErr w:type="spellEnd"/>
+      <w:r>
+        <w:rPr>
+          <w:rStyle w:val="Strong"/>
+          <w:rFonts w:ascii="Time s New Roman" w:hAnsi="Time s New Roman"/>
+          <w:b w:val="0"/>
+          <w:bCs w:val="0"/>
+        </w:rPr>
+        <w:t xml:space="preserve"> </w:t>
+      </w:r>
+      <w:proofErr w:type="spellStart"/>
+      <w:r>
+        <w:rPr>
+          <w:rStyle w:val="Strong"/>
+          <w:rFonts w:ascii="Time s New Roman" w:hAnsi="Time s New Roman"/>
+          <w:b w:val="0"/>
+          <w:bCs w:val="0"/>
+        </w:rPr>
+        <w:t>hợp</w:t>
+      </w:r>
+      <w:proofErr w:type="spellEnd"/>
+      <w:r>
+        <w:rPr>
+          <w:rStyle w:val="Strong"/>
+          <w:rFonts w:ascii="Time s New Roman" w:hAnsi="Time s New Roman"/>
+          <w:b w:val="0"/>
+          <w:bCs w:val="0"/>
+        </w:rPr>
+        <w:t xml:space="preserve"> Web Server </w:t>
+      </w:r>
+      <w:proofErr w:type="spellStart"/>
+      <w:r>
+        <w:rPr>
+          <w:rStyle w:val="Strong"/>
+          <w:rFonts w:ascii="Time s New Roman" w:hAnsi="Time s New Roman"/>
+          <w:b w:val="0"/>
+          <w:bCs w:val="0"/>
+        </w:rPr>
+        <w:t>và</w:t>
+      </w:r>
+      <w:proofErr w:type="spellEnd"/>
+      <w:r>
+        <w:rPr>
+          <w:rStyle w:val="Strong"/>
+          <w:rFonts w:ascii="Time s New Roman" w:hAnsi="Time s New Roman"/>
+          <w:b w:val="0"/>
+          <w:bCs w:val="0"/>
+        </w:rPr>
+        <w:t xml:space="preserve"> </w:t>
+      </w:r>
+      <w:proofErr w:type="spellStart"/>
+      <w:r>
+        <w:rPr>
+          <w:rStyle w:val="Strong"/>
+          <w:rFonts w:ascii="Time s New Roman" w:hAnsi="Time s New Roman"/>
+          <w:b w:val="0"/>
+          <w:bCs w:val="0"/>
+        </w:rPr>
+        <w:t>nhận</w:t>
+      </w:r>
+      <w:proofErr w:type="spellEnd"/>
+      <w:r>
+        <w:rPr>
+          <w:rStyle w:val="Strong"/>
+          <w:rFonts w:ascii="Time s New Roman" w:hAnsi="Time s New Roman"/>
+          <w:b w:val="0"/>
+          <w:bCs w:val="0"/>
+        </w:rPr>
+        <w:t xml:space="preserve"> </w:t>
+      </w:r>
+      <w:proofErr w:type="spellStart"/>
+      <w:r>
+        <w:rPr>
+          <w:rStyle w:val="Strong"/>
+          <w:rFonts w:ascii="Time s New Roman" w:hAnsi="Time s New Roman"/>
+          <w:b w:val="0"/>
+          <w:bCs w:val="0"/>
+        </w:rPr>
+        <w:t>dạng</w:t>
+      </w:r>
+      <w:proofErr w:type="spellEnd"/>
+      <w:r>
+        <w:rPr>
+          <w:rStyle w:val="Strong"/>
+          <w:rFonts w:ascii="Time s New Roman" w:hAnsi="Time s New Roman"/>
+          <w:b w:val="0"/>
+          <w:bCs w:val="0"/>
+        </w:rPr>
+        <w:t xml:space="preserve"> </w:t>
+      </w:r>
+      <w:proofErr w:type="spellStart"/>
+      <w:r>
+        <w:rPr>
+          <w:rStyle w:val="Strong"/>
+          <w:rFonts w:ascii="Time s New Roman" w:hAnsi="Time s New Roman"/>
+          <w:b w:val="0"/>
+          <w:bCs w:val="0"/>
+        </w:rPr>
+        <w:t>cử</w:t>
+      </w:r>
+      <w:proofErr w:type="spellEnd"/>
+      <w:r>
+        <w:rPr>
+          <w:rStyle w:val="Strong"/>
+          <w:rFonts w:ascii="Time s New Roman" w:hAnsi="Time s New Roman"/>
+          <w:b w:val="0"/>
+          <w:bCs w:val="0"/>
+        </w:rPr>
+        <w:t xml:space="preserve"> </w:t>
+      </w:r>
+      <w:proofErr w:type="spellStart"/>
+      <w:r>
+        <w:rPr>
+          <w:rStyle w:val="Strong"/>
+          <w:rFonts w:ascii="Time s New Roman" w:hAnsi="Time s New Roman"/>
+          <w:b w:val="0"/>
+          <w:bCs w:val="0"/>
+        </w:rPr>
+        <w:t>chỉ</w:t>
+      </w:r>
+      <w:proofErr w:type="spellEnd"/>
+      <w:r>
+        <w:rPr>
+          <w:rStyle w:val="Strong"/>
+          <w:rFonts w:ascii="Time s New Roman" w:hAnsi="Time s New Roman"/>
+          <w:b w:val="0"/>
+          <w:bCs w:val="0"/>
+        </w:rPr>
+        <w:t xml:space="preserve"> </w:t>
+      </w:r>
+      <w:proofErr w:type="spellStart"/>
+      <w:r>
+        <w:rPr>
+          <w:rStyle w:val="Strong"/>
+          <w:rFonts w:ascii="Time s New Roman" w:hAnsi="Time s New Roman"/>
+          <w:b w:val="0"/>
+          <w:bCs w:val="0"/>
+        </w:rPr>
+        <w:t>bằng</w:t>
+      </w:r>
+      <w:proofErr w:type="spellEnd"/>
+      <w:r>
+        <w:rPr>
+          <w:rStyle w:val="Strong"/>
+          <w:rFonts w:ascii="Time s New Roman" w:hAnsi="Time s New Roman"/>
+          <w:b w:val="0"/>
+          <w:bCs w:val="0"/>
+        </w:rPr>
+        <w:t xml:space="preserve"> </w:t>
+      </w:r>
+      <w:proofErr w:type="spellStart"/>
+      <w:r>
+        <w:rPr>
+          <w:rStyle w:val="Strong"/>
+          <w:rFonts w:ascii="Time s New Roman" w:hAnsi="Time s New Roman"/>
+          <w:b w:val="0"/>
+          <w:bCs w:val="0"/>
+        </w:rPr>
+        <w:t>thị</w:t>
+      </w:r>
+      <w:proofErr w:type="spellEnd"/>
+      <w:r>
+        <w:rPr>
+          <w:rStyle w:val="Strong"/>
+          <w:rFonts w:ascii="Time s New Roman" w:hAnsi="Time s New Roman"/>
+          <w:b w:val="0"/>
+          <w:bCs w:val="0"/>
+        </w:rPr>
+        <w:t xml:space="preserve"> </w:t>
+      </w:r>
+      <w:proofErr w:type="spellStart"/>
+      <w:r>
+        <w:rPr>
+          <w:rStyle w:val="Strong"/>
+          <w:rFonts w:ascii="Time s New Roman" w:hAnsi="Time s New Roman"/>
+          <w:b w:val="0"/>
+          <w:bCs w:val="0"/>
+        </w:rPr>
+        <w:t>giác</w:t>
+      </w:r>
+      <w:proofErr w:type="spellEnd"/>
+      <w:r>
+        <w:rPr>
+          <w:rStyle w:val="Strong"/>
+          <w:rFonts w:ascii="Time s New Roman" w:hAnsi="Time s New Roman"/>
+          <w:b w:val="0"/>
+          <w:bCs w:val="0"/>
+        </w:rPr>
+        <w:t xml:space="preserve"> </w:t>
+      </w:r>
+      <w:proofErr w:type="spellStart"/>
+      <w:r>
+        <w:rPr>
+          <w:rStyle w:val="Strong"/>
+          <w:rFonts w:ascii="Time s New Roman" w:hAnsi="Time s New Roman"/>
+          <w:b w:val="0"/>
+          <w:bCs w:val="0"/>
+        </w:rPr>
+        <w:t>máy</w:t>
+      </w:r>
+      <w:proofErr w:type="spellEnd"/>
+      <w:r>
+        <w:rPr>
+          <w:rStyle w:val="Strong"/>
+          <w:rFonts w:ascii="Time s New Roman" w:hAnsi="Time s New Roman"/>
+          <w:b w:val="0"/>
+          <w:bCs w:val="0"/>
+        </w:rPr>
+        <w:t xml:space="preserve"> </w:t>
+      </w:r>
+      <w:proofErr w:type="spellStart"/>
+      <w:r>
+        <w:rPr>
+          <w:rStyle w:val="Strong"/>
+          <w:rFonts w:ascii="Time s New Roman" w:hAnsi="Time s New Roman"/>
+          <w:b w:val="0"/>
+          <w:bCs w:val="0"/>
+        </w:rPr>
+        <w:t>tính</w:t>
+      </w:r>
+      <w:proofErr w:type="spellEnd"/>
+      <w:r>
+        <w:rPr>
+          <w:rStyle w:val="Strong"/>
+          <w:rFonts w:ascii="Time s New Roman" w:hAnsi="Time s New Roman"/>
+          <w:b w:val="0"/>
+          <w:bCs w:val="0"/>
+        </w:rPr>
+        <w:t>”</w:t>
       </w:r>
     </w:p>
     <w:p>
@@ -108,14 +1721,85 @@
           <w:bCs w:val="0"/>
         </w:rPr>
       </w:pPr>
-      <w:r>
-        <w:rPr>
-          <w:rStyle w:val="Strong"/>
-          <w:rFonts w:ascii="Time s New Roman" w:hAnsi="Time s New Roman"/>
-          <w:b w:val="0"/>
-          <w:bCs w:val="0"/>
-        </w:rPr>
-        <w:t>Tên 4 (ngắn, hiện đại):</w:t>
+      <w:proofErr w:type="spellStart"/>
+      <w:r>
+        <w:rPr>
+          <w:rStyle w:val="Strong"/>
+          <w:rFonts w:ascii="Time s New Roman" w:hAnsi="Time s New Roman"/>
+          <w:b w:val="0"/>
+          <w:bCs w:val="0"/>
+        </w:rPr>
+        <w:t>Tên</w:t>
+      </w:r>
+      <w:proofErr w:type="spellEnd"/>
+      <w:r>
+        <w:rPr>
+          <w:rStyle w:val="Strong"/>
+          <w:rFonts w:ascii="Time s New Roman" w:hAnsi="Time s New Roman"/>
+          <w:b w:val="0"/>
+          <w:bCs w:val="0"/>
+        </w:rPr>
+        <w:t xml:space="preserve"> 4 (</w:t>
+      </w:r>
+      <w:proofErr w:type="spellStart"/>
+      <w:r>
+        <w:rPr>
+          <w:rStyle w:val="Strong"/>
+          <w:rFonts w:ascii="Time s New Roman" w:hAnsi="Time s New Roman"/>
+          <w:b w:val="0"/>
+          <w:bCs w:val="0"/>
+        </w:rPr>
+        <w:t>ngắn</w:t>
+      </w:r>
+      <w:proofErr w:type="spellEnd"/>
+      <w:r>
+        <w:rPr>
+          <w:rStyle w:val="Strong"/>
+          <w:rFonts w:ascii="Time s New Roman" w:hAnsi="Time s New Roman"/>
+          <w:b w:val="0"/>
+          <w:bCs w:val="0"/>
+        </w:rPr>
+        <w:t xml:space="preserve">, </w:t>
+      </w:r>
+      <w:proofErr w:type="spellStart"/>
+      <w:r>
+        <w:rPr>
+          <w:rStyle w:val="Strong"/>
+          <w:rFonts w:ascii="Time s New Roman" w:hAnsi="Time s New Roman"/>
+          <w:b w:val="0"/>
+          <w:bCs w:val="0"/>
+        </w:rPr>
+        <w:t>hiện</w:t>
+      </w:r>
+      <w:proofErr w:type="spellEnd"/>
+      <w:r>
+        <w:rPr>
+          <w:rStyle w:val="Strong"/>
+          <w:rFonts w:ascii="Time s New Roman" w:hAnsi="Time s New Roman"/>
+          <w:b w:val="0"/>
+          <w:bCs w:val="0"/>
+        </w:rPr>
+        <w:t xml:space="preserve"> </w:t>
+      </w:r>
+      <w:proofErr w:type="spellStart"/>
+      <w:r>
+        <w:rPr>
+          <w:rStyle w:val="Strong"/>
+          <w:rFonts w:ascii="Time s New Roman" w:hAnsi="Time s New Roman"/>
+          <w:b w:val="0"/>
+          <w:bCs w:val="0"/>
+        </w:rPr>
+        <w:t>đại</w:t>
+      </w:r>
+      <w:proofErr w:type="spellEnd"/>
+      <w:r>
+        <w:rPr>
+          <w:rStyle w:val="Strong"/>
+          <w:rFonts w:ascii="Time s New Roman" w:hAnsi="Time s New Roman"/>
+          <w:b w:val="0"/>
+          <w:bCs w:val="0"/>
+        </w:rPr>
+        <w:t>):</w:t>
       </w:r>
       <w:r>
         <w:rPr>
@@ -334,6 +2018,7 @@
           <w:lang w:val="vi-VN"/>
         </w:rPr>
       </w:pPr>
+      <w:proofErr w:type="spellStart"/>
       <w:r>
         <w:rPr>
           <w:rStyle w:val="Strong"/>
@@ -344,6 +2029,7 @@
         <w:lastRenderedPageBreak/>
         <w:t>Tên</w:t>
       </w:r>
+      <w:proofErr w:type="spellEnd"/>
       <w:r>
         <w:rPr>
           <w:rStyle w:val="Strong"/>
@@ -397,8 +2083,44 @@
         <w:rPr>
           <w:rFonts w:ascii="Time s New Roman" w:hAnsi="Time s New Roman"/>
         </w:rPr>
-        <w:t>1. Bìa báo cáo</w:t>
-      </w:r>
+        <w:t xml:space="preserve">1. </w:t>
+      </w:r>
+      <w:proofErr w:type="spellStart"/>
+      <w:r>
+        <w:rPr>
+          <w:rFonts w:ascii="Time s New Roman" w:hAnsi="Time s New Roman"/>
+        </w:rPr>
+        <w:t>Bìa</w:t>
+      </w:r>
+      <w:proofErr w:type="spellEnd"/>
+      <w:r>
+        <w:rPr>
+          <w:rFonts w:ascii="Time s New Roman" w:hAnsi="Time s New Roman"/>
+        </w:rPr>
+        <w:t xml:space="preserve"> </w:t>
+      </w:r>
+      <w:proofErr w:type="spellStart"/>
+      <w:r>
+        <w:rPr>
+          <w:rFonts w:ascii="Time s New Roman" w:hAnsi="Time s New Roman"/>
+        </w:rPr>
+        <w:t>báo</w:t>
+      </w:r>
+      <w:proofErr w:type="spellEnd"/>
+      <w:r>
+        <w:rPr>
+          <w:rFonts w:ascii="Time s New Roman" w:hAnsi="Time s New Roman"/>
+        </w:rPr>
+        <w:t xml:space="preserve"> </w:t>
+      </w:r>
+      <w:proofErr w:type="spellStart"/>
+      <w:r>
+        <w:rPr>
+          <w:rFonts w:ascii="Time s New Roman" w:hAnsi="Time s New Roman"/>
+        </w:rPr>
+        <w:t>cáo</w:t>
+      </w:r>
+      <w:proofErr w:type="spellEnd"/>
     </w:p>
     <w:p>
       <w:pPr>
@@ -411,8 +2133,30 @@
         <w:rPr>
           <w:rFonts w:ascii="Time s New Roman" w:hAnsi="Time s New Roman"/>
         </w:rPr>
-        <w:t>2. Mục lục</w:t>
-      </w:r>
+        <w:t xml:space="preserve">2. </w:t>
+      </w:r>
+      <w:proofErr w:type="spellStart"/>
+      <w:r>
+        <w:rPr>
+          <w:rFonts w:ascii="Time s New Roman" w:hAnsi="Time s New Roman"/>
+        </w:rPr>
+        <w:t>Mục</w:t>
+      </w:r>
+      <w:proofErr w:type="spellEnd"/>
+      <w:r>
+        <w:rPr>
+          <w:rFonts w:ascii="Time s New Roman" w:hAnsi="Time s New Roman"/>
+        </w:rPr>
+        <w:t xml:space="preserve"> </w:t>
+      </w:r>
+      <w:proofErr w:type="spellStart"/>
+      <w:r>
+        <w:rPr>
+          <w:rFonts w:ascii="Time s New Roman" w:hAnsi="Time s New Roman"/>
+        </w:rPr>
+        <w:t>lục</w:t>
+      </w:r>
+      <w:proofErr w:type="spellEnd"/>
     </w:p>
     <w:p>
       <w:pPr>
@@ -425,8 +2169,44 @@
         <w:rPr>
           <w:rFonts w:ascii="Time s New Roman" w:hAnsi="Time s New Roman"/>
         </w:rPr>
-        <w:t>3. Danh mục bảng biểu</w:t>
-      </w:r>
+        <w:t xml:space="preserve">3. Danh </w:t>
+      </w:r>
+      <w:proofErr w:type="spellStart"/>
+      <w:r>
+        <w:rPr>
+          <w:rFonts w:ascii="Time s New Roman" w:hAnsi="Time s New Roman"/>
+        </w:rPr>
+        <w:t>mục</w:t>
+      </w:r>
+      <w:proofErr w:type="spellEnd"/>
+      <w:r>
+        <w:rPr>
+          <w:rFonts w:ascii="Time s New Roman" w:hAnsi="Time s New Roman"/>
+        </w:rPr>
+        <w:t xml:space="preserve"> </w:t>
+      </w:r>
+      <w:proofErr w:type="spellStart"/>
+      <w:r>
+        <w:rPr>
+          <w:rFonts w:ascii="Time s New Roman" w:hAnsi="Time s New Roman"/>
+        </w:rPr>
+        <w:t>bảng</w:t>
+      </w:r>
+      <w:proofErr w:type="spellEnd"/>
+      <w:r>
+        <w:rPr>
+          <w:rFonts w:ascii="Time s New Roman" w:hAnsi="Time s New Roman"/>
+        </w:rPr>
+        <w:t xml:space="preserve"> </w:t>
+      </w:r>
+      <w:proofErr w:type="spellStart"/>
+      <w:r>
+        <w:rPr>
+          <w:rFonts w:ascii="Time s New Roman" w:hAnsi="Time s New Roman"/>
+        </w:rPr>
+        <w:t>biểu</w:t>
+      </w:r>
+      <w:proofErr w:type="spellEnd"/>
     </w:p>
     <w:p>
       <w:pPr>
@@ -439,8 +2219,58 @@
         <w:rPr>
           <w:rFonts w:ascii="Time s New Roman" w:hAnsi="Time s New Roman"/>
         </w:rPr>
-        <w:t>4. Danh mục từ viết tắt</w:t>
-      </w:r>
+        <w:t xml:space="preserve">4. Danh </w:t>
+      </w:r>
+      <w:proofErr w:type="spellStart"/>
+      <w:r>
+        <w:rPr>
+          <w:rFonts w:ascii="Time s New Roman" w:hAnsi="Time s New Roman"/>
+        </w:rPr>
+        <w:t>mục</w:t>
+      </w:r>
+      <w:proofErr w:type="spellEnd"/>
+      <w:r>
+        <w:rPr>
+          <w:rFonts w:ascii="Time s New Roman" w:hAnsi="Time s New Roman"/>
+        </w:rPr>
+        <w:t xml:space="preserve"> </w:t>
+      </w:r>
+      <w:proofErr w:type="spellStart"/>
+      <w:r>
+        <w:rPr>
+          <w:rFonts w:ascii="Time s New Roman" w:hAnsi="Time s New Roman"/>
+        </w:rPr>
+        <w:t>từ</w:t>
+      </w:r>
+      <w:proofErr w:type="spellEnd"/>
+      <w:r>
+        <w:rPr>
+          <w:rFonts w:ascii="Time s New Roman" w:hAnsi="Time s New Roman"/>
+        </w:rPr>
+        <w:t xml:space="preserve"> </w:t>
+      </w:r>
+      <w:proofErr w:type="spellStart"/>
+      <w:r>
+        <w:rPr>
+          <w:rFonts w:ascii="Time s New Roman" w:hAnsi="Time s New Roman"/>
+        </w:rPr>
+        <w:t>viết</w:t>
+      </w:r>
+      <w:proofErr w:type="spellEnd"/>
+      <w:r>
+        <w:rPr>
+          <w:rFonts w:ascii="Time s New Roman" w:hAnsi="Time s New Roman"/>
+        </w:rPr>
+        <w:t xml:space="preserve"> </w:t>
+      </w:r>
+      <w:proofErr w:type="spellStart"/>
+      <w:r>
+        <w:rPr>
+          <w:rFonts w:ascii="Time s New Roman" w:hAnsi="Time s New Roman"/>
+        </w:rPr>
+        <w:t>tắt</w:t>
+      </w:r>
+      <w:proofErr w:type="spellEnd"/>
     </w:p>
     <w:p>
       <w:pPr>
@@ -449,12 +2279,42 @@
           <w:rFonts w:ascii="Time s New Roman" w:hAnsi="Time s New Roman" w:hint="eastAsia"/>
         </w:rPr>
       </w:pPr>
-      <w:r>
-        <w:rPr>
-          <w:rFonts w:ascii="Time s New Roman" w:hAnsi="Time s New Roman"/>
-        </w:rPr>
-        <w:t>Lời Mở đầu</w:t>
-      </w:r>
+      <w:proofErr w:type="spellStart"/>
+      <w:r>
+        <w:rPr>
+          <w:rFonts w:ascii="Time s New Roman" w:hAnsi="Time s New Roman"/>
+        </w:rPr>
+        <w:t>Lời</w:t>
+      </w:r>
+      <w:proofErr w:type="spellEnd"/>
+      <w:r>
+        <w:rPr>
+          <w:rFonts w:ascii="Time s New Roman" w:hAnsi="Time s New Roman"/>
+        </w:rPr>
+        <w:t xml:space="preserve"> </w:t>
+      </w:r>
+      <w:proofErr w:type="spellStart"/>
+      <w:r>
+        <w:rPr>
+          <w:rFonts w:ascii="Time s New Roman" w:hAnsi="Time s New Roman"/>
+        </w:rPr>
+        <w:t>Mở</w:t>
+      </w:r>
+      <w:proofErr w:type="spellEnd"/>
+      <w:r>
+        <w:rPr>
+          <w:rFonts w:ascii="Time s New Roman" w:hAnsi="Time s New Roman"/>
+        </w:rPr>
+        <w:t xml:space="preserve"> </w:t>
+      </w:r>
+      <w:proofErr w:type="spellStart"/>
+      <w:r>
+        <w:rPr>
+          <w:rFonts w:ascii="Time s New Roman" w:hAnsi="Time s New Roman"/>
+        </w:rPr>
+        <w:t>đầu</w:t>
+      </w:r>
+      <w:proofErr w:type="spellEnd"/>
     </w:p>
     <w:p>
       <w:pPr>
@@ -463,12 +2323,42 @@
           <w:rFonts w:ascii="Time s New Roman" w:hAnsi="Time s New Roman" w:hint="eastAsia"/>
         </w:rPr>
       </w:pPr>
-      <w:r>
-        <w:rPr>
-          <w:rFonts w:ascii="Time s New Roman" w:hAnsi="Time s New Roman"/>
-        </w:rPr>
-        <w:t>Chương 1: giới thiệu</w:t>
-      </w:r>
+      <w:proofErr w:type="spellStart"/>
+      <w:r>
+        <w:rPr>
+          <w:rFonts w:ascii="Time s New Roman" w:hAnsi="Time s New Roman"/>
+        </w:rPr>
+        <w:t>Chương</w:t>
+      </w:r>
+      <w:proofErr w:type="spellEnd"/>
+      <w:r>
+        <w:rPr>
+          <w:rFonts w:ascii="Time s New Roman" w:hAnsi="Time s New Roman"/>
+        </w:rPr>
+        <w:t xml:space="preserve"> 1: </w:t>
+      </w:r>
+      <w:proofErr w:type="spellStart"/>
+      <w:r>
+        <w:rPr>
+          <w:rFonts w:ascii="Time s New Roman" w:hAnsi="Time s New Roman"/>
+        </w:rPr>
+        <w:t>giới</w:t>
+      </w:r>
+      <w:proofErr w:type="spellEnd"/>
+      <w:r>
+        <w:rPr>
+          <w:rFonts w:ascii="Time s New Roman" w:hAnsi="Time s New Roman"/>
+        </w:rPr>
+        <w:t xml:space="preserve"> </w:t>
+      </w:r>
+      <w:proofErr w:type="spellStart"/>
+      <w:r>
+        <w:rPr>
+          <w:rFonts w:ascii="Time s New Roman" w:hAnsi="Time s New Roman"/>
+        </w:rPr>
+        <w:t>thiệu</w:t>
+      </w:r>
+      <w:proofErr w:type="spellEnd"/>
     </w:p>
     <w:p>
       <w:pPr>
@@ -494,8 +2384,72 @@
         <w:rPr>
           <w:rFonts w:ascii="Time s New Roman" w:hAnsi="Time s New Roman"/>
         </w:rPr>
-        <w:t>. Lý do lựa chọn đề tài</w:t>
-      </w:r>
+        <w:t xml:space="preserve">. </w:t>
+      </w:r>
+      <w:proofErr w:type="gramStart"/>
+      <w:r>
+        <w:rPr>
+          <w:rFonts w:ascii="Time s New Roman" w:hAnsi="Time s New Roman"/>
+        </w:rPr>
+        <w:t>Lý</w:t>
+      </w:r>
+      <w:proofErr w:type="gramEnd"/>
+      <w:r>
+        <w:rPr>
+          <w:rFonts w:ascii="Time s New Roman" w:hAnsi="Time s New Roman"/>
+        </w:rPr>
+        <w:t xml:space="preserve"> do </w:t>
+      </w:r>
+      <w:proofErr w:type="spellStart"/>
+      <w:r>
+        <w:rPr>
+          <w:rFonts w:ascii="Time s New Roman" w:hAnsi="Time s New Roman"/>
+        </w:rPr>
+        <w:t>lựa</w:t>
+      </w:r>
+      <w:proofErr w:type="spellEnd"/>
+      <w:r>
+        <w:rPr>
+          <w:rFonts w:ascii="Time s New Roman" w:hAnsi="Time s New Roman"/>
+        </w:rPr>
+        <w:t xml:space="preserve"> </w:t>
+      </w:r>
+      <w:proofErr w:type="spellStart"/>
+      <w:r>
+        <w:rPr>
+          <w:rFonts w:ascii="Time s New Roman" w:hAnsi="Time s New Roman"/>
+        </w:rPr>
+        <w:t>chọn</w:t>
+      </w:r>
+      <w:proofErr w:type="spellEnd"/>
+      <w:r>
+        <w:rPr>
+          <w:rFonts w:ascii="Time s New Roman" w:hAnsi="Time s New Roman"/>
+        </w:rPr>
+        <w:t xml:space="preserve"> </w:t>
+      </w:r>
+      <w:proofErr w:type="spellStart"/>
+      <w:r>
+        <w:rPr>
+          <w:rFonts w:ascii="Time s New Roman" w:hAnsi="Time s New Roman"/>
+        </w:rPr>
+        <w:t>đề</w:t>
+      </w:r>
+      <w:proofErr w:type="spellEnd"/>
+      <w:r>
+        <w:rPr>
+          <w:rFonts w:ascii="Time s New Roman" w:hAnsi="Time s New Roman"/>
+        </w:rPr>
+        <w:t xml:space="preserve"> </w:t>
+      </w:r>
+      <w:proofErr w:type="spellStart"/>
+      <w:r>
+        <w:rPr>
+          <w:rFonts w:ascii="Time s New Roman" w:hAnsi="Time s New Roman"/>
+        </w:rPr>
+        <w:t>tài</w:t>
+      </w:r>
+      <w:proofErr w:type="spellEnd"/>
     </w:p>
     <w:p>
       <w:pPr>
@@ -508,11 +2462,103 @@
           <w:rFonts w:ascii="Time s New Roman" w:hAnsi="Time s New Roman" w:hint="eastAsia"/>
         </w:rPr>
       </w:pPr>
-      <w:r>
-        <w:rPr>
-          <w:rFonts w:ascii="Time s New Roman" w:hAnsi="Time s New Roman"/>
-        </w:rPr>
-        <w:t>Tại sao chọn ESP32 (tiết kiệm, phổ biến)?</w:t>
+      <w:proofErr w:type="spellStart"/>
+      <w:r>
+        <w:rPr>
+          <w:rFonts w:ascii="Time s New Roman" w:hAnsi="Time s New Roman"/>
+        </w:rPr>
+        <w:t>Tại</w:t>
+      </w:r>
+      <w:proofErr w:type="spellEnd"/>
+      <w:r>
+        <w:rPr>
+          <w:rFonts w:ascii="Time s New Roman" w:hAnsi="Time s New Roman"/>
+        </w:rPr>
+        <w:t xml:space="preserve"> </w:t>
+      </w:r>
+      <w:proofErr w:type="spellStart"/>
+      <w:r>
+        <w:rPr>
+          <w:rFonts w:ascii="Time s New Roman" w:hAnsi="Time s New Roman"/>
+        </w:rPr>
+        <w:t>sao</w:t>
+      </w:r>
+      <w:proofErr w:type="spellEnd"/>
+      <w:r>
+        <w:rPr>
+          <w:rFonts w:ascii="Time s New Roman" w:hAnsi="Time s New Roman"/>
+        </w:rPr>
+        <w:t xml:space="preserve"> </w:t>
+      </w:r>
+      <w:proofErr w:type="spellStart"/>
+      <w:r>
+        <w:rPr>
+          <w:rFonts w:ascii="Time s New Roman" w:hAnsi="Time s New Roman"/>
+        </w:rPr>
+        <w:t>chọn</w:t>
+      </w:r>
+      <w:proofErr w:type="spellEnd"/>
+      <w:r>
+        <w:rPr>
+          <w:rFonts w:ascii="Time s New Roman" w:hAnsi="Time s New Roman"/>
+        </w:rPr>
+        <w:t xml:space="preserve"> ESP32 (</w:t>
+      </w:r>
+      <w:proofErr w:type="spellStart"/>
+      <w:r>
+        <w:rPr>
+          <w:rFonts w:ascii="Time s New Roman" w:hAnsi="Time s New Roman"/>
+        </w:rPr>
+        <w:t>tiết</w:t>
+      </w:r>
+      <w:proofErr w:type="spellEnd"/>
+      <w:r>
+        <w:rPr>
+          <w:rFonts w:ascii="Time s New Roman" w:hAnsi="Time s New Roman"/>
+        </w:rPr>
+        <w:t xml:space="preserve"> </w:t>
+      </w:r>
+      <w:proofErr w:type="spellStart"/>
+      <w:r>
+        <w:rPr>
+          <w:rFonts w:ascii="Time s New Roman" w:hAnsi="Time s New Roman"/>
+        </w:rPr>
+        <w:t>kiệm</w:t>
+      </w:r>
+      <w:proofErr w:type="spellEnd"/>
+      <w:r>
+        <w:rPr>
+          <w:rFonts w:ascii="Time s New Roman" w:hAnsi="Time s New Roman"/>
+        </w:rPr>
+        <w:t xml:space="preserve">, </w:t>
+      </w:r>
+      <w:proofErr w:type="spellStart"/>
+      <w:r>
+        <w:rPr>
+          <w:rFonts w:ascii="Time s New Roman" w:hAnsi="Time s New Roman"/>
+        </w:rPr>
+        <w:t>phổ</w:t>
+      </w:r>
+      <w:proofErr w:type="spellEnd"/>
+      <w:r>
+        <w:rPr>
+          <w:rFonts w:ascii="Time s New Roman" w:hAnsi="Time s New Roman"/>
+        </w:rPr>
+        <w:t xml:space="preserve"> </w:t>
+      </w:r>
+      <w:proofErr w:type="spellStart"/>
+      <w:r>
+        <w:rPr>
+          <w:rFonts w:ascii="Time s New Roman" w:hAnsi="Time s New Roman"/>
+        </w:rPr>
+        <w:t>biến</w:t>
+      </w:r>
+      <w:proofErr w:type="spellEnd"/>
+      <w:r>
+        <w:rPr>
+          <w:rFonts w:ascii="Time s New Roman" w:hAnsi="Time s New Roman"/>
+        </w:rPr>
+        <w:t>)?</w:t>
       </w:r>
     </w:p>
     <w:p>
@@ -526,11 +2572,299 @@
           <w:rFonts w:ascii="Time s New Roman" w:hAnsi="Time s New Roman" w:hint="eastAsia"/>
         </w:rPr>
       </w:pPr>
-      <w:r>
-        <w:rPr>
-          <w:rFonts w:ascii="Time s New Roman" w:hAnsi="Time s New Roman"/>
-        </w:rPr>
-        <w:t>Tại sao chọn điều khiển bằng cử chỉ (tính đột phá, ứng dụng cho người khuyết tật, môi trường vô trùng)?</w:t>
+      <w:proofErr w:type="spellStart"/>
+      <w:r>
+        <w:rPr>
+          <w:rFonts w:ascii="Time s New Roman" w:hAnsi="Time s New Roman"/>
+        </w:rPr>
+        <w:t>Tại</w:t>
+      </w:r>
+      <w:proofErr w:type="spellEnd"/>
+      <w:r>
+        <w:rPr>
+          <w:rFonts w:ascii="Time s New Roman" w:hAnsi="Time s New Roman"/>
+        </w:rPr>
+        <w:t xml:space="preserve"> </w:t>
+      </w:r>
+      <w:proofErr w:type="spellStart"/>
+      <w:r>
+        <w:rPr>
+          <w:rFonts w:ascii="Time s New Roman" w:hAnsi="Time s New Roman"/>
+        </w:rPr>
+        <w:t>sao</w:t>
+      </w:r>
+      <w:proofErr w:type="spellEnd"/>
+      <w:r>
+        <w:rPr>
+          <w:rFonts w:ascii="Time s New Roman" w:hAnsi="Time s New Roman"/>
+        </w:rPr>
+        <w:t xml:space="preserve"> </w:t>
+      </w:r>
+      <w:proofErr w:type="spellStart"/>
+      <w:r>
+        <w:rPr>
+          <w:rFonts w:ascii="Time s New Roman" w:hAnsi="Time s New Roman"/>
+        </w:rPr>
+        <w:t>chọn</w:t>
+      </w:r>
+      <w:proofErr w:type="spellEnd"/>
+      <w:r>
+        <w:rPr>
+          <w:rFonts w:ascii="Time s New Roman" w:hAnsi="Time s New Roman"/>
+        </w:rPr>
+        <w:t xml:space="preserve"> </w:t>
+      </w:r>
+      <w:proofErr w:type="spellStart"/>
+      <w:r>
+        <w:rPr>
+          <w:rFonts w:ascii="Time s New Roman" w:hAnsi="Time s New Roman"/>
+        </w:rPr>
+        <w:t>điều</w:t>
+      </w:r>
+      <w:proofErr w:type="spellEnd"/>
+      <w:r>
+        <w:rPr>
+          <w:rFonts w:ascii="Time s New Roman" w:hAnsi="Time s New Roman"/>
+        </w:rPr>
+        <w:t xml:space="preserve"> </w:t>
+      </w:r>
+      <w:proofErr w:type="spellStart"/>
+      <w:r>
+        <w:rPr>
+          <w:rFonts w:ascii="Time s New Roman" w:hAnsi="Time s New Roman"/>
+        </w:rPr>
+        <w:t>khiển</w:t>
+      </w:r>
+      <w:proofErr w:type="spellEnd"/>
+      <w:r>
+        <w:rPr>
+          <w:rFonts w:ascii="Time s New Roman" w:hAnsi="Time s New Roman"/>
+        </w:rPr>
+        <w:t xml:space="preserve"> </w:t>
+      </w:r>
+      <w:proofErr w:type="spellStart"/>
+      <w:r>
+        <w:rPr>
+          <w:rFonts w:ascii="Time s New Roman" w:hAnsi="Time s New Roman"/>
+        </w:rPr>
+        <w:t>bằng</w:t>
+      </w:r>
+      <w:proofErr w:type="spellEnd"/>
+      <w:r>
+        <w:rPr>
+          <w:rFonts w:ascii="Time s New Roman" w:hAnsi="Time s New Roman"/>
+        </w:rPr>
+        <w:t xml:space="preserve"> </w:t>
+      </w:r>
+      <w:proofErr w:type="spellStart"/>
+      <w:r>
+        <w:rPr>
+          <w:rFonts w:ascii="Time s New Roman" w:hAnsi="Time s New Roman"/>
+        </w:rPr>
+        <w:t>cử</w:t>
+      </w:r>
+      <w:proofErr w:type="spellEnd"/>
+      <w:r>
+        <w:rPr>
+          <w:rFonts w:ascii="Time s New Roman" w:hAnsi="Time s New Roman"/>
+        </w:rPr>
+        <w:t xml:space="preserve"> </w:t>
+      </w:r>
+      <w:proofErr w:type="spellStart"/>
+      <w:r>
+        <w:rPr>
+          <w:rFonts w:ascii="Time s New Roman" w:hAnsi="Time s New Roman"/>
+        </w:rPr>
+        <w:t>chỉ</w:t>
+      </w:r>
+      <w:proofErr w:type="spellEnd"/>
+      <w:r>
+        <w:rPr>
+          <w:rFonts w:ascii="Time s New Roman" w:hAnsi="Time s New Roman"/>
+        </w:rPr>
+        <w:t xml:space="preserve"> (</w:t>
+      </w:r>
+      <w:proofErr w:type="spellStart"/>
+      <w:r>
+        <w:rPr>
+          <w:rFonts w:ascii="Time s New Roman" w:hAnsi="Time s New Roman"/>
+        </w:rPr>
+        <w:t>tính</w:t>
+      </w:r>
+      <w:proofErr w:type="spellEnd"/>
+      <w:r>
+        <w:rPr>
+          <w:rFonts w:ascii="Time s New Roman" w:hAnsi="Time s New Roman"/>
+        </w:rPr>
+        <w:t xml:space="preserve"> </w:t>
+      </w:r>
+      <w:proofErr w:type="spellStart"/>
+      <w:r>
+        <w:rPr>
+          <w:rFonts w:ascii="Time s New Roman" w:hAnsi="Time s New Roman"/>
+        </w:rPr>
+        <w:t>đột</w:t>
+      </w:r>
+      <w:proofErr w:type="spellEnd"/>
+      <w:r>
+        <w:rPr>
+          <w:rFonts w:ascii="Time s New Roman" w:hAnsi="Time s New Roman"/>
+        </w:rPr>
+        <w:t xml:space="preserve"> </w:t>
+      </w:r>
+      <w:proofErr w:type="spellStart"/>
+      <w:r>
+        <w:rPr>
+          <w:rFonts w:ascii="Time s New Roman" w:hAnsi="Time s New Roman"/>
+        </w:rPr>
+        <w:t>phá</w:t>
+      </w:r>
+      <w:proofErr w:type="spellEnd"/>
+      <w:r>
+        <w:rPr>
+          <w:rFonts w:ascii="Time s New Roman" w:hAnsi="Time s New Roman"/>
+        </w:rPr>
+        <w:t xml:space="preserve">, </w:t>
+      </w:r>
+      <w:proofErr w:type="spellStart"/>
+      <w:r>
+        <w:rPr>
+          <w:rFonts w:ascii="Time s New Roman" w:hAnsi="Time s New Roman"/>
+        </w:rPr>
+        <w:t>ứng</w:t>
+      </w:r>
+      <w:proofErr w:type="spellEnd"/>
+      <w:r>
+        <w:rPr>
+          <w:rFonts w:ascii="Time s New Roman" w:hAnsi="Time s New Roman"/>
+        </w:rPr>
+        <w:t xml:space="preserve"> </w:t>
+      </w:r>
+      <w:proofErr w:type="spellStart"/>
+      <w:r>
+        <w:rPr>
+          <w:rFonts w:ascii="Time s New Roman" w:hAnsi="Time s New Roman"/>
+        </w:rPr>
+        <w:t>dụng</w:t>
+      </w:r>
+      <w:proofErr w:type="spellEnd"/>
+      <w:r>
+        <w:rPr>
+          <w:rFonts w:ascii="Time s New Roman" w:hAnsi="Time s New Roman"/>
+        </w:rPr>
+        <w:t xml:space="preserve"> </w:t>
+      </w:r>
+      <w:proofErr w:type="spellStart"/>
+      <w:r>
+        <w:rPr>
+          <w:rFonts w:ascii="Time s New Roman" w:hAnsi="Time s New Roman"/>
+        </w:rPr>
+        <w:t>cho</w:t>
+      </w:r>
+      <w:proofErr w:type="spellEnd"/>
+      <w:r>
+        <w:rPr>
+          <w:rFonts w:ascii="Time s New Roman" w:hAnsi="Time s New Roman"/>
+        </w:rPr>
+        <w:t xml:space="preserve"> </w:t>
+      </w:r>
+      <w:proofErr w:type="spellStart"/>
+      <w:r>
+        <w:rPr>
+          <w:rFonts w:ascii="Time s New Roman" w:hAnsi="Time s New Roman"/>
+        </w:rPr>
+        <w:t>người</w:t>
+      </w:r>
+      <w:proofErr w:type="spellEnd"/>
+      <w:r>
+        <w:rPr>
+          <w:rFonts w:ascii="Time s New Roman" w:hAnsi="Time s New Roman"/>
+        </w:rPr>
+        <w:t xml:space="preserve"> </w:t>
+      </w:r>
+      <w:proofErr w:type="spellStart"/>
+      <w:r>
+        <w:rPr>
+          <w:rFonts w:ascii="Time s New Roman" w:hAnsi="Time s New Roman"/>
+        </w:rPr>
+        <w:t>khuyết</w:t>
+      </w:r>
+      <w:proofErr w:type="spellEnd"/>
+      <w:r>
+        <w:rPr>
+          <w:rFonts w:ascii="Time s New Roman" w:hAnsi="Time s New Roman"/>
+        </w:rPr>
+        <w:t xml:space="preserve"> </w:t>
+      </w:r>
+      <w:proofErr w:type="spellStart"/>
+      <w:r>
+        <w:rPr>
+          <w:rFonts w:ascii="Time s New Roman" w:hAnsi="Time s New Roman"/>
+        </w:rPr>
+        <w:t>tật</w:t>
+      </w:r>
+      <w:proofErr w:type="spellEnd"/>
+      <w:r>
+        <w:rPr>
+          <w:rFonts w:ascii="Time s New Roman" w:hAnsi="Time s New Roman"/>
+        </w:rPr>
+        <w:t xml:space="preserve">, </w:t>
+      </w:r>
+      <w:proofErr w:type="spellStart"/>
+      <w:r>
+        <w:rPr>
+          <w:rFonts w:ascii="Time s New Roman" w:hAnsi="Time s New Roman"/>
+        </w:rPr>
+        <w:t>môi</w:t>
+      </w:r>
+      <w:proofErr w:type="spellEnd"/>
+      <w:r>
+        <w:rPr>
+          <w:rFonts w:ascii="Time s New Roman" w:hAnsi="Time s New Roman"/>
+        </w:rPr>
+        <w:t xml:space="preserve"> </w:t>
+      </w:r>
+      <w:proofErr w:type="spellStart"/>
+      <w:r>
+        <w:rPr>
+          <w:rFonts w:ascii="Time s New Roman" w:hAnsi="Time s New Roman"/>
+        </w:rPr>
+        <w:t>trường</w:t>
+      </w:r>
+      <w:proofErr w:type="spellEnd"/>
+      <w:r>
+        <w:rPr>
+          <w:rFonts w:ascii="Time s New Roman" w:hAnsi="Time s New Roman"/>
+        </w:rPr>
+        <w:t xml:space="preserve"> </w:t>
+      </w:r>
+      <w:proofErr w:type="spellStart"/>
+      <w:r>
+        <w:rPr>
+          <w:rFonts w:ascii="Time s New Roman" w:hAnsi="Time s New Roman"/>
+        </w:rPr>
+        <w:t>vô</w:t>
+      </w:r>
+      <w:proofErr w:type="spellEnd"/>
+      <w:r>
+        <w:rPr>
+          <w:rFonts w:ascii="Time s New Roman" w:hAnsi="Time s New Roman"/>
+        </w:rPr>
+        <w:t xml:space="preserve"> </w:t>
+      </w:r>
+      <w:proofErr w:type="spellStart"/>
+      <w:r>
+        <w:rPr>
+          <w:rFonts w:ascii="Time s New Roman" w:hAnsi="Time s New Roman"/>
+        </w:rPr>
+        <w:t>trùng</w:t>
+      </w:r>
+      <w:proofErr w:type="spellEnd"/>
+      <w:r>
+        <w:rPr>
+          <w:rFonts w:ascii="Time s New Roman" w:hAnsi="Time s New Roman"/>
+        </w:rPr>
+        <w:t>)?</w:t>
       </w:r>
     </w:p>
     <w:p>
@@ -557,8 +2891,100 @@
         <w:rPr>
           <w:rFonts w:ascii="Time s New Roman" w:hAnsi="Time s New Roman"/>
         </w:rPr>
-        <w:t>. Mục tiêu, nội dung, phương pháp nghiên cứu</w:t>
-      </w:r>
+        <w:t xml:space="preserve">. </w:t>
+      </w:r>
+      <w:proofErr w:type="spellStart"/>
+      <w:r>
+        <w:rPr>
+          <w:rFonts w:ascii="Time s New Roman" w:hAnsi="Time s New Roman"/>
+        </w:rPr>
+        <w:t>Mục</w:t>
+      </w:r>
+      <w:proofErr w:type="spellEnd"/>
+      <w:r>
+        <w:rPr>
+          <w:rFonts w:ascii="Time s New Roman" w:hAnsi="Time s New Roman"/>
+        </w:rPr>
+        <w:t xml:space="preserve"> </w:t>
+      </w:r>
+      <w:proofErr w:type="spellStart"/>
+      <w:r>
+        <w:rPr>
+          <w:rFonts w:ascii="Time s New Roman" w:hAnsi="Time s New Roman"/>
+        </w:rPr>
+        <w:t>tiêu</w:t>
+      </w:r>
+      <w:proofErr w:type="spellEnd"/>
+      <w:r>
+        <w:rPr>
+          <w:rFonts w:ascii="Time s New Roman" w:hAnsi="Time s New Roman"/>
+        </w:rPr>
+        <w:t xml:space="preserve">, </w:t>
+      </w:r>
+      <w:proofErr w:type="spellStart"/>
+      <w:r>
+        <w:rPr>
+          <w:rFonts w:ascii="Time s New Roman" w:hAnsi="Time s New Roman"/>
+        </w:rPr>
+        <w:t>nội</w:t>
+      </w:r>
+      <w:proofErr w:type="spellEnd"/>
+      <w:r>
+        <w:rPr>
+          <w:rFonts w:ascii="Time s New Roman" w:hAnsi="Time s New Roman"/>
+        </w:rPr>
+        <w:t xml:space="preserve"> dung, </w:t>
+      </w:r>
+      <w:proofErr w:type="spellStart"/>
+      <w:r>
+        <w:rPr>
+          <w:rFonts w:ascii="Time s New Roman" w:hAnsi="Time s New Roman"/>
+        </w:rPr>
+        <w:t>phương</w:t>
+      </w:r>
+      <w:proofErr w:type="spellEnd"/>
+      <w:r>
+        <w:rPr>
+          <w:rFonts w:ascii="Time s New Roman" w:hAnsi="Time s New Roman"/>
+        </w:rPr>
+        <w:t xml:space="preserve"> </w:t>
+      </w:r>
+      <w:proofErr w:type="spellStart"/>
+      <w:r>
+        <w:rPr>
+          <w:rFonts w:ascii="Time s New Roman" w:hAnsi="Time s New Roman"/>
+        </w:rPr>
+        <w:t>pháp</w:t>
+      </w:r>
+      <w:proofErr w:type="spellEnd"/>
+      <w:r>
+        <w:rPr>
+          <w:rFonts w:ascii="Time s New Roman" w:hAnsi="Time s New Roman"/>
+        </w:rPr>
+        <w:t xml:space="preserve"> </w:t>
+      </w:r>
+      <w:proofErr w:type="spellStart"/>
+      <w:r>
+        <w:rPr>
+          <w:rFonts w:ascii="Time s New Roman" w:hAnsi="Time s New Roman"/>
+        </w:rPr>
+        <w:t>nghiên</w:t>
+      </w:r>
+      <w:proofErr w:type="spellEnd"/>
+      <w:r>
+        <w:rPr>
+          <w:rFonts w:ascii="Time s New Roman" w:hAnsi="Time s New Roman"/>
+        </w:rPr>
+        <w:t xml:space="preserve"> </w:t>
+      </w:r>
+      <w:proofErr w:type="spellStart"/>
+      <w:r>
+        <w:rPr>
+          <w:rFonts w:ascii="Time s New Roman" w:hAnsi="Time s New Roman"/>
+        </w:rPr>
+        <w:t>cứu</w:t>
+      </w:r>
+      <w:proofErr w:type="spellEnd"/>
     </w:p>
     <w:p>
       <w:pPr>
@@ -571,11 +2997,285 @@
           <w:rFonts w:ascii="Time s New Roman" w:hAnsi="Time s New Roman" w:hint="eastAsia"/>
         </w:rPr>
       </w:pPr>
-      <w:r>
-        <w:rPr>
-          <w:rFonts w:ascii="Time s New Roman" w:hAnsi="Time s New Roman"/>
-        </w:rPr>
-        <w:t>Mục tiêu: Thiết lập kết nối ổn định giữa Web-ESP32-Thiết bị; xây dựng mô hình nhận diện cử chỉ chính xác.</w:t>
+      <w:proofErr w:type="spellStart"/>
+      <w:r>
+        <w:rPr>
+          <w:rFonts w:ascii="Time s New Roman" w:hAnsi="Time s New Roman"/>
+        </w:rPr>
+        <w:t>Mục</w:t>
+      </w:r>
+      <w:proofErr w:type="spellEnd"/>
+      <w:r>
+        <w:rPr>
+          <w:rFonts w:ascii="Time s New Roman" w:hAnsi="Time s New Roman"/>
+        </w:rPr>
+        <w:t xml:space="preserve"> </w:t>
+      </w:r>
+      <w:proofErr w:type="spellStart"/>
+      <w:r>
+        <w:rPr>
+          <w:rFonts w:ascii="Time s New Roman" w:hAnsi="Time s New Roman"/>
+        </w:rPr>
+        <w:t>tiêu</w:t>
+      </w:r>
+      <w:proofErr w:type="spellEnd"/>
+      <w:r>
+        <w:rPr>
+          <w:rFonts w:ascii="Time s New Roman" w:hAnsi="Time s New Roman"/>
+        </w:rPr>
+        <w:t xml:space="preserve">: </w:t>
+      </w:r>
+      <w:proofErr w:type="spellStart"/>
+      <w:r>
+        <w:rPr>
+          <w:rFonts w:ascii="Time s New Roman" w:hAnsi="Time s New Roman"/>
+        </w:rPr>
+        <w:t>Thiết</w:t>
+      </w:r>
+      <w:proofErr w:type="spellEnd"/>
+      <w:r>
+        <w:rPr>
+          <w:rFonts w:ascii="Time s New Roman" w:hAnsi="Time s New Roman"/>
+        </w:rPr>
+        <w:t xml:space="preserve"> </w:t>
+      </w:r>
+      <w:proofErr w:type="spellStart"/>
+      <w:r>
+        <w:rPr>
+          <w:rFonts w:ascii="Time s New Roman" w:hAnsi="Time s New Roman"/>
+        </w:rPr>
+        <w:t>lập</w:t>
+      </w:r>
+      <w:proofErr w:type="spellEnd"/>
+      <w:r>
+        <w:rPr>
+          <w:rFonts w:ascii="Time s New Roman" w:hAnsi="Time s New Roman"/>
+        </w:rPr>
+        <w:t xml:space="preserve"> </w:t>
+      </w:r>
+      <w:proofErr w:type="spellStart"/>
+      <w:r>
+        <w:rPr>
+          <w:rFonts w:ascii="Time s New Roman" w:hAnsi="Time s New Roman"/>
+        </w:rPr>
+        <w:t>kết</w:t>
+      </w:r>
+      <w:proofErr w:type="spellEnd"/>
+      <w:r>
+        <w:rPr>
+          <w:rFonts w:ascii="Time s New Roman" w:hAnsi="Time s New Roman"/>
+        </w:rPr>
+        <w:t xml:space="preserve"> </w:t>
+      </w:r>
+      <w:proofErr w:type="spellStart"/>
+      <w:r>
+        <w:rPr>
+          <w:rFonts w:ascii="Time s New Roman" w:hAnsi="Time s New Roman"/>
+        </w:rPr>
+        <w:t>nối</w:t>
+      </w:r>
+      <w:proofErr w:type="spellEnd"/>
+      <w:r>
+        <w:rPr>
+          <w:rFonts w:ascii="Time s New Roman" w:hAnsi="Time s New Roman"/>
+        </w:rPr>
+        <w:t xml:space="preserve"> </w:t>
+      </w:r>
+      <w:proofErr w:type="spellStart"/>
+      <w:r>
+        <w:rPr>
+          <w:rFonts w:ascii="Time s New Roman" w:hAnsi="Time s New Roman"/>
+        </w:rPr>
+        <w:t>ổn</w:t>
+      </w:r>
+      <w:proofErr w:type="spellEnd"/>
+      <w:r>
+        <w:rPr>
+          <w:rFonts w:ascii="Time s New Roman" w:hAnsi="Time s New Roman"/>
+        </w:rPr>
+        <w:t xml:space="preserve"> </w:t>
+      </w:r>
+      <w:proofErr w:type="spellStart"/>
+      <w:r>
+        <w:rPr>
+          <w:rFonts w:ascii="Time s New Roman" w:hAnsi="Time s New Roman"/>
+        </w:rPr>
+        <w:t>định</w:t>
+      </w:r>
+      <w:proofErr w:type="spellEnd"/>
+      <w:r>
+        <w:rPr>
+          <w:rFonts w:ascii="Time s New Roman" w:hAnsi="Time s New Roman"/>
+        </w:rPr>
+        <w:t xml:space="preserve"> </w:t>
+      </w:r>
+      <w:proofErr w:type="spellStart"/>
+      <w:r>
+        <w:rPr>
+          <w:rFonts w:ascii="Time s New Roman" w:hAnsi="Time s New Roman"/>
+        </w:rPr>
+        <w:t>giữa</w:t>
+      </w:r>
+      <w:proofErr w:type="spellEnd"/>
+      <w:r>
+        <w:rPr>
+          <w:rFonts w:ascii="Time s New Roman" w:hAnsi="Time s New Roman"/>
+        </w:rPr>
+        <w:t xml:space="preserve"> Web-ESP32-Thiết </w:t>
+      </w:r>
+      <w:proofErr w:type="spellStart"/>
+      <w:r>
+        <w:rPr>
+          <w:rFonts w:ascii="Time s New Roman" w:hAnsi="Time s New Roman"/>
+        </w:rPr>
+        <w:t>bị</w:t>
+      </w:r>
+      <w:proofErr w:type="spellEnd"/>
+      <w:r>
+        <w:rPr>
+          <w:rFonts w:ascii="Time s New Roman" w:hAnsi="Time s New Roman"/>
+        </w:rPr>
+        <w:t xml:space="preserve">; </w:t>
+      </w:r>
+      <w:proofErr w:type="spellStart"/>
+      <w:r>
+        <w:rPr>
+          <w:rFonts w:ascii="Time s New Roman" w:hAnsi="Time s New Roman"/>
+        </w:rPr>
+        <w:t>xây</w:t>
+      </w:r>
+      <w:proofErr w:type="spellEnd"/>
+      <w:r>
+        <w:rPr>
+          <w:rFonts w:ascii="Time s New Roman" w:hAnsi="Time s New Roman"/>
+        </w:rPr>
+        <w:t xml:space="preserve"> </w:t>
+      </w:r>
+      <w:proofErr w:type="spellStart"/>
+      <w:r>
+        <w:rPr>
+          <w:rFonts w:ascii="Time s New Roman" w:hAnsi="Time s New Roman"/>
+        </w:rPr>
+        <w:t>dựng</w:t>
+      </w:r>
+      <w:proofErr w:type="spellEnd"/>
+      <w:r>
+        <w:rPr>
+          <w:rFonts w:ascii="Time s New Roman" w:hAnsi="Time s New Roman"/>
+        </w:rPr>
+        <w:t xml:space="preserve"> </w:t>
+      </w:r>
+      <w:proofErr w:type="spellStart"/>
+      <w:r>
+        <w:rPr>
+          <w:rFonts w:ascii="Time s New Roman" w:hAnsi="Time s New Roman"/>
+        </w:rPr>
+        <w:t>mô</w:t>
+      </w:r>
+      <w:proofErr w:type="spellEnd"/>
+      <w:r>
+        <w:rPr>
+          <w:rFonts w:ascii="Time s New Roman" w:hAnsi="Time s New Roman"/>
+        </w:rPr>
+        <w:t xml:space="preserve"> </w:t>
+      </w:r>
+      <w:proofErr w:type="spellStart"/>
+      <w:r>
+        <w:rPr>
+          <w:rFonts w:ascii="Time s New Roman" w:hAnsi="Time s New Roman"/>
+        </w:rPr>
+        <w:t>hình</w:t>
+      </w:r>
+      <w:proofErr w:type="spellEnd"/>
+      <w:r>
+        <w:rPr>
+          <w:rFonts w:ascii="Time s New Roman" w:hAnsi="Time s New Roman"/>
+        </w:rPr>
+        <w:t xml:space="preserve"> </w:t>
+      </w:r>
+      <w:proofErr w:type="spellStart"/>
+      <w:r>
+        <w:rPr>
+          <w:rFonts w:ascii="Time s New Roman" w:hAnsi="Time s New Roman"/>
+        </w:rPr>
+        <w:t>nhận</w:t>
+      </w:r>
+      <w:proofErr w:type="spellEnd"/>
+      <w:r>
+        <w:rPr>
+          <w:rFonts w:ascii="Time s New Roman" w:hAnsi="Time s New Roman"/>
+        </w:rPr>
+        <w:t xml:space="preserve"> </w:t>
+      </w:r>
+      <w:proofErr w:type="spellStart"/>
+      <w:r>
+        <w:rPr>
+          <w:rFonts w:ascii="Time s New Roman" w:hAnsi="Time s New Roman"/>
+        </w:rPr>
+        <w:t>diện</w:t>
+      </w:r>
+      <w:proofErr w:type="spellEnd"/>
+      <w:r>
+        <w:rPr>
+          <w:rFonts w:ascii="Time s New Roman" w:hAnsi="Time s New Roman"/>
+        </w:rPr>
+        <w:t xml:space="preserve"> </w:t>
+      </w:r>
+      <w:proofErr w:type="spellStart"/>
+      <w:r>
+        <w:rPr>
+          <w:rFonts w:ascii="Time s New Roman" w:hAnsi="Time s New Roman"/>
+        </w:rPr>
+        <w:t>cử</w:t>
+      </w:r>
+      <w:proofErr w:type="spellEnd"/>
+      <w:r>
+        <w:rPr>
+          <w:rFonts w:ascii="Time s New Roman" w:hAnsi="Time s New Roman"/>
+        </w:rPr>
+        <w:t xml:space="preserve"> </w:t>
+      </w:r>
+      <w:proofErr w:type="spellStart"/>
+      <w:r>
+        <w:rPr>
+          <w:rFonts w:ascii="Time s New Roman" w:hAnsi="Time s New Roman"/>
+        </w:rPr>
+        <w:t>chỉ</w:t>
+      </w:r>
+      <w:proofErr w:type="spellEnd"/>
+      <w:r>
+        <w:rPr>
+          <w:rFonts w:ascii="Time s New Roman" w:hAnsi="Time s New Roman"/>
+        </w:rPr>
+        <w:t xml:space="preserve"> </w:t>
+      </w:r>
+      <w:proofErr w:type="spellStart"/>
+      <w:r>
+        <w:rPr>
+          <w:rFonts w:ascii="Time s New Roman" w:hAnsi="Time s New Roman"/>
+        </w:rPr>
+        <w:t>chính</w:t>
+      </w:r>
+      <w:proofErr w:type="spellEnd"/>
+      <w:r>
+        <w:rPr>
+          <w:rFonts w:ascii="Time s New Roman" w:hAnsi="Time s New Roman"/>
+        </w:rPr>
+        <w:t xml:space="preserve"> </w:t>
+      </w:r>
+      <w:proofErr w:type="spellStart"/>
+      <w:r>
+        <w:rPr>
+          <w:rFonts w:ascii="Time s New Roman" w:hAnsi="Time s New Roman"/>
+        </w:rPr>
+        <w:t>xác</w:t>
+      </w:r>
+      <w:proofErr w:type="spellEnd"/>
+      <w:r>
+        <w:rPr>
+          <w:rFonts w:ascii="Time s New Roman" w:hAnsi="Time s New Roman"/>
+        </w:rPr>
+        <w:t>.</w:t>
       </w:r>
     </w:p>
     <w:p>
@@ -589,11 +3289,299 @@
           <w:rFonts w:ascii="Time s New Roman" w:hAnsi="Time s New Roman" w:hint="eastAsia"/>
         </w:rPr>
       </w:pPr>
-      <w:r>
-        <w:rPr>
-          <w:rFonts w:ascii="Time s New Roman" w:hAnsi="Time s New Roman"/>
-        </w:rPr>
-        <w:t>Nội dung: Thiết kế phần cứng; Lập trình firmware ESP32; Xây dựng giao diện web; Huấn luyện/tối ưu mô hình xử lý cử chỉ.</w:t>
+      <w:proofErr w:type="spellStart"/>
+      <w:r>
+        <w:rPr>
+          <w:rFonts w:ascii="Time s New Roman" w:hAnsi="Time s New Roman"/>
+        </w:rPr>
+        <w:t>Nội</w:t>
+      </w:r>
+      <w:proofErr w:type="spellEnd"/>
+      <w:r>
+        <w:rPr>
+          <w:rFonts w:ascii="Time s New Roman" w:hAnsi="Time s New Roman"/>
+        </w:rPr>
+        <w:t xml:space="preserve"> dung: </w:t>
+      </w:r>
+      <w:proofErr w:type="spellStart"/>
+      <w:r>
+        <w:rPr>
+          <w:rFonts w:ascii="Time s New Roman" w:hAnsi="Time s New Roman"/>
+        </w:rPr>
+        <w:t>Thiết</w:t>
+      </w:r>
+      <w:proofErr w:type="spellEnd"/>
+      <w:r>
+        <w:rPr>
+          <w:rFonts w:ascii="Time s New Roman" w:hAnsi="Time s New Roman"/>
+        </w:rPr>
+        <w:t xml:space="preserve"> </w:t>
+      </w:r>
+      <w:proofErr w:type="spellStart"/>
+      <w:r>
+        <w:rPr>
+          <w:rFonts w:ascii="Time s New Roman" w:hAnsi="Time s New Roman"/>
+        </w:rPr>
+        <w:t>kế</w:t>
+      </w:r>
+      <w:proofErr w:type="spellEnd"/>
+      <w:r>
+        <w:rPr>
+          <w:rFonts w:ascii="Time s New Roman" w:hAnsi="Time s New Roman"/>
+        </w:rPr>
+        <w:t xml:space="preserve"> </w:t>
+      </w:r>
+      <w:proofErr w:type="spellStart"/>
+      <w:r>
+        <w:rPr>
+          <w:rFonts w:ascii="Time s New Roman" w:hAnsi="Time s New Roman"/>
+        </w:rPr>
+        <w:t>phần</w:t>
+      </w:r>
+      <w:proofErr w:type="spellEnd"/>
+      <w:r>
+        <w:rPr>
+          <w:rFonts w:ascii="Time s New Roman" w:hAnsi="Time s New Roman"/>
+        </w:rPr>
+        <w:t xml:space="preserve"> </w:t>
+      </w:r>
+      <w:proofErr w:type="spellStart"/>
+      <w:r>
+        <w:rPr>
+          <w:rFonts w:ascii="Time s New Roman" w:hAnsi="Time s New Roman"/>
+        </w:rPr>
+        <w:t>cứng</w:t>
+      </w:r>
+      <w:proofErr w:type="spellEnd"/>
+      <w:r>
+        <w:rPr>
+          <w:rFonts w:ascii="Time s New Roman" w:hAnsi="Time s New Roman"/>
+        </w:rPr>
+        <w:t xml:space="preserve">; </w:t>
+      </w:r>
+      <w:proofErr w:type="spellStart"/>
+      <w:r>
+        <w:rPr>
+          <w:rFonts w:ascii="Time s New Roman" w:hAnsi="Time s New Roman"/>
+        </w:rPr>
+        <w:t>Lập</w:t>
+      </w:r>
+      <w:proofErr w:type="spellEnd"/>
+      <w:r>
+        <w:rPr>
+          <w:rFonts w:ascii="Time s New Roman" w:hAnsi="Time s New Roman"/>
+        </w:rPr>
+        <w:t xml:space="preserve"> </w:t>
+      </w:r>
+      <w:proofErr w:type="spellStart"/>
+      <w:r>
+        <w:rPr>
+          <w:rFonts w:ascii="Time s New Roman" w:hAnsi="Time s New Roman"/>
+        </w:rPr>
+        <w:t>trình</w:t>
+      </w:r>
+      <w:proofErr w:type="spellEnd"/>
+      <w:r>
+        <w:rPr>
+          <w:rFonts w:ascii="Time s New Roman" w:hAnsi="Time s New Roman"/>
+        </w:rPr>
+        <w:t xml:space="preserve"> firmware ESP32; </w:t>
+      </w:r>
+      <w:proofErr w:type="spellStart"/>
+      <w:r>
+        <w:rPr>
+          <w:rFonts w:ascii="Time s New Roman" w:hAnsi="Time s New Roman"/>
+        </w:rPr>
+        <w:t>Xây</w:t>
+      </w:r>
+      <w:proofErr w:type="spellEnd"/>
+      <w:r>
+        <w:rPr>
+          <w:rFonts w:ascii="Time s New Roman" w:hAnsi="Time s New Roman"/>
+        </w:rPr>
+        <w:t xml:space="preserve"> </w:t>
+      </w:r>
+      <w:proofErr w:type="spellStart"/>
+      <w:r>
+        <w:rPr>
+          <w:rFonts w:ascii="Time s New Roman" w:hAnsi="Time s New Roman"/>
+        </w:rPr>
+        <w:t>dựng</w:t>
+      </w:r>
+      <w:proofErr w:type="spellEnd"/>
+      <w:r>
+        <w:rPr>
+          <w:rFonts w:ascii="Time s New Roman" w:hAnsi="Time s New Roman"/>
+        </w:rPr>
+        <w:t xml:space="preserve"> </w:t>
+      </w:r>
+      <w:proofErr w:type="spellStart"/>
+      <w:r>
+        <w:rPr>
+          <w:rFonts w:ascii="Time s New Roman" w:hAnsi="Time s New Roman"/>
+        </w:rPr>
+        <w:t>giao</w:t>
+      </w:r>
+      <w:proofErr w:type="spellEnd"/>
+      <w:r>
+        <w:rPr>
+          <w:rFonts w:ascii="Time s New Roman" w:hAnsi="Time s New Roman"/>
+        </w:rPr>
+        <w:t xml:space="preserve"> </w:t>
+      </w:r>
+      <w:proofErr w:type="spellStart"/>
+      <w:r>
+        <w:rPr>
+          <w:rFonts w:ascii="Time s New Roman" w:hAnsi="Time s New Roman"/>
+        </w:rPr>
+        <w:t>diện</w:t>
+      </w:r>
+      <w:proofErr w:type="spellEnd"/>
+      <w:r>
+        <w:rPr>
+          <w:rFonts w:ascii="Time s New Roman" w:hAnsi="Time s New Roman"/>
+        </w:rPr>
+        <w:t xml:space="preserve"> web; </w:t>
+      </w:r>
+      <w:proofErr w:type="spellStart"/>
+      <w:r>
+        <w:rPr>
+          <w:rFonts w:ascii="Time s New Roman" w:hAnsi="Time s New Roman"/>
+        </w:rPr>
+        <w:t>Huấn</w:t>
+      </w:r>
+      <w:proofErr w:type="spellEnd"/>
+      <w:r>
+        <w:rPr>
+          <w:rFonts w:ascii="Time s New Roman" w:hAnsi="Time s New Roman"/>
+        </w:rPr>
+        <w:t xml:space="preserve"> </w:t>
+      </w:r>
+      <w:proofErr w:type="spellStart"/>
+      <w:r>
+        <w:rPr>
+          <w:rFonts w:ascii="Time s New Roman" w:hAnsi="Time s New Roman"/>
+        </w:rPr>
+        <w:t>luyện</w:t>
+      </w:r>
+      <w:proofErr w:type="spellEnd"/>
+      <w:r>
+        <w:rPr>
+          <w:rFonts w:ascii="Time s New Roman" w:hAnsi="Time s New Roman"/>
+        </w:rPr>
+        <w:t>/</w:t>
+      </w:r>
+      <w:proofErr w:type="spellStart"/>
+      <w:r>
+        <w:rPr>
+          <w:rFonts w:ascii="Time s New Roman" w:hAnsi="Time s New Roman"/>
+        </w:rPr>
+        <w:t>tối</w:t>
+      </w:r>
+      <w:proofErr w:type="spellEnd"/>
+      <w:r>
+        <w:rPr>
+          <w:rFonts w:ascii="Time s New Roman" w:hAnsi="Time s New Roman"/>
+        </w:rPr>
+        <w:t xml:space="preserve"> </w:t>
+      </w:r>
+      <w:proofErr w:type="spellStart"/>
+      <w:r>
+        <w:rPr>
+          <w:rFonts w:ascii="Time s New Roman" w:hAnsi="Time s New Roman"/>
+        </w:rPr>
+        <w:t>ưu</w:t>
+      </w:r>
+      <w:proofErr w:type="spellEnd"/>
+      <w:r>
+        <w:rPr>
+          <w:rFonts w:ascii="Time s New Roman" w:hAnsi="Time s New Roman"/>
+        </w:rPr>
+        <w:t xml:space="preserve"> </w:t>
+      </w:r>
+      <w:proofErr w:type="spellStart"/>
+      <w:r>
+        <w:rPr>
+          <w:rFonts w:ascii="Time s New Roman" w:hAnsi="Time s New Roman"/>
+        </w:rPr>
+        <w:t>mô</w:t>
+      </w:r>
+      <w:proofErr w:type="spellEnd"/>
+      <w:r>
+        <w:rPr>
+          <w:rFonts w:ascii="Time s New Roman" w:hAnsi="Time s New Roman"/>
+        </w:rPr>
+        <w:t xml:space="preserve"> </w:t>
+      </w:r>
+      <w:proofErr w:type="spellStart"/>
+      <w:r>
+        <w:rPr>
+          <w:rFonts w:ascii="Time s New Roman" w:hAnsi="Time s New Roman"/>
+        </w:rPr>
+        <w:t>hình</w:t>
+      </w:r>
+      <w:proofErr w:type="spellEnd"/>
+      <w:r>
+        <w:rPr>
+          <w:rFonts w:ascii="Time s New Roman" w:hAnsi="Time s New Roman"/>
+        </w:rPr>
+        <w:t xml:space="preserve"> </w:t>
+      </w:r>
+      <w:proofErr w:type="spellStart"/>
+      <w:r>
+        <w:rPr>
+          <w:rFonts w:ascii="Time s New Roman" w:hAnsi="Time s New Roman"/>
+        </w:rPr>
+        <w:t>xử</w:t>
+      </w:r>
+      <w:proofErr w:type="spellEnd"/>
+      <w:r>
+        <w:rPr>
+          <w:rFonts w:ascii="Time s New Roman" w:hAnsi="Time s New Roman"/>
+        </w:rPr>
+        <w:t xml:space="preserve"> </w:t>
+      </w:r>
+      <w:proofErr w:type="spellStart"/>
+      <w:r>
+        <w:rPr>
+          <w:rFonts w:ascii="Time s New Roman" w:hAnsi="Time s New Roman"/>
+        </w:rPr>
+        <w:t>lý</w:t>
+      </w:r>
+      <w:proofErr w:type="spellEnd"/>
+      <w:r>
+        <w:rPr>
+          <w:rFonts w:ascii="Time s New Roman" w:hAnsi="Time s New Roman"/>
+        </w:rPr>
+        <w:t xml:space="preserve"> </w:t>
+      </w:r>
+      <w:proofErr w:type="spellStart"/>
+      <w:r>
+        <w:rPr>
+          <w:rFonts w:ascii="Time s New Roman" w:hAnsi="Time s New Roman"/>
+        </w:rPr>
+        <w:t>cử</w:t>
+      </w:r>
+      <w:proofErr w:type="spellEnd"/>
+      <w:r>
+        <w:rPr>
+          <w:rFonts w:ascii="Time s New Roman" w:hAnsi="Time s New Roman"/>
+        </w:rPr>
+        <w:t xml:space="preserve"> </w:t>
+      </w:r>
+      <w:proofErr w:type="spellStart"/>
+      <w:r>
+        <w:rPr>
+          <w:rFonts w:ascii="Time s New Roman" w:hAnsi="Time s New Roman"/>
+        </w:rPr>
+        <w:t>chỉ</w:t>
+      </w:r>
+      <w:proofErr w:type="spellEnd"/>
+      <w:r>
+        <w:rPr>
+          <w:rFonts w:ascii="Time s New Roman" w:hAnsi="Time s New Roman"/>
+        </w:rPr>
+        <w:t>.</w:t>
       </w:r>
     </w:p>
     <w:p>
@@ -611,7 +3599,189 @@
         <w:rPr>
           <w:rFonts w:ascii="Time s New Roman" w:hAnsi="Time s New Roman"/>
         </w:rPr>
-        <w:t>Phương pháp: Thực nghiệm, mô hình hóa, phương pháp so sánh, thử nghiệm thực tế.</w:t>
+        <w:t xml:space="preserve">Phương </w:t>
+      </w:r>
+      <w:proofErr w:type="spellStart"/>
+      <w:r>
+        <w:rPr>
+          <w:rFonts w:ascii="Time s New Roman" w:hAnsi="Time s New Roman"/>
+        </w:rPr>
+        <w:t>pháp</w:t>
+      </w:r>
+      <w:proofErr w:type="spellEnd"/>
+      <w:r>
+        <w:rPr>
+          <w:rFonts w:ascii="Time s New Roman" w:hAnsi="Time s New Roman"/>
+        </w:rPr>
+        <w:t xml:space="preserve">: </w:t>
+      </w:r>
+      <w:proofErr w:type="spellStart"/>
+      <w:r>
+        <w:rPr>
+          <w:rFonts w:ascii="Time s New Roman" w:hAnsi="Time s New Roman"/>
+        </w:rPr>
+        <w:t>Thực</w:t>
+      </w:r>
+      <w:proofErr w:type="spellEnd"/>
+      <w:r>
+        <w:rPr>
+          <w:rFonts w:ascii="Time s New Roman" w:hAnsi="Time s New Roman"/>
+        </w:rPr>
+        <w:t xml:space="preserve"> </w:t>
+      </w:r>
+      <w:proofErr w:type="spellStart"/>
+      <w:r>
+        <w:rPr>
+          <w:rFonts w:ascii="Time s New Roman" w:hAnsi="Time s New Roman"/>
+        </w:rPr>
+        <w:t>nghiệm</w:t>
+      </w:r>
+      <w:proofErr w:type="spellEnd"/>
+      <w:r>
+        <w:rPr>
+          <w:rFonts w:ascii="Time s New Roman" w:hAnsi="Time s New Roman"/>
+        </w:rPr>
+        <w:t xml:space="preserve">, </w:t>
+      </w:r>
+      <w:proofErr w:type="spellStart"/>
+      <w:r>
+        <w:rPr>
+          <w:rFonts w:ascii="Time s New Roman" w:hAnsi="Time s New Roman"/>
+        </w:rPr>
+        <w:t>mô</w:t>
+      </w:r>
+      <w:proofErr w:type="spellEnd"/>
+      <w:r>
+        <w:rPr>
+          <w:rFonts w:ascii="Time s New Roman" w:hAnsi="Time s New Roman"/>
+        </w:rPr>
+        <w:t xml:space="preserve"> </w:t>
+      </w:r>
+      <w:proofErr w:type="spellStart"/>
+      <w:r>
+        <w:rPr>
+          <w:rFonts w:ascii="Time s New Roman" w:hAnsi="Time s New Roman"/>
+        </w:rPr>
+        <w:t>hình</w:t>
+      </w:r>
+      <w:proofErr w:type="spellEnd"/>
+      <w:r>
+        <w:rPr>
+          <w:rFonts w:ascii="Time s New Roman" w:hAnsi="Time s New Roman"/>
+        </w:rPr>
+        <w:t xml:space="preserve"> </w:t>
+      </w:r>
+      <w:proofErr w:type="spellStart"/>
+      <w:r>
+        <w:rPr>
+          <w:rFonts w:ascii="Time s New Roman" w:hAnsi="Time s New Roman"/>
+        </w:rPr>
+        <w:t>hóa</w:t>
+      </w:r>
+      <w:proofErr w:type="spellEnd"/>
+      <w:r>
+        <w:rPr>
+          <w:rFonts w:ascii="Time s New Roman" w:hAnsi="Time s New Roman"/>
+        </w:rPr>
+        <w:t xml:space="preserve">, </w:t>
+      </w:r>
+      <w:proofErr w:type="spellStart"/>
+      <w:r>
+        <w:rPr>
+          <w:rFonts w:ascii="Time s New Roman" w:hAnsi="Time s New Roman"/>
+        </w:rPr>
+        <w:t>phương</w:t>
+      </w:r>
+      <w:proofErr w:type="spellEnd"/>
+      <w:r>
+        <w:rPr>
+          <w:rFonts w:ascii="Time s New Roman" w:hAnsi="Time s New Roman"/>
+        </w:rPr>
+        <w:t xml:space="preserve"> </w:t>
+      </w:r>
+      <w:proofErr w:type="spellStart"/>
+      <w:r>
+        <w:rPr>
+          <w:rFonts w:ascii="Time s New Roman" w:hAnsi="Time s New Roman"/>
+        </w:rPr>
+        <w:t>pháp</w:t>
+      </w:r>
+      <w:proofErr w:type="spellEnd"/>
+      <w:r>
+        <w:rPr>
+          <w:rFonts w:ascii="Time s New Roman" w:hAnsi="Time s New Roman"/>
+        </w:rPr>
+        <w:t xml:space="preserve"> so </w:t>
+      </w:r>
+      <w:proofErr w:type="spellStart"/>
+      <w:r>
+        <w:rPr>
+          <w:rFonts w:ascii="Time s New Roman" w:hAnsi="Time s New Roman"/>
+        </w:rPr>
+        <w:t>sánh</w:t>
+      </w:r>
+      <w:proofErr w:type="spellEnd"/>
+      <w:r>
+        <w:rPr>
+          <w:rFonts w:ascii="Time s New Roman" w:hAnsi="Time s New Roman"/>
+        </w:rPr>
+        <w:t xml:space="preserve">, </w:t>
+      </w:r>
+      <w:proofErr w:type="spellStart"/>
+      <w:r>
+        <w:rPr>
+          <w:rFonts w:ascii="Time s New Roman" w:hAnsi="Time s New Roman"/>
+        </w:rPr>
+        <w:t>thử</w:t>
+      </w:r>
+      <w:proofErr w:type="spellEnd"/>
+      <w:r>
+        <w:rPr>
+          <w:rFonts w:ascii="Time s New Roman" w:hAnsi="Time s New Roman"/>
+        </w:rPr>
+        <w:t xml:space="preserve"> </w:t>
+      </w:r>
+      <w:proofErr w:type="spellStart"/>
+      <w:r>
+        <w:rPr>
+          <w:rFonts w:ascii="Time s New Roman" w:hAnsi="Time s New Roman"/>
+        </w:rPr>
+        <w:t>nghiệm</w:t>
+      </w:r>
+      <w:proofErr w:type="spellEnd"/>
+      <w:r>
+        <w:rPr>
+          <w:rFonts w:ascii="Time s New Roman" w:hAnsi="Time s New Roman"/>
+        </w:rPr>
+        <w:t xml:space="preserve"> </w:t>
+      </w:r>
+      <w:proofErr w:type="spellStart"/>
+      <w:r>
+        <w:rPr>
+          <w:rFonts w:ascii="Time s New Roman" w:hAnsi="Time s New Roman"/>
+        </w:rPr>
+        <w:t>thực</w:t>
+      </w:r>
+      <w:proofErr w:type="spellEnd"/>
+      <w:r>
+        <w:rPr>
+          <w:rFonts w:ascii="Time s New Roman" w:hAnsi="Time s New Roman"/>
+        </w:rPr>
+        <w:t xml:space="preserve"> </w:t>
+      </w:r>
+      <w:proofErr w:type="spellStart"/>
+      <w:r>
+        <w:rPr>
+          <w:rFonts w:ascii="Time s New Roman" w:hAnsi="Time s New Roman"/>
+        </w:rPr>
+        <w:t>tế</w:t>
+      </w:r>
+      <w:proofErr w:type="spellEnd"/>
+      <w:r>
+        <w:rPr>
+          <w:rFonts w:ascii="Time s New Roman" w:hAnsi="Time s New Roman"/>
+        </w:rPr>
+        <w:t>.</w:t>
       </w:r>
     </w:p>
     <w:p>
@@ -638,8 +3808,86 @@
         <w:rPr>
           <w:rFonts w:ascii="Time s New Roman" w:hAnsi="Time s New Roman"/>
         </w:rPr>
-        <w:t>. Đối tượng và phạm vi nghiên cứu</w:t>
-      </w:r>
+        <w:t xml:space="preserve">. </w:t>
+      </w:r>
+      <w:proofErr w:type="spellStart"/>
+      <w:r>
+        <w:rPr>
+          <w:rFonts w:ascii="Time s New Roman" w:hAnsi="Time s New Roman"/>
+        </w:rPr>
+        <w:t>Đối</w:t>
+      </w:r>
+      <w:proofErr w:type="spellEnd"/>
+      <w:r>
+        <w:rPr>
+          <w:rFonts w:ascii="Time s New Roman" w:hAnsi="Time s New Roman"/>
+        </w:rPr>
+        <w:t xml:space="preserve"> </w:t>
+      </w:r>
+      <w:proofErr w:type="spellStart"/>
+      <w:r>
+        <w:rPr>
+          <w:rFonts w:ascii="Time s New Roman" w:hAnsi="Time s New Roman"/>
+        </w:rPr>
+        <w:t>tượng</w:t>
+      </w:r>
+      <w:proofErr w:type="spellEnd"/>
+      <w:r>
+        <w:rPr>
+          <w:rFonts w:ascii="Time s New Roman" w:hAnsi="Time s New Roman"/>
+        </w:rPr>
+        <w:t xml:space="preserve"> </w:t>
+      </w:r>
+      <w:proofErr w:type="spellStart"/>
+      <w:r>
+        <w:rPr>
+          <w:rFonts w:ascii="Time s New Roman" w:hAnsi="Time s New Roman"/>
+        </w:rPr>
+        <w:t>và</w:t>
+      </w:r>
+      <w:proofErr w:type="spellEnd"/>
+      <w:r>
+        <w:rPr>
+          <w:rFonts w:ascii="Time s New Roman" w:hAnsi="Time s New Roman"/>
+        </w:rPr>
+        <w:t xml:space="preserve"> </w:t>
+      </w:r>
+      <w:proofErr w:type="spellStart"/>
+      <w:r>
+        <w:rPr>
+          <w:rFonts w:ascii="Time s New Roman" w:hAnsi="Time s New Roman"/>
+        </w:rPr>
+        <w:t>phạm</w:t>
+      </w:r>
+      <w:proofErr w:type="spellEnd"/>
+      <w:r>
+        <w:rPr>
+          <w:rFonts w:ascii="Time s New Roman" w:hAnsi="Time s New Roman"/>
+        </w:rPr>
+        <w:t xml:space="preserve"> vi </w:t>
+      </w:r>
+      <w:proofErr w:type="spellStart"/>
+      <w:r>
+        <w:rPr>
+          <w:rFonts w:ascii="Time s New Roman" w:hAnsi="Time s New Roman"/>
+        </w:rPr>
+        <w:t>nghiên</w:t>
+      </w:r>
+      <w:proofErr w:type="spellEnd"/>
+      <w:r>
+        <w:rPr>
+          <w:rFonts w:ascii="Time s New Roman" w:hAnsi="Time s New Roman"/>
+        </w:rPr>
+        <w:t xml:space="preserve"> </w:t>
+      </w:r>
+      <w:proofErr w:type="spellStart"/>
+      <w:r>
+        <w:rPr>
+          <w:rFonts w:ascii="Time s New Roman" w:hAnsi="Time s New Roman"/>
+        </w:rPr>
+        <w:t>cứu</w:t>
+      </w:r>
+      <w:proofErr w:type="spellEnd"/>
     </w:p>
     <w:p>
       <w:pPr>
@@ -652,11 +3900,187 @@
           <w:rFonts w:ascii="Time s New Roman" w:hAnsi="Time s New Roman" w:hint="eastAsia"/>
         </w:rPr>
       </w:pPr>
-      <w:r>
-        <w:rPr>
-          <w:rFonts w:ascii="Time s New Roman" w:hAnsi="Time s New Roman"/>
-        </w:rPr>
-        <w:t>Đối tượng: Hệ thống điều khiển thiết bị, tín hiệu cử chỉ từ webcam.</w:t>
+      <w:proofErr w:type="spellStart"/>
+      <w:r>
+        <w:rPr>
+          <w:rFonts w:ascii="Time s New Roman" w:hAnsi="Time s New Roman"/>
+        </w:rPr>
+        <w:t>Đối</w:t>
+      </w:r>
+      <w:proofErr w:type="spellEnd"/>
+      <w:r>
+        <w:rPr>
+          <w:rFonts w:ascii="Time s New Roman" w:hAnsi="Time s New Roman"/>
+        </w:rPr>
+        <w:t xml:space="preserve"> </w:t>
+      </w:r>
+      <w:proofErr w:type="spellStart"/>
+      <w:r>
+        <w:rPr>
+          <w:rFonts w:ascii="Time s New Roman" w:hAnsi="Time s New Roman"/>
+        </w:rPr>
+        <w:t>tượng</w:t>
+      </w:r>
+      <w:proofErr w:type="spellEnd"/>
+      <w:r>
+        <w:rPr>
+          <w:rFonts w:ascii="Time s New Roman" w:hAnsi="Time s New Roman"/>
+        </w:rPr>
+        <w:t xml:space="preserve">: </w:t>
+      </w:r>
+      <w:proofErr w:type="spellStart"/>
+      <w:r>
+        <w:rPr>
+          <w:rFonts w:ascii="Time s New Roman" w:hAnsi="Time s New Roman"/>
+        </w:rPr>
+        <w:t>Hệ</w:t>
+      </w:r>
+      <w:proofErr w:type="spellEnd"/>
+      <w:r>
+        <w:rPr>
+          <w:rFonts w:ascii="Time s New Roman" w:hAnsi="Time s New Roman"/>
+        </w:rPr>
+        <w:t xml:space="preserve"> </w:t>
+      </w:r>
+      <w:proofErr w:type="spellStart"/>
+      <w:r>
+        <w:rPr>
+          <w:rFonts w:ascii="Time s New Roman" w:hAnsi="Time s New Roman"/>
+        </w:rPr>
+        <w:t>thống</w:t>
+      </w:r>
+      <w:proofErr w:type="spellEnd"/>
+      <w:r>
+        <w:rPr>
+          <w:rFonts w:ascii="Time s New Roman" w:hAnsi="Time s New Roman"/>
+        </w:rPr>
+        <w:t xml:space="preserve"> </w:t>
+      </w:r>
+      <w:proofErr w:type="spellStart"/>
+      <w:r>
+        <w:rPr>
+          <w:rFonts w:ascii="Time s New Roman" w:hAnsi="Time s New Roman"/>
+        </w:rPr>
+        <w:t>điều</w:t>
+      </w:r>
+      <w:proofErr w:type="spellEnd"/>
+      <w:r>
+        <w:rPr>
+          <w:rFonts w:ascii="Time s New Roman" w:hAnsi="Time s New Roman"/>
+        </w:rPr>
+        <w:t xml:space="preserve"> </w:t>
+      </w:r>
+      <w:proofErr w:type="spellStart"/>
+      <w:r>
+        <w:rPr>
+          <w:rFonts w:ascii="Time s New Roman" w:hAnsi="Time s New Roman"/>
+        </w:rPr>
+        <w:t>khiển</w:t>
+      </w:r>
+      <w:proofErr w:type="spellEnd"/>
+      <w:r>
+        <w:rPr>
+          <w:rFonts w:ascii="Time s New Roman" w:hAnsi="Time s New Roman"/>
+        </w:rPr>
+        <w:t xml:space="preserve"> </w:t>
+      </w:r>
+      <w:proofErr w:type="spellStart"/>
+      <w:r>
+        <w:rPr>
+          <w:rFonts w:ascii="Time s New Roman" w:hAnsi="Time s New Roman"/>
+        </w:rPr>
+        <w:t>thiết</w:t>
+      </w:r>
+      <w:proofErr w:type="spellEnd"/>
+      <w:r>
+        <w:rPr>
+          <w:rFonts w:ascii="Time s New Roman" w:hAnsi="Time s New Roman"/>
+        </w:rPr>
+        <w:t xml:space="preserve"> </w:t>
+      </w:r>
+      <w:proofErr w:type="spellStart"/>
+      <w:r>
+        <w:rPr>
+          <w:rFonts w:ascii="Time s New Roman" w:hAnsi="Time s New Roman"/>
+        </w:rPr>
+        <w:t>bị</w:t>
+      </w:r>
+      <w:proofErr w:type="spellEnd"/>
+      <w:r>
+        <w:rPr>
+          <w:rFonts w:ascii="Time s New Roman" w:hAnsi="Time s New Roman"/>
+        </w:rPr>
+        <w:t xml:space="preserve">, </w:t>
+      </w:r>
+      <w:proofErr w:type="spellStart"/>
+      <w:r>
+        <w:rPr>
+          <w:rFonts w:ascii="Time s New Roman" w:hAnsi="Time s New Roman"/>
+        </w:rPr>
+        <w:t>tín</w:t>
+      </w:r>
+      <w:proofErr w:type="spellEnd"/>
+      <w:r>
+        <w:rPr>
+          <w:rFonts w:ascii="Time s New Roman" w:hAnsi="Time s New Roman"/>
+        </w:rPr>
+        <w:t xml:space="preserve"> </w:t>
+      </w:r>
+      <w:proofErr w:type="spellStart"/>
+      <w:r>
+        <w:rPr>
+          <w:rFonts w:ascii="Time s New Roman" w:hAnsi="Time s New Roman"/>
+        </w:rPr>
+        <w:t>hiệu</w:t>
+      </w:r>
+      <w:proofErr w:type="spellEnd"/>
+      <w:r>
+        <w:rPr>
+          <w:rFonts w:ascii="Time s New Roman" w:hAnsi="Time s New Roman"/>
+        </w:rPr>
+        <w:t xml:space="preserve"> </w:t>
+      </w:r>
+      <w:proofErr w:type="spellStart"/>
+      <w:r>
+        <w:rPr>
+          <w:rFonts w:ascii="Time s New Roman" w:hAnsi="Time s New Roman"/>
+        </w:rPr>
+        <w:t>cử</w:t>
+      </w:r>
+      <w:proofErr w:type="spellEnd"/>
+      <w:r>
+        <w:rPr>
+          <w:rFonts w:ascii="Time s New Roman" w:hAnsi="Time s New Roman"/>
+        </w:rPr>
+        <w:t xml:space="preserve"> </w:t>
+      </w:r>
+      <w:proofErr w:type="spellStart"/>
+      <w:r>
+        <w:rPr>
+          <w:rFonts w:ascii="Time s New Roman" w:hAnsi="Time s New Roman"/>
+        </w:rPr>
+        <w:t>chỉ</w:t>
+      </w:r>
+      <w:proofErr w:type="spellEnd"/>
+      <w:r>
+        <w:rPr>
+          <w:rFonts w:ascii="Time s New Roman" w:hAnsi="Time s New Roman"/>
+        </w:rPr>
+        <w:t xml:space="preserve"> </w:t>
+      </w:r>
+      <w:proofErr w:type="spellStart"/>
+      <w:r>
+        <w:rPr>
+          <w:rFonts w:ascii="Time s New Roman" w:hAnsi="Time s New Roman"/>
+        </w:rPr>
+        <w:t>từ</w:t>
+      </w:r>
+      <w:proofErr w:type="spellEnd"/>
+      <w:r>
+        <w:rPr>
+          <w:rFonts w:ascii="Time s New Roman" w:hAnsi="Time s New Roman"/>
+        </w:rPr>
+        <w:t xml:space="preserve"> webcam.</w:t>
       </w:r>
     </w:p>
     <w:p>
@@ -674,7 +4098,329 @@
         <w:rPr>
           <w:rFonts w:ascii="Time s New Roman" w:hAnsi="Time s New Roman"/>
         </w:rPr>
-        <w:t>Phạm vi: Các thiết bị điện xoay chiều/một chiều thông dụng, các cử chỉ tay cơ bản (ví dụ: giơ tay, chỉ ngón, nắm tay).</w:t>
+        <w:t xml:space="preserve">Phạm vi: Các </w:t>
+      </w:r>
+      <w:proofErr w:type="spellStart"/>
+      <w:r>
+        <w:rPr>
+          <w:rFonts w:ascii="Time s New Roman" w:hAnsi="Time s New Roman"/>
+        </w:rPr>
+        <w:t>thiết</w:t>
+      </w:r>
+      <w:proofErr w:type="spellEnd"/>
+      <w:r>
+        <w:rPr>
+          <w:rFonts w:ascii="Time s New Roman" w:hAnsi="Time s New Roman"/>
+        </w:rPr>
+        <w:t xml:space="preserve"> </w:t>
+      </w:r>
+      <w:proofErr w:type="spellStart"/>
+      <w:r>
+        <w:rPr>
+          <w:rFonts w:ascii="Time s New Roman" w:hAnsi="Time s New Roman"/>
+        </w:rPr>
+        <w:t>bị</w:t>
+      </w:r>
+      <w:proofErr w:type="spellEnd"/>
+      <w:r>
+        <w:rPr>
+          <w:rFonts w:ascii="Time s New Roman" w:hAnsi="Time s New Roman"/>
+        </w:rPr>
+        <w:t xml:space="preserve"> </w:t>
+      </w:r>
+      <w:proofErr w:type="spellStart"/>
+      <w:r>
+        <w:rPr>
+          <w:rFonts w:ascii="Time s New Roman" w:hAnsi="Time s New Roman"/>
+        </w:rPr>
+        <w:t>điện</w:t>
+      </w:r>
+      <w:proofErr w:type="spellEnd"/>
+      <w:r>
+        <w:rPr>
+          <w:rFonts w:ascii="Time s New Roman" w:hAnsi="Time s New Roman"/>
+        </w:rPr>
+        <w:t xml:space="preserve"> </w:t>
+      </w:r>
+      <w:proofErr w:type="spellStart"/>
+      <w:r>
+        <w:rPr>
+          <w:rFonts w:ascii="Time s New Roman" w:hAnsi="Time s New Roman"/>
+        </w:rPr>
+        <w:t>xoay</w:t>
+      </w:r>
+      <w:proofErr w:type="spellEnd"/>
+      <w:r>
+        <w:rPr>
+          <w:rFonts w:ascii="Time s New Roman" w:hAnsi="Time s New Roman"/>
+        </w:rPr>
+        <w:t xml:space="preserve"> </w:t>
+      </w:r>
+      <w:proofErr w:type="spellStart"/>
+      <w:r>
+        <w:rPr>
+          <w:rFonts w:ascii="Time s New Roman" w:hAnsi="Time s New Roman"/>
+        </w:rPr>
+        <w:t>chiều</w:t>
+      </w:r>
+      <w:proofErr w:type="spellEnd"/>
+      <w:r>
+        <w:rPr>
+          <w:rFonts w:ascii="Time s New Roman" w:hAnsi="Time s New Roman"/>
+        </w:rPr>
+        <w:t>/</w:t>
+      </w:r>
+      <w:proofErr w:type="spellStart"/>
+      <w:r>
+        <w:rPr>
+          <w:rFonts w:ascii="Time s New Roman" w:hAnsi="Time s New Roman"/>
+        </w:rPr>
+        <w:t>một</w:t>
+      </w:r>
+      <w:proofErr w:type="spellEnd"/>
+      <w:r>
+        <w:rPr>
+          <w:rFonts w:ascii="Time s New Roman" w:hAnsi="Time s New Roman"/>
+        </w:rPr>
+        <w:t xml:space="preserve"> </w:t>
+      </w:r>
+      <w:proofErr w:type="spellStart"/>
+      <w:r>
+        <w:rPr>
+          <w:rFonts w:ascii="Time s New Roman" w:hAnsi="Time s New Roman"/>
+        </w:rPr>
+        <w:t>chiều</w:t>
+      </w:r>
+      <w:proofErr w:type="spellEnd"/>
+      <w:r>
+        <w:rPr>
+          <w:rFonts w:ascii="Time s New Roman" w:hAnsi="Time s New Roman"/>
+        </w:rPr>
+        <w:t xml:space="preserve"> </w:t>
+      </w:r>
+      <w:proofErr w:type="spellStart"/>
+      <w:r>
+        <w:rPr>
+          <w:rFonts w:ascii="Time s New Roman" w:hAnsi="Time s New Roman"/>
+        </w:rPr>
+        <w:t>thông</w:t>
+      </w:r>
+      <w:proofErr w:type="spellEnd"/>
+      <w:r>
+        <w:rPr>
+          <w:rFonts w:ascii="Time s New Roman" w:hAnsi="Time s New Roman"/>
+        </w:rPr>
+        <w:t xml:space="preserve"> </w:t>
+      </w:r>
+      <w:proofErr w:type="spellStart"/>
+      <w:r>
+        <w:rPr>
+          <w:rFonts w:ascii="Time s New Roman" w:hAnsi="Time s New Roman"/>
+        </w:rPr>
+        <w:t>dụng</w:t>
+      </w:r>
+      <w:proofErr w:type="spellEnd"/>
+      <w:r>
+        <w:rPr>
+          <w:rFonts w:ascii="Time s New Roman" w:hAnsi="Time s New Roman"/>
+        </w:rPr>
+        <w:t xml:space="preserve">, </w:t>
+      </w:r>
+      <w:proofErr w:type="spellStart"/>
+      <w:r>
+        <w:rPr>
+          <w:rFonts w:ascii="Time s New Roman" w:hAnsi="Time s New Roman"/>
+        </w:rPr>
+        <w:t>các</w:t>
+      </w:r>
+      <w:proofErr w:type="spellEnd"/>
+      <w:r>
+        <w:rPr>
+          <w:rFonts w:ascii="Time s New Roman" w:hAnsi="Time s New Roman"/>
+        </w:rPr>
+        <w:t xml:space="preserve"> </w:t>
+      </w:r>
+      <w:proofErr w:type="spellStart"/>
+      <w:r>
+        <w:rPr>
+          <w:rFonts w:ascii="Time s New Roman" w:hAnsi="Time s New Roman"/>
+        </w:rPr>
+        <w:t>cử</w:t>
+      </w:r>
+      <w:proofErr w:type="spellEnd"/>
+      <w:r>
+        <w:rPr>
+          <w:rFonts w:ascii="Time s New Roman" w:hAnsi="Time s New Roman"/>
+        </w:rPr>
+        <w:t xml:space="preserve"> </w:t>
+      </w:r>
+      <w:proofErr w:type="spellStart"/>
+      <w:r>
+        <w:rPr>
+          <w:rFonts w:ascii="Time s New Roman" w:hAnsi="Time s New Roman"/>
+        </w:rPr>
+        <w:t>chỉ</w:t>
+      </w:r>
+      <w:proofErr w:type="spellEnd"/>
+      <w:r>
+        <w:rPr>
+          <w:rFonts w:ascii="Time s New Roman" w:hAnsi="Time s New Roman"/>
+        </w:rPr>
+        <w:t xml:space="preserve"> </w:t>
+      </w:r>
+      <w:proofErr w:type="spellStart"/>
+      <w:r>
+        <w:rPr>
+          <w:rFonts w:ascii="Time s New Roman" w:hAnsi="Time s New Roman"/>
+        </w:rPr>
+        <w:t>tay</w:t>
+      </w:r>
+      <w:proofErr w:type="spellEnd"/>
+      <w:r>
+        <w:rPr>
+          <w:rFonts w:ascii="Time s New Roman" w:hAnsi="Time s New Roman"/>
+        </w:rPr>
+        <w:t xml:space="preserve"> </w:t>
+      </w:r>
+      <w:proofErr w:type="spellStart"/>
+      <w:r>
+        <w:rPr>
+          <w:rFonts w:ascii="Time s New Roman" w:hAnsi="Time s New Roman"/>
+        </w:rPr>
+        <w:t>cơ</w:t>
+      </w:r>
+      <w:proofErr w:type="spellEnd"/>
+      <w:r>
+        <w:rPr>
+          <w:rFonts w:ascii="Time s New Roman" w:hAnsi="Time s New Roman"/>
+        </w:rPr>
+        <w:t xml:space="preserve"> </w:t>
+      </w:r>
+      <w:proofErr w:type="spellStart"/>
+      <w:r>
+        <w:rPr>
+          <w:rFonts w:ascii="Time s New Roman" w:hAnsi="Time s New Roman"/>
+        </w:rPr>
+        <w:t>bản</w:t>
+      </w:r>
+      <w:proofErr w:type="spellEnd"/>
+      <w:r>
+        <w:rPr>
+          <w:rFonts w:ascii="Time s New Roman" w:hAnsi="Time s New Roman"/>
+        </w:rPr>
+        <w:t xml:space="preserve"> (</w:t>
+      </w:r>
+      <w:proofErr w:type="spellStart"/>
+      <w:r>
+        <w:rPr>
+          <w:rFonts w:ascii="Time s New Roman" w:hAnsi="Time s New Roman"/>
+        </w:rPr>
+        <w:t>ví</w:t>
+      </w:r>
+      <w:proofErr w:type="spellEnd"/>
+      <w:r>
+        <w:rPr>
+          <w:rFonts w:ascii="Time s New Roman" w:hAnsi="Time s New Roman"/>
+        </w:rPr>
+        <w:t xml:space="preserve"> </w:t>
+      </w:r>
+      <w:proofErr w:type="spellStart"/>
+      <w:r>
+        <w:rPr>
+          <w:rFonts w:ascii="Time s New Roman" w:hAnsi="Time s New Roman"/>
+        </w:rPr>
+        <w:t>dụ</w:t>
+      </w:r>
+      <w:proofErr w:type="spellEnd"/>
+      <w:r>
+        <w:rPr>
+          <w:rFonts w:ascii="Time s New Roman" w:hAnsi="Time s New Roman"/>
+        </w:rPr>
+        <w:t xml:space="preserve">: </w:t>
+      </w:r>
+      <w:proofErr w:type="spellStart"/>
+      <w:r>
+        <w:rPr>
+          <w:rFonts w:ascii="Time s New Roman" w:hAnsi="Time s New Roman"/>
+        </w:rPr>
+        <w:t>giơ</w:t>
+      </w:r>
+      <w:proofErr w:type="spellEnd"/>
+      <w:r>
+        <w:rPr>
+          <w:rFonts w:ascii="Time s New Roman" w:hAnsi="Time s New Roman"/>
+        </w:rPr>
+        <w:t xml:space="preserve"> </w:t>
+      </w:r>
+      <w:proofErr w:type="spellStart"/>
+      <w:r>
+        <w:rPr>
+          <w:rFonts w:ascii="Time s New Roman" w:hAnsi="Time s New Roman"/>
+        </w:rPr>
+        <w:t>tay</w:t>
+      </w:r>
+      <w:proofErr w:type="spellEnd"/>
+      <w:r>
+        <w:rPr>
+          <w:rFonts w:ascii="Time s New Roman" w:hAnsi="Time s New Roman"/>
+        </w:rPr>
+        <w:t xml:space="preserve">, </w:t>
+      </w:r>
+      <w:proofErr w:type="spellStart"/>
+      <w:r>
+        <w:rPr>
+          <w:rFonts w:ascii="Time s New Roman" w:hAnsi="Time s New Roman"/>
+        </w:rPr>
+        <w:t>chỉ</w:t>
+      </w:r>
+      <w:proofErr w:type="spellEnd"/>
+      <w:r>
+        <w:rPr>
+          <w:rFonts w:ascii="Time s New Roman" w:hAnsi="Time s New Roman"/>
+        </w:rPr>
+        <w:t xml:space="preserve"> </w:t>
+      </w:r>
+      <w:proofErr w:type="spellStart"/>
+      <w:r>
+        <w:rPr>
+          <w:rFonts w:ascii="Time s New Roman" w:hAnsi="Time s New Roman"/>
+        </w:rPr>
+        <w:t>ngón</w:t>
+      </w:r>
+      <w:proofErr w:type="spellEnd"/>
+      <w:r>
+        <w:rPr>
+          <w:rFonts w:ascii="Time s New Roman" w:hAnsi="Time s New Roman"/>
+        </w:rPr>
+        <w:t xml:space="preserve">, </w:t>
+      </w:r>
+      <w:proofErr w:type="spellStart"/>
+      <w:r>
+        <w:rPr>
+          <w:rFonts w:ascii="Time s New Roman" w:hAnsi="Time s New Roman"/>
+        </w:rPr>
+        <w:t>nắm</w:t>
+      </w:r>
+      <w:proofErr w:type="spellEnd"/>
+      <w:r>
+        <w:rPr>
+          <w:rFonts w:ascii="Time s New Roman" w:hAnsi="Time s New Roman"/>
+        </w:rPr>
+        <w:t xml:space="preserve"> </w:t>
+      </w:r>
+      <w:proofErr w:type="spellStart"/>
+      <w:r>
+        <w:rPr>
+          <w:rFonts w:ascii="Time s New Roman" w:hAnsi="Time s New Roman"/>
+        </w:rPr>
+        <w:t>tay</w:t>
+      </w:r>
+      <w:proofErr w:type="spellEnd"/>
+      <w:r>
+        <w:rPr>
+          <w:rFonts w:ascii="Time s New Roman" w:hAnsi="Time s New Roman"/>
+        </w:rPr>
+        <w:t>).</w:t>
       </w:r>
     </w:p>
     <w:p>
@@ -695,20 +4441,174 @@
           <w:rFonts w:ascii="Time s New Roman" w:hAnsi="Time s New Roman" w:hint="eastAsia"/>
         </w:rPr>
       </w:pPr>
-      <w:r>
-        <w:rPr>
-          <w:rStyle w:val="Strong"/>
-          <w:rFonts w:ascii="Time s New Roman" w:hAnsi="Time s New Roman"/>
-          <w:b w:val="0"/>
-          <w:bCs w:val="0"/>
-        </w:rPr>
-        <w:t>Chương II: T</w:t>
-      </w:r>
-      <w:r>
-        <w:rPr>
-          <w:rFonts w:ascii="Time s New Roman" w:hAnsi="Time s New Roman"/>
-        </w:rPr>
-        <w:t>hiết kế hệ thống (Kiến trúc phần cứng/phần mềm):</w:t>
+      <w:proofErr w:type="spellStart"/>
+      <w:r>
+        <w:rPr>
+          <w:rStyle w:val="Strong"/>
+          <w:rFonts w:ascii="Time s New Roman" w:hAnsi="Time s New Roman"/>
+          <w:b w:val="0"/>
+          <w:bCs w:val="0"/>
+        </w:rPr>
+        <w:t>Chương</w:t>
+      </w:r>
+      <w:proofErr w:type="spellEnd"/>
+      <w:r>
+        <w:rPr>
+          <w:rStyle w:val="Strong"/>
+          <w:rFonts w:ascii="Time s New Roman" w:hAnsi="Time s New Roman"/>
+          <w:b w:val="0"/>
+          <w:bCs w:val="0"/>
+        </w:rPr>
+        <w:t xml:space="preserve"> II: </w:t>
+      </w:r>
+      <w:proofErr w:type="spellStart"/>
+      <w:r>
+        <w:rPr>
+          <w:rStyle w:val="Strong"/>
+          <w:rFonts w:ascii="Time s New Roman" w:hAnsi="Time s New Roman"/>
+          <w:b w:val="0"/>
+          <w:bCs w:val="0"/>
+        </w:rPr>
+        <w:t>T</w:t>
+      </w:r>
+      <w:r>
+        <w:rPr>
+          <w:rFonts w:ascii="Time s New Roman" w:hAnsi="Time s New Roman"/>
+        </w:rPr>
+        <w:t>hiết</w:t>
+      </w:r>
+      <w:proofErr w:type="spellEnd"/>
+      <w:r>
+        <w:rPr>
+          <w:rFonts w:ascii="Time s New Roman" w:hAnsi="Time s New Roman"/>
+        </w:rPr>
+        <w:t xml:space="preserve"> </w:t>
+      </w:r>
+      <w:proofErr w:type="spellStart"/>
+      <w:r>
+        <w:rPr>
+          <w:rFonts w:ascii="Time s New Roman" w:hAnsi="Time s New Roman"/>
+        </w:rPr>
+        <w:t>kế</w:t>
+      </w:r>
+      <w:proofErr w:type="spellEnd"/>
+      <w:r>
+        <w:rPr>
+          <w:rFonts w:ascii="Time s New Roman" w:hAnsi="Time s New Roman"/>
+        </w:rPr>
+        <w:t xml:space="preserve"> </w:t>
+      </w:r>
+      <w:proofErr w:type="spellStart"/>
+      <w:r>
+        <w:rPr>
+          <w:rFonts w:ascii="Time s New Roman" w:hAnsi="Time s New Roman"/>
+        </w:rPr>
+        <w:t>hệ</w:t>
+      </w:r>
+      <w:proofErr w:type="spellEnd"/>
+      <w:r>
+        <w:rPr>
+          <w:rFonts w:ascii="Time s New Roman" w:hAnsi="Time s New Roman"/>
+        </w:rPr>
+        <w:t xml:space="preserve"> </w:t>
+      </w:r>
+      <w:proofErr w:type="spellStart"/>
+      <w:r>
+        <w:rPr>
+          <w:rFonts w:ascii="Time s New Roman" w:hAnsi="Time s New Roman"/>
+        </w:rPr>
+        <w:t>thống</w:t>
+      </w:r>
+      <w:proofErr w:type="spellEnd"/>
+      <w:r>
+        <w:rPr>
+          <w:rFonts w:ascii="Time s New Roman" w:hAnsi="Time s New Roman"/>
+        </w:rPr>
+        <w:t xml:space="preserve"> (</w:t>
+      </w:r>
+      <w:proofErr w:type="spellStart"/>
+      <w:r>
+        <w:rPr>
+          <w:rFonts w:ascii="Time s New Roman" w:hAnsi="Time s New Roman"/>
+        </w:rPr>
+        <w:t>Kiến</w:t>
+      </w:r>
+      <w:proofErr w:type="spellEnd"/>
+      <w:r>
+        <w:rPr>
+          <w:rFonts w:ascii="Time s New Roman" w:hAnsi="Time s New Roman"/>
+        </w:rPr>
+        <w:t xml:space="preserve"> </w:t>
+      </w:r>
+      <w:proofErr w:type="spellStart"/>
+      <w:r>
+        <w:rPr>
+          <w:rFonts w:ascii="Time s New Roman" w:hAnsi="Time s New Roman"/>
+        </w:rPr>
+        <w:t>trúc</w:t>
+      </w:r>
+      <w:proofErr w:type="spellEnd"/>
+      <w:r>
+        <w:rPr>
+          <w:rFonts w:ascii="Time s New Roman" w:hAnsi="Time s New Roman"/>
+        </w:rPr>
+        <w:t xml:space="preserve"> </w:t>
+      </w:r>
+      <w:proofErr w:type="spellStart"/>
+      <w:r>
+        <w:rPr>
+          <w:rFonts w:ascii="Time s New Roman" w:hAnsi="Time s New Roman"/>
+        </w:rPr>
+        <w:t>phần</w:t>
+      </w:r>
+      <w:proofErr w:type="spellEnd"/>
+      <w:r>
+        <w:rPr>
+          <w:rFonts w:ascii="Time s New Roman" w:hAnsi="Time s New Roman"/>
+        </w:rPr>
+        <w:t xml:space="preserve"> </w:t>
+      </w:r>
+      <w:proofErr w:type="spellStart"/>
+      <w:r>
+        <w:rPr>
+          <w:rFonts w:ascii="Time s New Roman" w:hAnsi="Time s New Roman"/>
+        </w:rPr>
+        <w:t>cứng</w:t>
+      </w:r>
+      <w:proofErr w:type="spellEnd"/>
+      <w:r>
+        <w:rPr>
+          <w:rFonts w:ascii="Time s New Roman" w:hAnsi="Time s New Roman"/>
+        </w:rPr>
+        <w:t>/</w:t>
+      </w:r>
+      <w:proofErr w:type="spellStart"/>
+      <w:r>
+        <w:rPr>
+          <w:rFonts w:ascii="Time s New Roman" w:hAnsi="Time s New Roman"/>
+        </w:rPr>
+        <w:t>phần</w:t>
+      </w:r>
+      <w:proofErr w:type="spellEnd"/>
+      <w:r>
+        <w:rPr>
+          <w:rFonts w:ascii="Time s New Roman" w:hAnsi="Time s New Roman"/>
+        </w:rPr>
+        <w:t xml:space="preserve"> </w:t>
+      </w:r>
+      <w:proofErr w:type="spellStart"/>
+      <w:r>
+        <w:rPr>
+          <w:rFonts w:ascii="Time s New Roman" w:hAnsi="Time s New Roman"/>
+        </w:rPr>
+        <w:t>mềm</w:t>
+      </w:r>
+      <w:proofErr w:type="spellEnd"/>
+      <w:r>
+        <w:rPr>
+          <w:rFonts w:ascii="Time s New Roman" w:hAnsi="Time s New Roman"/>
+        </w:rPr>
+        <w:t>):</w:t>
       </w:r>
     </w:p>
     <w:p>
@@ -722,8 +4622,58 @@
         <w:rPr>
           <w:rFonts w:ascii="Time s New Roman" w:hAnsi="Time s New Roman"/>
         </w:rPr>
-        <w:t>2.1 Kiến trúc hệ thống</w:t>
-      </w:r>
+        <w:t xml:space="preserve">2.1 </w:t>
+      </w:r>
+      <w:proofErr w:type="spellStart"/>
+      <w:r>
+        <w:rPr>
+          <w:rFonts w:ascii="Time s New Roman" w:hAnsi="Time s New Roman"/>
+        </w:rPr>
+        <w:t>Kiến</w:t>
+      </w:r>
+      <w:proofErr w:type="spellEnd"/>
+      <w:r>
+        <w:rPr>
+          <w:rFonts w:ascii="Time s New Roman" w:hAnsi="Time s New Roman"/>
+        </w:rPr>
+        <w:t xml:space="preserve"> </w:t>
+      </w:r>
+      <w:proofErr w:type="spellStart"/>
+      <w:r>
+        <w:rPr>
+          <w:rFonts w:ascii="Time s New Roman" w:hAnsi="Time s New Roman"/>
+        </w:rPr>
+        <w:t>trúc</w:t>
+      </w:r>
+      <w:proofErr w:type="spellEnd"/>
+      <w:r>
+        <w:rPr>
+          <w:rFonts w:ascii="Time s New Roman" w:hAnsi="Time s New Roman"/>
+        </w:rPr>
+        <w:t xml:space="preserve"> </w:t>
+      </w:r>
+      <w:proofErr w:type="spellStart"/>
+      <w:r>
+        <w:rPr>
+          <w:rFonts w:ascii="Time s New Roman" w:hAnsi="Time s New Roman"/>
+        </w:rPr>
+        <w:t>hệ</w:t>
+      </w:r>
+      <w:proofErr w:type="spellEnd"/>
+      <w:r>
+        <w:rPr>
+          <w:rFonts w:ascii="Time s New Roman" w:hAnsi="Time s New Roman"/>
+        </w:rPr>
+        <w:t xml:space="preserve"> </w:t>
+      </w:r>
+      <w:proofErr w:type="spellStart"/>
+      <w:r>
+        <w:rPr>
+          <w:rFonts w:ascii="Time s New Roman" w:hAnsi="Time s New Roman"/>
+        </w:rPr>
+        <w:t>thống</w:t>
+      </w:r>
+      <w:proofErr w:type="spellEnd"/>
     </w:p>
     <w:p>
       <w:pPr>
@@ -736,7 +4686,21 @@
         <w:rPr>
           <w:rFonts w:ascii="Time s New Roman" w:hAnsi="Time s New Roman"/>
         </w:rPr>
-        <w:t>C:\nckh\NCKH_2025_M\Tài liệu\image</w:t>
+        <w:t xml:space="preserve">C:\nckh\NCKH_2025_M\Tài </w:t>
+      </w:r>
+      <w:proofErr w:type="spellStart"/>
+      <w:r>
+        <w:rPr>
+          <w:rFonts w:ascii="Time s New Roman" w:hAnsi="Time s New Roman"/>
+        </w:rPr>
+        <w:t>liệu</w:t>
+      </w:r>
+      <w:proofErr w:type="spellEnd"/>
+      <w:r>
+        <w:rPr>
+          <w:rFonts w:ascii="Time s New Roman" w:hAnsi="Time s New Roman"/>
+        </w:rPr>
+        <w:t>\image</w:t>
       </w:r>
     </w:p>
     <w:p>
@@ -750,8 +4714,30 @@
         <w:rPr>
           <w:rFonts w:ascii="Time s New Roman" w:hAnsi="Time s New Roman"/>
         </w:rPr>
-        <w:t>2.2 Phần cứng</w:t>
-      </w:r>
+        <w:t xml:space="preserve">2.2 </w:t>
+      </w:r>
+      <w:proofErr w:type="spellStart"/>
+      <w:r>
+        <w:rPr>
+          <w:rFonts w:ascii="Time s New Roman" w:hAnsi="Time s New Roman"/>
+        </w:rPr>
+        <w:t>Phần</w:t>
+      </w:r>
+      <w:proofErr w:type="spellEnd"/>
+      <w:r>
+        <w:rPr>
+          <w:rFonts w:ascii="Time s New Roman" w:hAnsi="Time s New Roman"/>
+        </w:rPr>
+        <w:t xml:space="preserve"> </w:t>
+      </w:r>
+      <w:proofErr w:type="spellStart"/>
+      <w:r>
+        <w:rPr>
+          <w:rFonts w:ascii="Time s New Roman" w:hAnsi="Time s New Roman"/>
+        </w:rPr>
+        <w:t>cứng</w:t>
+      </w:r>
+      <w:proofErr w:type="spellEnd"/>
     </w:p>
     <w:p>
       <w:pPr>
@@ -801,11 +4787,47 @@
           <w:rFonts w:ascii="Time s New Roman" w:hAnsi="Time s New Roman" w:hint="eastAsia"/>
         </w:rPr>
       </w:pPr>
-      <w:r>
-        <w:rPr>
-          <w:rFonts w:ascii="Time s New Roman" w:hAnsi="Time s New Roman"/>
-        </w:rPr>
-        <w:t>thiết bị ngoại vi</w:t>
+      <w:proofErr w:type="spellStart"/>
+      <w:r>
+        <w:rPr>
+          <w:rFonts w:ascii="Time s New Roman" w:hAnsi="Time s New Roman"/>
+        </w:rPr>
+        <w:t>thiết</w:t>
+      </w:r>
+      <w:proofErr w:type="spellEnd"/>
+      <w:r>
+        <w:rPr>
+          <w:rFonts w:ascii="Time s New Roman" w:hAnsi="Time s New Roman"/>
+        </w:rPr>
+        <w:t xml:space="preserve"> </w:t>
+      </w:r>
+      <w:proofErr w:type="spellStart"/>
+      <w:r>
+        <w:rPr>
+          <w:rFonts w:ascii="Time s New Roman" w:hAnsi="Time s New Roman"/>
+        </w:rPr>
+        <w:t>bị</w:t>
+      </w:r>
+      <w:proofErr w:type="spellEnd"/>
+      <w:r>
+        <w:rPr>
+          <w:rFonts w:ascii="Time s New Roman" w:hAnsi="Time s New Roman"/>
+        </w:rPr>
+        <w:t xml:space="preserve"> </w:t>
+      </w:r>
+      <w:proofErr w:type="spellStart"/>
+      <w:r>
+        <w:rPr>
+          <w:rFonts w:ascii="Time s New Roman" w:hAnsi="Time s New Roman"/>
+        </w:rPr>
+        <w:t>ngoại</w:t>
+      </w:r>
+      <w:proofErr w:type="spellEnd"/>
+      <w:r>
+        <w:rPr>
+          <w:rFonts w:ascii="Time s New Roman" w:hAnsi="Time s New Roman"/>
+        </w:rPr>
+        <w:t xml:space="preserve"> vi</w:t>
       </w:r>
     </w:p>
     <w:p>
@@ -827,8 +4849,30 @@
         <w:rPr>
           <w:rFonts w:ascii="Time s New Roman" w:hAnsi="Time s New Roman"/>
         </w:rPr>
-        <w:t>2.3 Phần mềm</w:t>
-      </w:r>
+        <w:t xml:space="preserve">2.3 </w:t>
+      </w:r>
+      <w:proofErr w:type="spellStart"/>
+      <w:r>
+        <w:rPr>
+          <w:rFonts w:ascii="Time s New Roman" w:hAnsi="Time s New Roman"/>
+        </w:rPr>
+        <w:t>Phần</w:t>
+      </w:r>
+      <w:proofErr w:type="spellEnd"/>
+      <w:r>
+        <w:rPr>
+          <w:rFonts w:ascii="Time s New Roman" w:hAnsi="Time s New Roman"/>
+        </w:rPr>
+        <w:t xml:space="preserve"> </w:t>
+      </w:r>
+      <w:proofErr w:type="spellStart"/>
+      <w:r>
+        <w:rPr>
+          <w:rFonts w:ascii="Time s New Roman" w:hAnsi="Time s New Roman"/>
+        </w:rPr>
+        <w:t>mềm</w:t>
+      </w:r>
+      <w:proofErr w:type="spellEnd"/>
     </w:p>
     <w:p>
       <w:pPr>
@@ -859,11 +4903,75 @@
           <w:rFonts w:ascii="Time s New Roman" w:hAnsi="Time s New Roman" w:hint="eastAsia"/>
         </w:rPr>
       </w:pPr>
-      <w:r>
-        <w:rPr>
-          <w:rFonts w:ascii="Time s New Roman" w:hAnsi="Time s New Roman"/>
-        </w:rPr>
-        <w:t>nhận dạng cử chỉ(mediapipe)</w:t>
+      <w:proofErr w:type="spellStart"/>
+      <w:r>
+        <w:rPr>
+          <w:rFonts w:ascii="Time s New Roman" w:hAnsi="Time s New Roman"/>
+        </w:rPr>
+        <w:t>nhận</w:t>
+      </w:r>
+      <w:proofErr w:type="spellEnd"/>
+      <w:r>
+        <w:rPr>
+          <w:rFonts w:ascii="Time s New Roman" w:hAnsi="Time s New Roman"/>
+        </w:rPr>
+        <w:t xml:space="preserve"> </w:t>
+      </w:r>
+      <w:proofErr w:type="spellStart"/>
+      <w:r>
+        <w:rPr>
+          <w:rFonts w:ascii="Time s New Roman" w:hAnsi="Time s New Roman"/>
+        </w:rPr>
+        <w:t>dạng</w:t>
+      </w:r>
+      <w:proofErr w:type="spellEnd"/>
+      <w:r>
+        <w:rPr>
+          <w:rFonts w:ascii="Time s New Roman" w:hAnsi="Time s New Roman"/>
+        </w:rPr>
+        <w:t xml:space="preserve"> </w:t>
+      </w:r>
+      <w:proofErr w:type="spellStart"/>
+      <w:r>
+        <w:rPr>
+          <w:rFonts w:ascii="Time s New Roman" w:hAnsi="Time s New Roman"/>
+        </w:rPr>
+        <w:t>cử</w:t>
+      </w:r>
+      <w:proofErr w:type="spellEnd"/>
+      <w:r>
+        <w:rPr>
+          <w:rFonts w:ascii="Time s New Roman" w:hAnsi="Time s New Roman"/>
+        </w:rPr>
+        <w:t xml:space="preserve"> </w:t>
+      </w:r>
+      <w:proofErr w:type="spellStart"/>
+      <w:r>
+        <w:rPr>
+          <w:rFonts w:ascii="Time s New Roman" w:hAnsi="Time s New Roman"/>
+        </w:rPr>
+        <w:t>chỉ</w:t>
+      </w:r>
+      <w:proofErr w:type="spellEnd"/>
+      <w:r>
+        <w:rPr>
+          <w:rFonts w:ascii="Time s New Roman" w:hAnsi="Time s New Roman"/>
+        </w:rPr>
+        <w:t>(</w:t>
+      </w:r>
+      <w:proofErr w:type="spellStart"/>
+      <w:r>
+        <w:rPr>
+          <w:rFonts w:ascii="Time s New Roman" w:hAnsi="Time s New Roman"/>
+        </w:rPr>
+        <w:t>mediapipe</w:t>
+      </w:r>
+      <w:proofErr w:type="spellEnd"/>
+      <w:r>
+        <w:rPr>
+          <w:rFonts w:ascii="Time s New Roman" w:hAnsi="Time s New Roman"/>
+        </w:rPr>
+        <w:t>)</w:t>
       </w:r>
     </w:p>
     <w:p>
@@ -874,14 +4982,28 @@
           <w:numId w:val="5"/>
         </w:numPr>
         <w:rPr>
-          <w:rFonts w:ascii="Time s New Roman" w:hAnsi="Time s New Roman"/>
-        </w:rPr>
-      </w:pPr>
-      <w:r>
-        <w:rPr>
-          <w:rFonts w:ascii="Time s New Roman" w:hAnsi="Time s New Roman"/>
-        </w:rPr>
-        <w:t>Cloud(hivemq)</w:t>
+          <w:rFonts w:ascii="Time s New Roman" w:hAnsi="Time s New Roman" w:hint="eastAsia"/>
+        </w:rPr>
+      </w:pPr>
+      <w:r>
+        <w:rPr>
+          <w:rFonts w:ascii="Time s New Roman" w:hAnsi="Time s New Roman"/>
+        </w:rPr>
+        <w:t>Cloud(</w:t>
+      </w:r>
+      <w:proofErr w:type="spellStart"/>
+      <w:r>
+        <w:rPr>
+          <w:rFonts w:ascii="Time s New Roman" w:hAnsi="Time s New Roman"/>
+        </w:rPr>
+        <w:t>hivemq</w:t>
+      </w:r>
+      <w:proofErr w:type="spellEnd"/>
+      <w:r>
+        <w:rPr>
+          <w:rFonts w:ascii="Time s New Roman" w:hAnsi="Time s New Roman"/>
+        </w:rPr>
+        <w:t>)</w:t>
       </w:r>
     </w:p>
     <w:p>
@@ -910,12 +5032,70 @@
           <w:rFonts w:ascii="Time s New Roman" w:hAnsi="Time s New Roman" w:hint="eastAsia"/>
         </w:rPr>
       </w:pPr>
-      <w:r>
-        <w:rPr>
-          <w:rFonts w:ascii="Time s New Roman" w:hAnsi="Time s New Roman"/>
-        </w:rPr>
-        <w:t>Chương 3: Xây dựng hệ thống</w:t>
-      </w:r>
+      <w:proofErr w:type="spellStart"/>
+      <w:r>
+        <w:rPr>
+          <w:rFonts w:ascii="Time s New Roman" w:hAnsi="Time s New Roman"/>
+        </w:rPr>
+        <w:t>Chương</w:t>
+      </w:r>
+      <w:proofErr w:type="spellEnd"/>
+      <w:r>
+        <w:rPr>
+          <w:rFonts w:ascii="Time s New Roman" w:hAnsi="Time s New Roman"/>
+        </w:rPr>
+        <w:t xml:space="preserve"> 3: </w:t>
+      </w:r>
+      <w:proofErr w:type="spellStart"/>
+      <w:r>
+        <w:rPr>
+          <w:rFonts w:ascii="Time s New Roman" w:hAnsi="Time s New Roman"/>
+        </w:rPr>
+        <w:t>Xây</w:t>
+      </w:r>
+      <w:proofErr w:type="spellEnd"/>
+      <w:r>
+        <w:rPr>
+          <w:rFonts w:ascii="Time s New Roman" w:hAnsi="Time s New Roman"/>
+        </w:rPr>
+        <w:t xml:space="preserve"> </w:t>
+      </w:r>
+      <w:proofErr w:type="spellStart"/>
+      <w:r>
+        <w:rPr>
+          <w:rFonts w:ascii="Time s New Roman" w:hAnsi="Time s New Roman"/>
+        </w:rPr>
+        <w:t>dựng</w:t>
+      </w:r>
+      <w:proofErr w:type="spellEnd"/>
+      <w:r>
+        <w:rPr>
+          <w:rFonts w:ascii="Time s New Roman" w:hAnsi="Time s New Roman"/>
+        </w:rPr>
+        <w:t xml:space="preserve"> </w:t>
+      </w:r>
+      <w:proofErr w:type="spellStart"/>
+      <w:r>
+        <w:rPr>
+          <w:rFonts w:ascii="Time s New Roman" w:hAnsi="Time s New Roman"/>
+        </w:rPr>
+        <w:t>hệ</w:t>
+      </w:r>
+      <w:proofErr w:type="spellEnd"/>
+      <w:r>
+        <w:rPr>
+          <w:rFonts w:ascii="Time s New Roman" w:hAnsi="Time s New Roman"/>
+        </w:rPr>
+        <w:t xml:space="preserve"> </w:t>
+      </w:r>
+      <w:proofErr w:type="spellStart"/>
+      <w:r>
+        <w:rPr>
+          <w:rFonts w:ascii="Time s New Roman" w:hAnsi="Time s New Roman"/>
+        </w:rPr>
+        <w:t>thống</w:t>
+      </w:r>
+      <w:proofErr w:type="spellEnd"/>
     </w:p>
     <w:p>
       <w:pPr>
@@ -928,7 +5108,35 @@
         <w:rPr>
           <w:rFonts w:ascii="Time s New Roman" w:hAnsi="Time s New Roman"/>
         </w:rPr>
-        <w:t>3.1 Lập trình ESP32</w:t>
+        <w:t xml:space="preserve">3.1 </w:t>
+      </w:r>
+      <w:proofErr w:type="spellStart"/>
+      <w:r>
+        <w:rPr>
+          <w:rFonts w:ascii="Time s New Roman" w:hAnsi="Time s New Roman"/>
+        </w:rPr>
+        <w:t>Lập</w:t>
+      </w:r>
+      <w:proofErr w:type="spellEnd"/>
+      <w:r>
+        <w:rPr>
+          <w:rFonts w:ascii="Time s New Roman" w:hAnsi="Time s New Roman"/>
+        </w:rPr>
+        <w:t xml:space="preserve"> </w:t>
+      </w:r>
+      <w:proofErr w:type="spellStart"/>
+      <w:r>
+        <w:rPr>
+          <w:rFonts w:ascii="Time s New Roman" w:hAnsi="Time s New Roman"/>
+        </w:rPr>
+        <w:t>trình</w:t>
+      </w:r>
+      <w:proofErr w:type="spellEnd"/>
+      <w:r>
+        <w:rPr>
+          <w:rFonts w:ascii="Time s New Roman" w:hAnsi="Time s New Roman"/>
+        </w:rPr>
+        <w:t xml:space="preserve"> ESP32</w:t>
       </w:r>
     </w:p>
     <w:p>
@@ -942,12 +5150,14 @@
           <w:rFonts w:ascii="Time s New Roman" w:hAnsi="Time s New Roman" w:hint="eastAsia"/>
         </w:rPr>
       </w:pPr>
+      <w:proofErr w:type="spellStart"/>
       <w:r>
         <w:rPr>
           <w:rFonts w:ascii="Time s New Roman" w:hAnsi="Time s New Roman"/>
         </w:rPr>
         <w:t>WiFi</w:t>
       </w:r>
+      <w:proofErr w:type="spellEnd"/>
     </w:p>
     <w:p>
       <w:pPr>
@@ -960,11 +5170,41 @@
           <w:rFonts w:ascii="Time s New Roman" w:hAnsi="Time s New Roman" w:hint="eastAsia"/>
         </w:rPr>
       </w:pPr>
-      <w:r>
-        <w:rPr>
-          <w:rFonts w:ascii="Time s New Roman" w:hAnsi="Time s New Roman"/>
-        </w:rPr>
-        <w:t xml:space="preserve">nhận lệnh(Giao </w:t>
+      <w:proofErr w:type="spellStart"/>
+      <w:r>
+        <w:rPr>
+          <w:rFonts w:ascii="Time s New Roman" w:hAnsi="Time s New Roman"/>
+        </w:rPr>
+        <w:t>nhận</w:t>
+      </w:r>
+      <w:proofErr w:type="spellEnd"/>
+      <w:r>
+        <w:rPr>
+          <w:rFonts w:ascii="Time s New Roman" w:hAnsi="Time s New Roman"/>
+        </w:rPr>
+        <w:t xml:space="preserve"> </w:t>
+      </w:r>
+      <w:proofErr w:type="spellStart"/>
+      <w:proofErr w:type="gramStart"/>
+      <w:r>
+        <w:rPr>
+          <w:rFonts w:ascii="Time s New Roman" w:hAnsi="Time s New Roman"/>
+        </w:rPr>
+        <w:t>lệnh</w:t>
+      </w:r>
+      <w:proofErr w:type="spellEnd"/>
+      <w:r>
+        <w:rPr>
+          <w:rFonts w:ascii="Time s New Roman" w:hAnsi="Time s New Roman"/>
+        </w:rPr>
+        <w:t>(</w:t>
+      </w:r>
+      <w:proofErr w:type="gramEnd"/>
+      <w:r>
+        <w:rPr>
+          <w:rFonts w:ascii="Time s New Roman" w:hAnsi="Time s New Roman"/>
+        </w:rPr>
+        <w:t xml:space="preserve">Giao </w:t>
       </w:r>
       <w:r>
         <w:rPr>
@@ -1016,7 +5256,7 @@
       <w:pPr>
         <w:pStyle w:val="NormalWeb"/>
         <w:rPr>
-          <w:rFonts w:ascii="Time s New Roman" w:hAnsi="Time s New Roman"/>
+          <w:rFonts w:ascii="Time s New Roman" w:hAnsi="Time s New Roman" w:hint="eastAsia"/>
           <w:lang w:val="vi-VN"/>
         </w:rPr>
       </w:pPr>
@@ -1024,7 +5264,63 @@
         <w:rPr>
           <w:rFonts w:ascii="Time s New Roman" w:hAnsi="Time s New Roman"/>
         </w:rPr>
-        <w:t>3.2 Xây dựng giao diện Web</w:t>
+        <w:t xml:space="preserve">3.2 </w:t>
+      </w:r>
+      <w:proofErr w:type="spellStart"/>
+      <w:r>
+        <w:rPr>
+          <w:rFonts w:ascii="Time s New Roman" w:hAnsi="Time s New Roman"/>
+        </w:rPr>
+        <w:t>Xây</w:t>
+      </w:r>
+      <w:proofErr w:type="spellEnd"/>
+      <w:r>
+        <w:rPr>
+          <w:rFonts w:ascii="Time s New Roman" w:hAnsi="Time s New Roman"/>
+        </w:rPr>
+        <w:t xml:space="preserve"> </w:t>
+      </w:r>
+      <w:proofErr w:type="spellStart"/>
+      <w:r>
+        <w:rPr>
+          <w:rFonts w:ascii="Time s New Roman" w:hAnsi="Time s New Roman"/>
+        </w:rPr>
+        <w:t>dựng</w:t>
+      </w:r>
+      <w:proofErr w:type="spellEnd"/>
+      <w:r>
+        <w:rPr>
+          <w:rFonts w:ascii="Time s New Roman" w:hAnsi="Time s New Roman"/>
+        </w:rPr>
+        <w:t xml:space="preserve"> </w:t>
+      </w:r>
+      <w:proofErr w:type="spellStart"/>
+      <w:r>
+        <w:rPr>
+          <w:rFonts w:ascii="Time s New Roman" w:hAnsi="Time s New Roman"/>
+        </w:rPr>
+        <w:t>giao</w:t>
+      </w:r>
+      <w:proofErr w:type="spellEnd"/>
+      <w:r>
+        <w:rPr>
+          <w:rFonts w:ascii="Time s New Roman" w:hAnsi="Time s New Roman"/>
+        </w:rPr>
+        <w:t xml:space="preserve"> </w:t>
+      </w:r>
+      <w:proofErr w:type="spellStart"/>
+      <w:r>
+        <w:rPr>
+          <w:rFonts w:ascii="Time s New Roman" w:hAnsi="Time s New Roman"/>
+        </w:rPr>
+        <w:t>diện</w:t>
+      </w:r>
+      <w:proofErr w:type="spellEnd"/>
+      <w:r>
+        <w:rPr>
+          <w:rFonts w:ascii="Time s New Roman" w:hAnsi="Time s New Roman"/>
+        </w:rPr>
+        <w:t xml:space="preserve"> Web</w:t>
       </w:r>
     </w:p>
     <w:p>
@@ -1061,12 +5357,56 @@
           <w:rFonts w:ascii="Time s New Roman" w:hAnsi="Time s New Roman" w:hint="eastAsia"/>
         </w:rPr>
       </w:pPr>
-      <w:r>
-        <w:rPr>
-          <w:rFonts w:ascii="Time s New Roman" w:hAnsi="Time s New Roman"/>
-        </w:rPr>
-        <w:t>bật tắt thiết bị</w:t>
-      </w:r>
+      <w:proofErr w:type="spellStart"/>
+      <w:r>
+        <w:rPr>
+          <w:rFonts w:ascii="Time s New Roman" w:hAnsi="Time s New Roman"/>
+        </w:rPr>
+        <w:t>bật</w:t>
+      </w:r>
+      <w:proofErr w:type="spellEnd"/>
+      <w:r>
+        <w:rPr>
+          <w:rFonts w:ascii="Time s New Roman" w:hAnsi="Time s New Roman"/>
+        </w:rPr>
+        <w:t xml:space="preserve"> </w:t>
+      </w:r>
+      <w:proofErr w:type="spellStart"/>
+      <w:r>
+        <w:rPr>
+          <w:rFonts w:ascii="Time s New Roman" w:hAnsi="Time s New Roman"/>
+        </w:rPr>
+        <w:t>tắt</w:t>
+      </w:r>
+      <w:proofErr w:type="spellEnd"/>
+      <w:r>
+        <w:rPr>
+          <w:rFonts w:ascii="Time s New Roman" w:hAnsi="Time s New Roman"/>
+        </w:rPr>
+        <w:t xml:space="preserve"> </w:t>
+      </w:r>
+      <w:proofErr w:type="spellStart"/>
+      <w:r>
+        <w:rPr>
+          <w:rFonts w:ascii="Time s New Roman" w:hAnsi="Time s New Roman"/>
+        </w:rPr>
+        <w:t>thiết</w:t>
+      </w:r>
+      <w:proofErr w:type="spellEnd"/>
+      <w:r>
+        <w:rPr>
+          <w:rFonts w:ascii="Time s New Roman" w:hAnsi="Time s New Roman"/>
+        </w:rPr>
+        <w:t xml:space="preserve"> </w:t>
+      </w:r>
+      <w:proofErr w:type="spellStart"/>
+      <w:r>
+        <w:rPr>
+          <w:rFonts w:ascii="Time s New Roman" w:hAnsi="Time s New Roman"/>
+        </w:rPr>
+        <w:t>bị</w:t>
+      </w:r>
+      <w:proofErr w:type="spellEnd"/>
     </w:p>
     <w:p>
       <w:pPr>
@@ -1079,12 +5419,56 @@
           <w:rFonts w:ascii="Time s New Roman" w:hAnsi="Time s New Roman" w:hint="eastAsia"/>
         </w:rPr>
       </w:pPr>
-      <w:r>
-        <w:rPr>
-          <w:rFonts w:ascii="Time s New Roman" w:hAnsi="Time s New Roman"/>
-        </w:rPr>
-        <w:t>hiển thị trạng thái</w:t>
-      </w:r>
+      <w:proofErr w:type="spellStart"/>
+      <w:r>
+        <w:rPr>
+          <w:rFonts w:ascii="Time s New Roman" w:hAnsi="Time s New Roman"/>
+        </w:rPr>
+        <w:t>hiển</w:t>
+      </w:r>
+      <w:proofErr w:type="spellEnd"/>
+      <w:r>
+        <w:rPr>
+          <w:rFonts w:ascii="Time s New Roman" w:hAnsi="Time s New Roman"/>
+        </w:rPr>
+        <w:t xml:space="preserve"> </w:t>
+      </w:r>
+      <w:proofErr w:type="spellStart"/>
+      <w:r>
+        <w:rPr>
+          <w:rFonts w:ascii="Time s New Roman" w:hAnsi="Time s New Roman"/>
+        </w:rPr>
+        <w:t>thị</w:t>
+      </w:r>
+      <w:proofErr w:type="spellEnd"/>
+      <w:r>
+        <w:rPr>
+          <w:rFonts w:ascii="Time s New Roman" w:hAnsi="Time s New Roman"/>
+        </w:rPr>
+        <w:t xml:space="preserve"> </w:t>
+      </w:r>
+      <w:proofErr w:type="spellStart"/>
+      <w:r>
+        <w:rPr>
+          <w:rFonts w:ascii="Time s New Roman" w:hAnsi="Time s New Roman"/>
+        </w:rPr>
+        <w:t>trạng</w:t>
+      </w:r>
+      <w:proofErr w:type="spellEnd"/>
+      <w:r>
+        <w:rPr>
+          <w:rFonts w:ascii="Time s New Roman" w:hAnsi="Time s New Roman"/>
+        </w:rPr>
+        <w:t xml:space="preserve"> </w:t>
+      </w:r>
+      <w:proofErr w:type="spellStart"/>
+      <w:r>
+        <w:rPr>
+          <w:rFonts w:ascii="Time s New Roman" w:hAnsi="Time s New Roman"/>
+        </w:rPr>
+        <w:t>thái</w:t>
+      </w:r>
+      <w:proofErr w:type="spellEnd"/>
     </w:p>
     <w:p>
       <w:pPr>
@@ -1136,8 +5520,58 @@
         <w:rPr>
           <w:rFonts w:ascii="Time s New Roman" w:hAnsi="Time s New Roman"/>
         </w:rPr>
-        <w:t>3.3 Nhận dạng cử chỉ</w:t>
-      </w:r>
+        <w:t xml:space="preserve">3.3 </w:t>
+      </w:r>
+      <w:proofErr w:type="spellStart"/>
+      <w:r>
+        <w:rPr>
+          <w:rFonts w:ascii="Time s New Roman" w:hAnsi="Time s New Roman"/>
+        </w:rPr>
+        <w:t>Nhận</w:t>
+      </w:r>
+      <w:proofErr w:type="spellEnd"/>
+      <w:r>
+        <w:rPr>
+          <w:rFonts w:ascii="Time s New Roman" w:hAnsi="Time s New Roman"/>
+        </w:rPr>
+        <w:t xml:space="preserve"> </w:t>
+      </w:r>
+      <w:proofErr w:type="spellStart"/>
+      <w:r>
+        <w:rPr>
+          <w:rFonts w:ascii="Time s New Roman" w:hAnsi="Time s New Roman"/>
+        </w:rPr>
+        <w:t>dạng</w:t>
+      </w:r>
+      <w:proofErr w:type="spellEnd"/>
+      <w:r>
+        <w:rPr>
+          <w:rFonts w:ascii="Time s New Roman" w:hAnsi="Time s New Roman"/>
+        </w:rPr>
+        <w:t xml:space="preserve"> </w:t>
+      </w:r>
+      <w:proofErr w:type="spellStart"/>
+      <w:r>
+        <w:rPr>
+          <w:rFonts w:ascii="Time s New Roman" w:hAnsi="Time s New Roman"/>
+        </w:rPr>
+        <w:t>cử</w:t>
+      </w:r>
+      <w:proofErr w:type="spellEnd"/>
+      <w:r>
+        <w:rPr>
+          <w:rFonts w:ascii="Time s New Roman" w:hAnsi="Time s New Roman"/>
+        </w:rPr>
+        <w:t xml:space="preserve"> </w:t>
+      </w:r>
+      <w:proofErr w:type="spellStart"/>
+      <w:r>
+        <w:rPr>
+          <w:rFonts w:ascii="Time s New Roman" w:hAnsi="Time s New Roman"/>
+        </w:rPr>
+        <w:t>chỉ</w:t>
+      </w:r>
+      <w:proofErr w:type="spellEnd"/>
     </w:p>
     <w:p>
       <w:pPr>
@@ -1151,8 +5585,58 @@
         <w:rPr>
           <w:rFonts w:ascii="Time s New Roman" w:hAnsi="Time s New Roman"/>
         </w:rPr>
-        <w:t>Tay trái đèn phòng khách</w:t>
-      </w:r>
+        <w:t xml:space="preserve">Tay </w:t>
+      </w:r>
+      <w:proofErr w:type="spellStart"/>
+      <w:r>
+        <w:rPr>
+          <w:rFonts w:ascii="Time s New Roman" w:hAnsi="Time s New Roman"/>
+        </w:rPr>
+        <w:t>trái</w:t>
+      </w:r>
+      <w:proofErr w:type="spellEnd"/>
+      <w:r>
+        <w:rPr>
+          <w:rFonts w:ascii="Time s New Roman" w:hAnsi="Time s New Roman"/>
+        </w:rPr>
+        <w:t xml:space="preserve"> </w:t>
+      </w:r>
+      <w:proofErr w:type="spellStart"/>
+      <w:r>
+        <w:rPr>
+          <w:rFonts w:ascii="Time s New Roman" w:hAnsi="Time s New Roman"/>
+        </w:rPr>
+        <w:t>đèn</w:t>
+      </w:r>
+      <w:proofErr w:type="spellEnd"/>
+      <w:r>
+        <w:rPr>
+          <w:rFonts w:ascii="Time s New Roman" w:hAnsi="Time s New Roman"/>
+        </w:rPr>
+        <w:t xml:space="preserve"> </w:t>
+      </w:r>
+      <w:proofErr w:type="spellStart"/>
+      <w:r>
+        <w:rPr>
+          <w:rFonts w:ascii="Time s New Roman" w:hAnsi="Time s New Roman"/>
+        </w:rPr>
+        <w:t>phòng</w:t>
+      </w:r>
+      <w:proofErr w:type="spellEnd"/>
+      <w:r>
+        <w:rPr>
+          <w:rFonts w:ascii="Time s New Roman" w:hAnsi="Time s New Roman"/>
+        </w:rPr>
+        <w:t xml:space="preserve"> </w:t>
+      </w:r>
+      <w:proofErr w:type="spellStart"/>
+      <w:r>
+        <w:rPr>
+          <w:rFonts w:ascii="Time s New Roman" w:hAnsi="Time s New Roman"/>
+        </w:rPr>
+        <w:t>khách</w:t>
+      </w:r>
+      <w:proofErr w:type="spellEnd"/>
     </w:p>
     <w:p>
       <w:pPr>
@@ -1166,8 +5650,58 @@
         <w:rPr>
           <w:rFonts w:ascii="Time s New Roman" w:hAnsi="Time s New Roman"/>
         </w:rPr>
-        <w:t>Tay phải đèn phòng bếp</w:t>
-      </w:r>
+        <w:t xml:space="preserve">Tay </w:t>
+      </w:r>
+      <w:proofErr w:type="spellStart"/>
+      <w:r>
+        <w:rPr>
+          <w:rFonts w:ascii="Time s New Roman" w:hAnsi="Time s New Roman"/>
+        </w:rPr>
+        <w:t>phải</w:t>
+      </w:r>
+      <w:proofErr w:type="spellEnd"/>
+      <w:r>
+        <w:rPr>
+          <w:rFonts w:ascii="Time s New Roman" w:hAnsi="Time s New Roman"/>
+        </w:rPr>
+        <w:t xml:space="preserve"> </w:t>
+      </w:r>
+      <w:proofErr w:type="spellStart"/>
+      <w:r>
+        <w:rPr>
+          <w:rFonts w:ascii="Time s New Roman" w:hAnsi="Time s New Roman"/>
+        </w:rPr>
+        <w:t>đèn</w:t>
+      </w:r>
+      <w:proofErr w:type="spellEnd"/>
+      <w:r>
+        <w:rPr>
+          <w:rFonts w:ascii="Time s New Roman" w:hAnsi="Time s New Roman"/>
+        </w:rPr>
+        <w:t xml:space="preserve"> </w:t>
+      </w:r>
+      <w:proofErr w:type="spellStart"/>
+      <w:r>
+        <w:rPr>
+          <w:rFonts w:ascii="Time s New Roman" w:hAnsi="Time s New Roman"/>
+        </w:rPr>
+        <w:t>phòng</w:t>
+      </w:r>
+      <w:proofErr w:type="spellEnd"/>
+      <w:r>
+        <w:rPr>
+          <w:rFonts w:ascii="Time s New Roman" w:hAnsi="Time s New Roman"/>
+        </w:rPr>
+        <w:t xml:space="preserve"> </w:t>
+      </w:r>
+      <w:proofErr w:type="spellStart"/>
+      <w:r>
+        <w:rPr>
+          <w:rFonts w:ascii="Time s New Roman" w:hAnsi="Time s New Roman"/>
+        </w:rPr>
+        <w:t>bếp</w:t>
+      </w:r>
+      <w:proofErr w:type="spellEnd"/>
     </w:p>
     <w:p>
       <w:pPr>
@@ -1181,8 +5715,156 @@
         <w:rPr>
           <w:rFonts w:ascii="Time s New Roman" w:hAnsi="Time s New Roman"/>
         </w:rPr>
-        <w:t>Hai tay giơ lên 1 ngón cùng lúc thì chuyển tín hiệu cửa</w:t>
-      </w:r>
+        <w:t xml:space="preserve">Hai </w:t>
+      </w:r>
+      <w:proofErr w:type="spellStart"/>
+      <w:r>
+        <w:rPr>
+          <w:rFonts w:ascii="Time s New Roman" w:hAnsi="Time s New Roman"/>
+        </w:rPr>
+        <w:t>tay</w:t>
+      </w:r>
+      <w:proofErr w:type="spellEnd"/>
+      <w:r>
+        <w:rPr>
+          <w:rFonts w:ascii="Time s New Roman" w:hAnsi="Time s New Roman"/>
+        </w:rPr>
+        <w:t xml:space="preserve"> </w:t>
+      </w:r>
+      <w:proofErr w:type="spellStart"/>
+      <w:r>
+        <w:rPr>
+          <w:rFonts w:ascii="Time s New Roman" w:hAnsi="Time s New Roman"/>
+        </w:rPr>
+        <w:t>giơ</w:t>
+      </w:r>
+      <w:proofErr w:type="spellEnd"/>
+      <w:r>
+        <w:rPr>
+          <w:rFonts w:ascii="Time s New Roman" w:hAnsi="Time s New Roman"/>
+        </w:rPr>
+        <w:t xml:space="preserve"> </w:t>
+      </w:r>
+      <w:proofErr w:type="spellStart"/>
+      <w:r>
+        <w:rPr>
+          <w:rFonts w:ascii="Time s New Roman" w:hAnsi="Time s New Roman"/>
+        </w:rPr>
+        <w:t>lên</w:t>
+      </w:r>
+      <w:proofErr w:type="spellEnd"/>
+      <w:r>
+        <w:rPr>
+          <w:rFonts w:ascii="Time s New Roman" w:hAnsi="Time s New Roman"/>
+        </w:rPr>
+        <w:t xml:space="preserve"> 1 </w:t>
+      </w:r>
+      <w:proofErr w:type="spellStart"/>
+      <w:r>
+        <w:rPr>
+          <w:rFonts w:ascii="Time s New Roman" w:hAnsi="Time s New Roman"/>
+        </w:rPr>
+        <w:t>ngón</w:t>
+      </w:r>
+      <w:proofErr w:type="spellEnd"/>
+      <w:r>
+        <w:rPr>
+          <w:rFonts w:ascii="Time s New Roman" w:hAnsi="Time s New Roman"/>
+        </w:rPr>
+        <w:t xml:space="preserve"> </w:t>
+      </w:r>
+      <w:proofErr w:type="spellStart"/>
+      <w:r>
+        <w:rPr>
+          <w:rFonts w:ascii="Time s New Roman" w:hAnsi="Time s New Roman"/>
+        </w:rPr>
+        <w:t>cùng</w:t>
+      </w:r>
+      <w:proofErr w:type="spellEnd"/>
+      <w:r>
+        <w:rPr>
+          <w:rFonts w:ascii="Time s New Roman" w:hAnsi="Time s New Roman"/>
+        </w:rPr>
+        <w:t xml:space="preserve"> </w:t>
+      </w:r>
+      <w:proofErr w:type="spellStart"/>
+      <w:r>
+        <w:rPr>
+          <w:rFonts w:ascii="Time s New Roman" w:hAnsi="Time s New Roman"/>
+        </w:rPr>
+        <w:t>lúc</w:t>
+      </w:r>
+      <w:proofErr w:type="spellEnd"/>
+      <w:r>
+        <w:rPr>
+          <w:rFonts w:ascii="Time s New Roman" w:hAnsi="Time s New Roman"/>
+        </w:rPr>
+        <w:t xml:space="preserve"> </w:t>
+      </w:r>
+      <w:proofErr w:type="spellStart"/>
+      <w:r>
+        <w:rPr>
+          <w:rFonts w:ascii="Time s New Roman" w:hAnsi="Time s New Roman"/>
+        </w:rPr>
+        <w:t>thì</w:t>
+      </w:r>
+      <w:proofErr w:type="spellEnd"/>
+      <w:r>
+        <w:rPr>
+          <w:rFonts w:ascii="Time s New Roman" w:hAnsi="Time s New Roman"/>
+        </w:rPr>
+        <w:t xml:space="preserve"> </w:t>
+      </w:r>
+      <w:proofErr w:type="spellStart"/>
+      <w:r>
+        <w:rPr>
+          <w:rFonts w:ascii="Time s New Roman" w:hAnsi="Time s New Roman"/>
+        </w:rPr>
+        <w:t>chuyển</w:t>
+      </w:r>
+      <w:proofErr w:type="spellEnd"/>
+      <w:r>
+        <w:rPr>
+          <w:rFonts w:ascii="Time s New Roman" w:hAnsi="Time s New Roman"/>
+        </w:rPr>
+        <w:t xml:space="preserve"> </w:t>
+      </w:r>
+      <w:proofErr w:type="spellStart"/>
+      <w:r>
+        <w:rPr>
+          <w:rFonts w:ascii="Time s New Roman" w:hAnsi="Time s New Roman"/>
+        </w:rPr>
+        <w:t>tín</w:t>
+      </w:r>
+      <w:proofErr w:type="spellEnd"/>
+      <w:r>
+        <w:rPr>
+          <w:rFonts w:ascii="Time s New Roman" w:hAnsi="Time s New Roman"/>
+        </w:rPr>
+        <w:t xml:space="preserve"> </w:t>
+      </w:r>
+      <w:proofErr w:type="spellStart"/>
+      <w:r>
+        <w:rPr>
+          <w:rFonts w:ascii="Time s New Roman" w:hAnsi="Time s New Roman"/>
+        </w:rPr>
+        <w:t>hiệu</w:t>
+      </w:r>
+      <w:proofErr w:type="spellEnd"/>
+      <w:r>
+        <w:rPr>
+          <w:rFonts w:ascii="Time s New Roman" w:hAnsi="Time s New Roman"/>
+        </w:rPr>
+        <w:t xml:space="preserve"> </w:t>
+      </w:r>
+      <w:proofErr w:type="spellStart"/>
+      <w:r>
+        <w:rPr>
+          <w:rFonts w:ascii="Time s New Roman" w:hAnsi="Time s New Roman"/>
+        </w:rPr>
+        <w:t>cửa</w:t>
+      </w:r>
+      <w:proofErr w:type="spellEnd"/>
     </w:p>
     <w:p>
       <w:pPr>
@@ -1192,12 +5874,126 @@
           <w:lang w:val="vi-VN"/>
         </w:rPr>
       </w:pPr>
-      <w:r>
-        <w:rPr>
-          <w:rFonts w:ascii="Time s New Roman" w:hAnsi="Time s New Roman"/>
-        </w:rPr>
-        <w:t>Giãn hai tay ra xa là bắt đầu mở dần</w:t>
-      </w:r>
+      <w:proofErr w:type="spellStart"/>
+      <w:r>
+        <w:rPr>
+          <w:rFonts w:ascii="Time s New Roman" w:hAnsi="Time s New Roman"/>
+        </w:rPr>
+        <w:t>Giãn</w:t>
+      </w:r>
+      <w:proofErr w:type="spellEnd"/>
+      <w:r>
+        <w:rPr>
+          <w:rFonts w:ascii="Time s New Roman" w:hAnsi="Time s New Roman"/>
+        </w:rPr>
+        <w:t xml:space="preserve"> </w:t>
+      </w:r>
+      <w:proofErr w:type="spellStart"/>
+      <w:r>
+        <w:rPr>
+          <w:rFonts w:ascii="Time s New Roman" w:hAnsi="Time s New Roman"/>
+        </w:rPr>
+        <w:t>hai</w:t>
+      </w:r>
+      <w:proofErr w:type="spellEnd"/>
+      <w:r>
+        <w:rPr>
+          <w:rFonts w:ascii="Time s New Roman" w:hAnsi="Time s New Roman"/>
+        </w:rPr>
+        <w:t xml:space="preserve"> </w:t>
+      </w:r>
+      <w:proofErr w:type="spellStart"/>
+      <w:r>
+        <w:rPr>
+          <w:rFonts w:ascii="Time s New Roman" w:hAnsi="Time s New Roman"/>
+        </w:rPr>
+        <w:t>tay</w:t>
+      </w:r>
+      <w:proofErr w:type="spellEnd"/>
+      <w:r>
+        <w:rPr>
+          <w:rFonts w:ascii="Time s New Roman" w:hAnsi="Time s New Roman"/>
+        </w:rPr>
+        <w:t xml:space="preserve"> </w:t>
+      </w:r>
+      <w:proofErr w:type="spellStart"/>
+      <w:r>
+        <w:rPr>
+          <w:rFonts w:ascii="Time s New Roman" w:hAnsi="Time s New Roman"/>
+        </w:rPr>
+        <w:t>ra</w:t>
+      </w:r>
+      <w:proofErr w:type="spellEnd"/>
+      <w:r>
+        <w:rPr>
+          <w:rFonts w:ascii="Time s New Roman" w:hAnsi="Time s New Roman"/>
+        </w:rPr>
+        <w:t xml:space="preserve"> xa </w:t>
+      </w:r>
+      <w:proofErr w:type="spellStart"/>
+      <w:r>
+        <w:rPr>
+          <w:rFonts w:ascii="Time s New Roman" w:hAnsi="Time s New Roman"/>
+        </w:rPr>
+        <w:t>là</w:t>
+      </w:r>
+      <w:proofErr w:type="spellEnd"/>
+      <w:r>
+        <w:rPr>
+          <w:rFonts w:ascii="Time s New Roman" w:hAnsi="Time s New Roman"/>
+        </w:rPr>
+        <w:t xml:space="preserve"> </w:t>
+      </w:r>
+      <w:proofErr w:type="spellStart"/>
+      <w:r>
+        <w:rPr>
+          <w:rFonts w:ascii="Time s New Roman" w:hAnsi="Time s New Roman"/>
+        </w:rPr>
+        <w:t>bắt</w:t>
+      </w:r>
+      <w:proofErr w:type="spellEnd"/>
+      <w:r>
+        <w:rPr>
+          <w:rFonts w:ascii="Time s New Roman" w:hAnsi="Time s New Roman"/>
+        </w:rPr>
+        <w:t xml:space="preserve"> </w:t>
+      </w:r>
+      <w:proofErr w:type="spellStart"/>
+      <w:r>
+        <w:rPr>
+          <w:rFonts w:ascii="Time s New Roman" w:hAnsi="Time s New Roman"/>
+        </w:rPr>
+        <w:t>đầu</w:t>
+      </w:r>
+      <w:proofErr w:type="spellEnd"/>
+      <w:r>
+        <w:rPr>
+          <w:rFonts w:ascii="Time s New Roman" w:hAnsi="Time s New Roman"/>
+        </w:rPr>
+        <w:t xml:space="preserve"> </w:t>
+      </w:r>
+      <w:proofErr w:type="spellStart"/>
+      <w:r>
+        <w:rPr>
+          <w:rFonts w:ascii="Time s New Roman" w:hAnsi="Time s New Roman"/>
+        </w:rPr>
+        <w:t>mở</w:t>
+      </w:r>
+      <w:proofErr w:type="spellEnd"/>
+      <w:r>
+        <w:rPr>
+          <w:rFonts w:ascii="Time s New Roman" w:hAnsi="Time s New Roman"/>
+        </w:rPr>
+        <w:t xml:space="preserve"> </w:t>
+      </w:r>
+      <w:proofErr w:type="spellStart"/>
+      <w:r>
+        <w:rPr>
+          <w:rFonts w:ascii="Time s New Roman" w:hAnsi="Time s New Roman"/>
+        </w:rPr>
+        <w:t>dần</w:t>
+      </w:r>
+      <w:proofErr w:type="spellEnd"/>
     </w:p>
     <w:p>
       <w:pPr>
@@ -1207,12 +6003,126 @@
           <w:lang w:val="vi-VN"/>
         </w:rPr>
       </w:pPr>
-      <w:r>
-        <w:rPr>
-          <w:rFonts w:ascii="Time s New Roman" w:hAnsi="Time s New Roman"/>
-        </w:rPr>
-        <w:t>Khép hai tay lại gần là đóng cửa dần</w:t>
-      </w:r>
+      <w:proofErr w:type="spellStart"/>
+      <w:r>
+        <w:rPr>
+          <w:rFonts w:ascii="Time s New Roman" w:hAnsi="Time s New Roman"/>
+        </w:rPr>
+        <w:t>Khép</w:t>
+      </w:r>
+      <w:proofErr w:type="spellEnd"/>
+      <w:r>
+        <w:rPr>
+          <w:rFonts w:ascii="Time s New Roman" w:hAnsi="Time s New Roman"/>
+        </w:rPr>
+        <w:t xml:space="preserve"> </w:t>
+      </w:r>
+      <w:proofErr w:type="spellStart"/>
+      <w:r>
+        <w:rPr>
+          <w:rFonts w:ascii="Time s New Roman" w:hAnsi="Time s New Roman"/>
+        </w:rPr>
+        <w:t>hai</w:t>
+      </w:r>
+      <w:proofErr w:type="spellEnd"/>
+      <w:r>
+        <w:rPr>
+          <w:rFonts w:ascii="Time s New Roman" w:hAnsi="Time s New Roman"/>
+        </w:rPr>
+        <w:t xml:space="preserve"> </w:t>
+      </w:r>
+      <w:proofErr w:type="spellStart"/>
+      <w:r>
+        <w:rPr>
+          <w:rFonts w:ascii="Time s New Roman" w:hAnsi="Time s New Roman"/>
+        </w:rPr>
+        <w:t>tay</w:t>
+      </w:r>
+      <w:proofErr w:type="spellEnd"/>
+      <w:r>
+        <w:rPr>
+          <w:rFonts w:ascii="Time s New Roman" w:hAnsi="Time s New Roman"/>
+        </w:rPr>
+        <w:t xml:space="preserve"> </w:t>
+      </w:r>
+      <w:proofErr w:type="spellStart"/>
+      <w:r>
+        <w:rPr>
+          <w:rFonts w:ascii="Time s New Roman" w:hAnsi="Time s New Roman"/>
+        </w:rPr>
+        <w:t>lại</w:t>
+      </w:r>
+      <w:proofErr w:type="spellEnd"/>
+      <w:r>
+        <w:rPr>
+          <w:rFonts w:ascii="Time s New Roman" w:hAnsi="Time s New Roman"/>
+        </w:rPr>
+        <w:t xml:space="preserve"> </w:t>
+      </w:r>
+      <w:proofErr w:type="spellStart"/>
+      <w:r>
+        <w:rPr>
+          <w:rFonts w:ascii="Time s New Roman" w:hAnsi="Time s New Roman"/>
+        </w:rPr>
+        <w:t>gần</w:t>
+      </w:r>
+      <w:proofErr w:type="spellEnd"/>
+      <w:r>
+        <w:rPr>
+          <w:rFonts w:ascii="Time s New Roman" w:hAnsi="Time s New Roman"/>
+        </w:rPr>
+        <w:t xml:space="preserve"> </w:t>
+      </w:r>
+      <w:proofErr w:type="spellStart"/>
+      <w:r>
+        <w:rPr>
+          <w:rFonts w:ascii="Time s New Roman" w:hAnsi="Time s New Roman"/>
+        </w:rPr>
+        <w:t>là</w:t>
+      </w:r>
+      <w:proofErr w:type="spellEnd"/>
+      <w:r>
+        <w:rPr>
+          <w:rFonts w:ascii="Time s New Roman" w:hAnsi="Time s New Roman"/>
+        </w:rPr>
+        <w:t xml:space="preserve"> </w:t>
+      </w:r>
+      <w:proofErr w:type="spellStart"/>
+      <w:r>
+        <w:rPr>
+          <w:rFonts w:ascii="Time s New Roman" w:hAnsi="Time s New Roman"/>
+        </w:rPr>
+        <w:t>đóng</w:t>
+      </w:r>
+      <w:proofErr w:type="spellEnd"/>
+      <w:r>
+        <w:rPr>
+          <w:rFonts w:ascii="Time s New Roman" w:hAnsi="Time s New Roman"/>
+        </w:rPr>
+        <w:t xml:space="preserve"> </w:t>
+      </w:r>
+      <w:proofErr w:type="spellStart"/>
+      <w:r>
+        <w:rPr>
+          <w:rFonts w:ascii="Time s New Roman" w:hAnsi="Time s New Roman"/>
+        </w:rPr>
+        <w:t>cửa</w:t>
+      </w:r>
+      <w:proofErr w:type="spellEnd"/>
+      <w:r>
+        <w:rPr>
+          <w:rFonts w:ascii="Time s New Roman" w:hAnsi="Time s New Roman"/>
+        </w:rPr>
+        <w:t xml:space="preserve"> </w:t>
+      </w:r>
+      <w:proofErr w:type="spellStart"/>
+      <w:r>
+        <w:rPr>
+          <w:rFonts w:ascii="Time s New Roman" w:hAnsi="Time s New Roman"/>
+        </w:rPr>
+        <w:t>dần</w:t>
+      </w:r>
+      <w:proofErr w:type="spellEnd"/>
     </w:p>
     <w:p>
       <w:pPr>
@@ -1257,8 +6167,58 @@
         <w:rPr>
           <w:rFonts w:ascii="Time s New Roman" w:hAnsi="Time s New Roman"/>
         </w:rPr>
-        <w:t>3.4 Kết quả thực nghiệm</w:t>
-      </w:r>
+        <w:t xml:space="preserve">3.4 </w:t>
+      </w:r>
+      <w:proofErr w:type="spellStart"/>
+      <w:r>
+        <w:rPr>
+          <w:rFonts w:ascii="Time s New Roman" w:hAnsi="Time s New Roman"/>
+        </w:rPr>
+        <w:t>Kết</w:t>
+      </w:r>
+      <w:proofErr w:type="spellEnd"/>
+      <w:r>
+        <w:rPr>
+          <w:rFonts w:ascii="Time s New Roman" w:hAnsi="Time s New Roman"/>
+        </w:rPr>
+        <w:t xml:space="preserve"> </w:t>
+      </w:r>
+      <w:proofErr w:type="spellStart"/>
+      <w:r>
+        <w:rPr>
+          <w:rFonts w:ascii="Time s New Roman" w:hAnsi="Time s New Roman"/>
+        </w:rPr>
+        <w:t>quả</w:t>
+      </w:r>
+      <w:proofErr w:type="spellEnd"/>
+      <w:r>
+        <w:rPr>
+          <w:rFonts w:ascii="Time s New Roman" w:hAnsi="Time s New Roman"/>
+        </w:rPr>
+        <w:t xml:space="preserve"> </w:t>
+      </w:r>
+      <w:proofErr w:type="spellStart"/>
+      <w:r>
+        <w:rPr>
+          <w:rFonts w:ascii="Time s New Roman" w:hAnsi="Time s New Roman"/>
+        </w:rPr>
+        <w:t>thực</w:t>
+      </w:r>
+      <w:proofErr w:type="spellEnd"/>
+      <w:r>
+        <w:rPr>
+          <w:rFonts w:ascii="Time s New Roman" w:hAnsi="Time s New Roman"/>
+        </w:rPr>
+        <w:t xml:space="preserve"> </w:t>
+      </w:r>
+      <w:proofErr w:type="spellStart"/>
+      <w:r>
+        <w:rPr>
+          <w:rFonts w:ascii="Time s New Roman" w:hAnsi="Time s New Roman"/>
+        </w:rPr>
+        <w:t>nghiệm</w:t>
+      </w:r>
+      <w:proofErr w:type="spellEnd"/>
     </w:p>
     <w:p>
       <w:pPr>
@@ -1271,13 +6231,29 @@
           <w:rFonts w:ascii="Time s New Roman" w:hAnsi="Time s New Roman" w:hint="eastAsia"/>
         </w:rPr>
       </w:pPr>
+      <w:proofErr w:type="spellStart"/>
       <w:r>
         <w:rPr>
           <w:rFonts w:ascii="Time s New Roman" w:hAnsi="Time s New Roman"/>
         </w:rPr>
         <w:lastRenderedPageBreak/>
-        <w:t>độ trễ</w:t>
-      </w:r>
+        <w:t>độ</w:t>
+      </w:r>
+      <w:proofErr w:type="spellEnd"/>
+      <w:r>
+        <w:rPr>
+          <w:rFonts w:ascii="Time s New Roman" w:hAnsi="Time s New Roman"/>
+        </w:rPr>
+        <w:t xml:space="preserve"> </w:t>
+      </w:r>
+      <w:proofErr w:type="spellStart"/>
+      <w:r>
+        <w:rPr>
+          <w:rFonts w:ascii="Time s New Roman" w:hAnsi="Time s New Roman"/>
+        </w:rPr>
+        <w:t>trễ</w:t>
+      </w:r>
+      <w:proofErr w:type="spellEnd"/>
     </w:p>
     <w:p>
       <w:pPr>
@@ -1290,11 +6266,47 @@
           <w:rFonts w:ascii="Time s New Roman" w:hAnsi="Time s New Roman" w:hint="eastAsia"/>
         </w:rPr>
       </w:pPr>
-      <w:r>
-        <w:rPr>
-          <w:rFonts w:ascii="Time s New Roman" w:hAnsi="Time s New Roman"/>
-        </w:rPr>
-        <w:t>độ chính xác gesture</w:t>
+      <w:proofErr w:type="spellStart"/>
+      <w:r>
+        <w:rPr>
+          <w:rFonts w:ascii="Time s New Roman" w:hAnsi="Time s New Roman"/>
+        </w:rPr>
+        <w:t>độ</w:t>
+      </w:r>
+      <w:proofErr w:type="spellEnd"/>
+      <w:r>
+        <w:rPr>
+          <w:rFonts w:ascii="Time s New Roman" w:hAnsi="Time s New Roman"/>
+        </w:rPr>
+        <w:t xml:space="preserve"> </w:t>
+      </w:r>
+      <w:proofErr w:type="spellStart"/>
+      <w:r>
+        <w:rPr>
+          <w:rFonts w:ascii="Time s New Roman" w:hAnsi="Time s New Roman"/>
+        </w:rPr>
+        <w:t>chính</w:t>
+      </w:r>
+      <w:proofErr w:type="spellEnd"/>
+      <w:r>
+        <w:rPr>
+          <w:rFonts w:ascii="Time s New Roman" w:hAnsi="Time s New Roman"/>
+        </w:rPr>
+        <w:t xml:space="preserve"> </w:t>
+      </w:r>
+      <w:proofErr w:type="spellStart"/>
+      <w:r>
+        <w:rPr>
+          <w:rFonts w:ascii="Time s New Roman" w:hAnsi="Time s New Roman"/>
+        </w:rPr>
+        <w:t>xác</w:t>
+      </w:r>
+      <w:proofErr w:type="spellEnd"/>
+      <w:r>
+        <w:rPr>
+          <w:rFonts w:ascii="Time s New Roman" w:hAnsi="Time s New Roman"/>
+        </w:rPr>
+        <w:t xml:space="preserve"> gesture</w:t>
       </w:r>
     </w:p>
     <w:p>
@@ -1430,7 +6442,63 @@
         <w:rPr>
           <w:rFonts w:ascii="Time s New Roman" w:hAnsi="Time s New Roman"/>
         </w:rPr>
-        <w:t xml:space="preserve"> Hình ảnh giao diện Website.</w:t>
+        <w:t xml:space="preserve"> </w:t>
+      </w:r>
+      <w:proofErr w:type="spellStart"/>
+      <w:r>
+        <w:rPr>
+          <w:rFonts w:ascii="Time s New Roman" w:hAnsi="Time s New Roman"/>
+        </w:rPr>
+        <w:t>Hình</w:t>
+      </w:r>
+      <w:proofErr w:type="spellEnd"/>
+      <w:r>
+        <w:rPr>
+          <w:rFonts w:ascii="Time s New Roman" w:hAnsi="Time s New Roman"/>
+        </w:rPr>
+        <w:t xml:space="preserve"> </w:t>
+      </w:r>
+      <w:proofErr w:type="spellStart"/>
+      <w:r>
+        <w:rPr>
+          <w:rFonts w:ascii="Time s New Roman" w:hAnsi="Time s New Roman"/>
+        </w:rPr>
+        <w:t>ảnh</w:t>
+      </w:r>
+      <w:proofErr w:type="spellEnd"/>
+      <w:r>
+        <w:rPr>
+          <w:rFonts w:ascii="Time s New Roman" w:hAnsi="Time s New Roman"/>
+        </w:rPr>
+        <w:t xml:space="preserve"> </w:t>
+      </w:r>
+      <w:proofErr w:type="spellStart"/>
+      <w:r>
+        <w:rPr>
+          <w:rFonts w:ascii="Time s New Roman" w:hAnsi="Time s New Roman"/>
+        </w:rPr>
+        <w:t>giao</w:t>
+      </w:r>
+      <w:proofErr w:type="spellEnd"/>
+      <w:r>
+        <w:rPr>
+          <w:rFonts w:ascii="Time s New Roman" w:hAnsi="Time s New Roman"/>
+        </w:rPr>
+        <w:t xml:space="preserve"> </w:t>
+      </w:r>
+      <w:proofErr w:type="spellStart"/>
+      <w:r>
+        <w:rPr>
+          <w:rFonts w:ascii="Time s New Roman" w:hAnsi="Time s New Roman"/>
+        </w:rPr>
+        <w:t>diện</w:t>
+      </w:r>
+      <w:proofErr w:type="spellEnd"/>
+      <w:r>
+        <w:rPr>
+          <w:rFonts w:ascii="Time s New Roman" w:hAnsi="Time s New Roman"/>
+        </w:rPr>
+        <w:t xml:space="preserve"> Website.</w:t>
       </w:r>
     </w:p>
     <w:p>
@@ -1451,7 +6519,133 @@
         <w:rPr>
           <w:rFonts w:ascii="Time s New Roman" w:hAnsi="Time s New Roman"/>
         </w:rPr>
-        <w:t xml:space="preserve"> Hình ảnh quá trình nhận diện cử chỉ từ Webcam.</w:t>
+        <w:t xml:space="preserve"> </w:t>
+      </w:r>
+      <w:proofErr w:type="spellStart"/>
+      <w:r>
+        <w:rPr>
+          <w:rFonts w:ascii="Time s New Roman" w:hAnsi="Time s New Roman"/>
+        </w:rPr>
+        <w:t>Hình</w:t>
+      </w:r>
+      <w:proofErr w:type="spellEnd"/>
+      <w:r>
+        <w:rPr>
+          <w:rFonts w:ascii="Time s New Roman" w:hAnsi="Time s New Roman"/>
+        </w:rPr>
+        <w:t xml:space="preserve"> </w:t>
+      </w:r>
+      <w:proofErr w:type="spellStart"/>
+      <w:r>
+        <w:rPr>
+          <w:rFonts w:ascii="Time s New Roman" w:hAnsi="Time s New Roman"/>
+        </w:rPr>
+        <w:t>ảnh</w:t>
+      </w:r>
+      <w:proofErr w:type="spellEnd"/>
+      <w:r>
+        <w:rPr>
+          <w:rFonts w:ascii="Time s New Roman" w:hAnsi="Time s New Roman"/>
+        </w:rPr>
+        <w:t xml:space="preserve"> </w:t>
+      </w:r>
+      <w:proofErr w:type="spellStart"/>
+      <w:r>
+        <w:rPr>
+          <w:rFonts w:ascii="Time s New Roman" w:hAnsi="Time s New Roman"/>
+        </w:rPr>
+        <w:t>quá</w:t>
+      </w:r>
+      <w:proofErr w:type="spellEnd"/>
+      <w:r>
+        <w:rPr>
+          <w:rFonts w:ascii="Time s New Roman" w:hAnsi="Time s New Roman"/>
+        </w:rPr>
+        <w:t xml:space="preserve"> </w:t>
+      </w:r>
+      <w:proofErr w:type="spellStart"/>
+      <w:r>
+        <w:rPr>
+          <w:rFonts w:ascii="Time s New Roman" w:hAnsi="Time s New Roman"/>
+        </w:rPr>
+        <w:t>trình</w:t>
+      </w:r>
+      <w:proofErr w:type="spellEnd"/>
+      <w:r>
+        <w:rPr>
+          <w:rFonts w:ascii="Time s New Roman" w:hAnsi="Time s New Roman"/>
+        </w:rPr>
+        <w:t xml:space="preserve"> </w:t>
+      </w:r>
+      <w:proofErr w:type="spellStart"/>
+      <w:r>
+        <w:rPr>
+          <w:rFonts w:ascii="Time s New Roman" w:hAnsi="Time s New Roman"/>
+        </w:rPr>
+        <w:t>nhận</w:t>
+      </w:r>
+      <w:proofErr w:type="spellEnd"/>
+      <w:r>
+        <w:rPr>
+          <w:rFonts w:ascii="Time s New Roman" w:hAnsi="Time s New Roman"/>
+        </w:rPr>
+        <w:t xml:space="preserve"> </w:t>
+      </w:r>
+      <w:proofErr w:type="spellStart"/>
+      <w:r>
+        <w:rPr>
+          <w:rFonts w:ascii="Time s New Roman" w:hAnsi="Time s New Roman"/>
+        </w:rPr>
+        <w:t>diện</w:t>
+      </w:r>
+      <w:proofErr w:type="spellEnd"/>
+      <w:r>
+        <w:rPr>
+          <w:rFonts w:ascii="Time s New Roman" w:hAnsi="Time s New Roman"/>
+        </w:rPr>
+        <w:t xml:space="preserve"> </w:t>
+      </w:r>
+      <w:proofErr w:type="spellStart"/>
+      <w:r>
+        <w:rPr>
+          <w:rFonts w:ascii="Time s New Roman" w:hAnsi="Time s New Roman"/>
+        </w:rPr>
+        <w:t>cử</w:t>
+      </w:r>
+      <w:proofErr w:type="spellEnd"/>
+      <w:r>
+        <w:rPr>
+          <w:rFonts w:ascii="Time s New Roman" w:hAnsi="Time s New Roman"/>
+        </w:rPr>
+        <w:t xml:space="preserve"> </w:t>
+      </w:r>
+      <w:proofErr w:type="spellStart"/>
+      <w:r>
+        <w:rPr>
+          <w:rFonts w:ascii="Time s New Roman" w:hAnsi="Time s New Roman"/>
+        </w:rPr>
+        <w:t>chỉ</w:t>
+      </w:r>
+      <w:proofErr w:type="spellEnd"/>
+      <w:r>
+        <w:rPr>
+          <w:rFonts w:ascii="Time s New Roman" w:hAnsi="Time s New Roman"/>
+        </w:rPr>
+        <w:t xml:space="preserve"> </w:t>
+      </w:r>
+      <w:proofErr w:type="spellStart"/>
+      <w:r>
+        <w:rPr>
+          <w:rFonts w:ascii="Time s New Roman" w:hAnsi="Time s New Roman"/>
+        </w:rPr>
+        <w:t>từ</w:t>
+      </w:r>
+      <w:proofErr w:type="spellEnd"/>
+      <w:r>
+        <w:rPr>
+          <w:rFonts w:ascii="Time s New Roman" w:hAnsi="Time s New Roman"/>
+        </w:rPr>
+        <w:t xml:space="preserve"> Webcam.</w:t>
       </w:r>
     </w:p>
     <w:p>
@@ -1476,8 +6670,156 @@
         <w:rPr>
           <w:rFonts w:ascii="Time s New Roman" w:hAnsi="Time s New Roman"/>
         </w:rPr>
-        <w:t xml:space="preserve"> Đánh giá độ trễ và độ chính xác của hệ thống</w:t>
-      </w:r>
+        <w:t xml:space="preserve"> </w:t>
+      </w:r>
+      <w:proofErr w:type="spellStart"/>
+      <w:r>
+        <w:rPr>
+          <w:rFonts w:ascii="Time s New Roman" w:hAnsi="Time s New Roman"/>
+        </w:rPr>
+        <w:t>Đánh</w:t>
+      </w:r>
+      <w:proofErr w:type="spellEnd"/>
+      <w:r>
+        <w:rPr>
+          <w:rFonts w:ascii="Time s New Roman" w:hAnsi="Time s New Roman"/>
+        </w:rPr>
+        <w:t xml:space="preserve"> </w:t>
+      </w:r>
+      <w:proofErr w:type="spellStart"/>
+      <w:r>
+        <w:rPr>
+          <w:rFonts w:ascii="Time s New Roman" w:hAnsi="Time s New Roman"/>
+        </w:rPr>
+        <w:t>giá</w:t>
+      </w:r>
+      <w:proofErr w:type="spellEnd"/>
+      <w:r>
+        <w:rPr>
+          <w:rFonts w:ascii="Time s New Roman" w:hAnsi="Time s New Roman"/>
+        </w:rPr>
+        <w:t xml:space="preserve"> </w:t>
+      </w:r>
+      <w:proofErr w:type="spellStart"/>
+      <w:r>
+        <w:rPr>
+          <w:rFonts w:ascii="Time s New Roman" w:hAnsi="Time s New Roman"/>
+        </w:rPr>
+        <w:t>độ</w:t>
+      </w:r>
+      <w:proofErr w:type="spellEnd"/>
+      <w:r>
+        <w:rPr>
+          <w:rFonts w:ascii="Time s New Roman" w:hAnsi="Time s New Roman"/>
+        </w:rPr>
+        <w:t xml:space="preserve"> </w:t>
+      </w:r>
+      <w:proofErr w:type="spellStart"/>
+      <w:r>
+        <w:rPr>
+          <w:rFonts w:ascii="Time s New Roman" w:hAnsi="Time s New Roman"/>
+        </w:rPr>
+        <w:t>trễ</w:t>
+      </w:r>
+      <w:proofErr w:type="spellEnd"/>
+      <w:r>
+        <w:rPr>
+          <w:rFonts w:ascii="Time s New Roman" w:hAnsi="Time s New Roman"/>
+        </w:rPr>
+        <w:t xml:space="preserve"> </w:t>
+      </w:r>
+      <w:proofErr w:type="spellStart"/>
+      <w:r>
+        <w:rPr>
+          <w:rFonts w:ascii="Time s New Roman" w:hAnsi="Time s New Roman"/>
+        </w:rPr>
+        <w:t>và</w:t>
+      </w:r>
+      <w:proofErr w:type="spellEnd"/>
+      <w:r>
+        <w:rPr>
+          <w:rFonts w:ascii="Time s New Roman" w:hAnsi="Time s New Roman"/>
+        </w:rPr>
+        <w:t xml:space="preserve"> </w:t>
+      </w:r>
+      <w:proofErr w:type="spellStart"/>
+      <w:r>
+        <w:rPr>
+          <w:rFonts w:ascii="Time s New Roman" w:hAnsi="Time s New Roman"/>
+        </w:rPr>
+        <w:t>độ</w:t>
+      </w:r>
+      <w:proofErr w:type="spellEnd"/>
+      <w:r>
+        <w:rPr>
+          <w:rFonts w:ascii="Time s New Roman" w:hAnsi="Time s New Roman"/>
+        </w:rPr>
+        <w:t xml:space="preserve"> </w:t>
+      </w:r>
+      <w:proofErr w:type="spellStart"/>
+      <w:r>
+        <w:rPr>
+          <w:rFonts w:ascii="Time s New Roman" w:hAnsi="Time s New Roman"/>
+        </w:rPr>
+        <w:t>chính</w:t>
+      </w:r>
+      <w:proofErr w:type="spellEnd"/>
+      <w:r>
+        <w:rPr>
+          <w:rFonts w:ascii="Time s New Roman" w:hAnsi="Time s New Roman"/>
+        </w:rPr>
+        <w:t xml:space="preserve"> </w:t>
+      </w:r>
+      <w:proofErr w:type="spellStart"/>
+      <w:r>
+        <w:rPr>
+          <w:rFonts w:ascii="Time s New Roman" w:hAnsi="Time s New Roman"/>
+        </w:rPr>
+        <w:t>xác</w:t>
+      </w:r>
+      <w:proofErr w:type="spellEnd"/>
+      <w:r>
+        <w:rPr>
+          <w:rFonts w:ascii="Time s New Roman" w:hAnsi="Time s New Roman"/>
+        </w:rPr>
+        <w:t xml:space="preserve"> </w:t>
+      </w:r>
+      <w:proofErr w:type="spellStart"/>
+      <w:r>
+        <w:rPr>
+          <w:rFonts w:ascii="Time s New Roman" w:hAnsi="Time s New Roman"/>
+        </w:rPr>
+        <w:t>của</w:t>
+      </w:r>
+      <w:proofErr w:type="spellEnd"/>
+      <w:r>
+        <w:rPr>
+          <w:rFonts w:ascii="Time s New Roman" w:hAnsi="Time s New Roman"/>
+        </w:rPr>
+        <w:t xml:space="preserve"> </w:t>
+      </w:r>
+      <w:proofErr w:type="spellStart"/>
+      <w:r>
+        <w:rPr>
+          <w:rFonts w:ascii="Time s New Roman" w:hAnsi="Time s New Roman"/>
+        </w:rPr>
+        <w:t>hệ</w:t>
+      </w:r>
+      <w:proofErr w:type="spellEnd"/>
+      <w:r>
+        <w:rPr>
+          <w:rFonts w:ascii="Time s New Roman" w:hAnsi="Time s New Roman"/>
+        </w:rPr>
+        <w:t xml:space="preserve"> </w:t>
+      </w:r>
+      <w:proofErr w:type="spellStart"/>
+      <w:r>
+        <w:rPr>
+          <w:rFonts w:ascii="Time s New Roman" w:hAnsi="Time s New Roman"/>
+        </w:rPr>
+        <w:t>thống</w:t>
+      </w:r>
+      <w:proofErr w:type="spellEnd"/>
     </w:p>
     <w:p>
       <w:pPr>
@@ -1503,8 +6845,72 @@
         <w:rPr>
           <w:rFonts w:ascii="Time s New Roman" w:hAnsi="Time s New Roman"/>
         </w:rPr>
-        <w:t>. Kết luận và kiến nghị</w:t>
-      </w:r>
+        <w:t xml:space="preserve">. </w:t>
+      </w:r>
+      <w:proofErr w:type="spellStart"/>
+      <w:r>
+        <w:rPr>
+          <w:rFonts w:ascii="Time s New Roman" w:hAnsi="Time s New Roman"/>
+        </w:rPr>
+        <w:t>Kết</w:t>
+      </w:r>
+      <w:proofErr w:type="spellEnd"/>
+      <w:r>
+        <w:rPr>
+          <w:rFonts w:ascii="Time s New Roman" w:hAnsi="Time s New Roman"/>
+        </w:rPr>
+        <w:t xml:space="preserve"> </w:t>
+      </w:r>
+      <w:proofErr w:type="spellStart"/>
+      <w:r>
+        <w:rPr>
+          <w:rFonts w:ascii="Time s New Roman" w:hAnsi="Time s New Roman"/>
+        </w:rPr>
+        <w:t>luận</w:t>
+      </w:r>
+      <w:proofErr w:type="spellEnd"/>
+      <w:r>
+        <w:rPr>
+          <w:rFonts w:ascii="Time s New Roman" w:hAnsi="Time s New Roman"/>
+        </w:rPr>
+        <w:t xml:space="preserve"> </w:t>
+      </w:r>
+      <w:proofErr w:type="spellStart"/>
+      <w:r>
+        <w:rPr>
+          <w:rFonts w:ascii="Time s New Roman" w:hAnsi="Time s New Roman"/>
+        </w:rPr>
+        <w:t>và</w:t>
+      </w:r>
+      <w:proofErr w:type="spellEnd"/>
+      <w:r>
+        <w:rPr>
+          <w:rFonts w:ascii="Time s New Roman" w:hAnsi="Time s New Roman"/>
+        </w:rPr>
+        <w:t xml:space="preserve"> </w:t>
+      </w:r>
+      <w:proofErr w:type="spellStart"/>
+      <w:r>
+        <w:rPr>
+          <w:rFonts w:ascii="Time s New Roman" w:hAnsi="Time s New Roman"/>
+        </w:rPr>
+        <w:t>kiến</w:t>
+      </w:r>
+      <w:proofErr w:type="spellEnd"/>
+      <w:r>
+        <w:rPr>
+          <w:rFonts w:ascii="Time s New Roman" w:hAnsi="Time s New Roman"/>
+        </w:rPr>
+        <w:t xml:space="preserve"> </w:t>
+      </w:r>
+      <w:proofErr w:type="spellStart"/>
+      <w:r>
+        <w:rPr>
+          <w:rFonts w:ascii="Time s New Roman" w:hAnsi="Time s New Roman"/>
+        </w:rPr>
+        <w:t>nghị</w:t>
+      </w:r>
+      <w:proofErr w:type="spellEnd"/>
     </w:p>
     <w:p>
       <w:pPr>
@@ -1530,8 +6936,30 @@
         <w:rPr>
           <w:rFonts w:ascii="Time s New Roman" w:hAnsi="Time s New Roman"/>
         </w:rPr>
-        <w:t xml:space="preserve"> Kết luận</w:t>
-      </w:r>
+        <w:t xml:space="preserve"> </w:t>
+      </w:r>
+      <w:proofErr w:type="spellStart"/>
+      <w:r>
+        <w:rPr>
+          <w:rFonts w:ascii="Time s New Roman" w:hAnsi="Time s New Roman"/>
+        </w:rPr>
+        <w:t>Kết</w:t>
+      </w:r>
+      <w:proofErr w:type="spellEnd"/>
+      <w:r>
+        <w:rPr>
+          <w:rFonts w:ascii="Time s New Roman" w:hAnsi="Time s New Roman"/>
+        </w:rPr>
+        <w:t xml:space="preserve"> </w:t>
+      </w:r>
+      <w:proofErr w:type="spellStart"/>
+      <w:r>
+        <w:rPr>
+          <w:rFonts w:ascii="Time s New Roman" w:hAnsi="Time s New Roman"/>
+        </w:rPr>
+        <w:t>luận</w:t>
+      </w:r>
+      <w:proofErr w:type="spellEnd"/>
     </w:p>
     <w:p>
       <w:pPr>
@@ -1557,8 +6985,30 @@
         <w:rPr>
           <w:rFonts w:ascii="Time s New Roman" w:hAnsi="Time s New Roman"/>
         </w:rPr>
-        <w:t>.2 Kiến nghị</w:t>
-      </w:r>
+        <w:t xml:space="preserve">.2 </w:t>
+      </w:r>
+      <w:proofErr w:type="spellStart"/>
+      <w:r>
+        <w:rPr>
+          <w:rFonts w:ascii="Time s New Roman" w:hAnsi="Time s New Roman"/>
+        </w:rPr>
+        <w:t>Kiến</w:t>
+      </w:r>
+      <w:proofErr w:type="spellEnd"/>
+      <w:r>
+        <w:rPr>
+          <w:rFonts w:ascii="Time s New Roman" w:hAnsi="Time s New Roman"/>
+        </w:rPr>
+        <w:t xml:space="preserve"> </w:t>
+      </w:r>
+      <w:proofErr w:type="spellStart"/>
+      <w:r>
+        <w:rPr>
+          <w:rFonts w:ascii="Time s New Roman" w:hAnsi="Time s New Roman"/>
+        </w:rPr>
+        <w:t>nghị</w:t>
+      </w:r>
+      <w:proofErr w:type="spellEnd"/>
     </w:p>
     <w:p>
       <w:pPr>
@@ -1615,8 +7065,44 @@
         <w:rPr>
           <w:rFonts w:ascii="Time s New Roman" w:hAnsi="Time s New Roman"/>
         </w:rPr>
-        <w:t>Tài liệu tham khảo</w:t>
-      </w:r>
+        <w:t xml:space="preserve">Tài </w:t>
+      </w:r>
+      <w:proofErr w:type="spellStart"/>
+      <w:r>
+        <w:rPr>
+          <w:rFonts w:ascii="Time s New Roman" w:hAnsi="Time s New Roman"/>
+        </w:rPr>
+        <w:t>liệu</w:t>
+      </w:r>
+      <w:proofErr w:type="spellEnd"/>
+      <w:r>
+        <w:rPr>
+          <w:rFonts w:ascii="Time s New Roman" w:hAnsi="Time s New Roman"/>
+        </w:rPr>
+        <w:t xml:space="preserve"> </w:t>
+      </w:r>
+      <w:proofErr w:type="spellStart"/>
+      <w:r>
+        <w:rPr>
+          <w:rFonts w:ascii="Time s New Roman" w:hAnsi="Time s New Roman"/>
+        </w:rPr>
+        <w:t>tham</w:t>
+      </w:r>
+      <w:proofErr w:type="spellEnd"/>
+      <w:r>
+        <w:rPr>
+          <w:rFonts w:ascii="Time s New Roman" w:hAnsi="Time s New Roman"/>
+        </w:rPr>
+        <w:t xml:space="preserve"> </w:t>
+      </w:r>
+      <w:proofErr w:type="spellStart"/>
+      <w:r>
+        <w:rPr>
+          <w:rFonts w:ascii="Time s New Roman" w:hAnsi="Time s New Roman"/>
+        </w:rPr>
+        <w:t>khảo</w:t>
+      </w:r>
+      <w:proofErr w:type="spellEnd"/>
     </w:p>
     <w:p>
       <w:pPr>
@@ -1650,6 +7136,50 @@
           <w:bCs w:val="0"/>
         </w:rPr>
       </w:pPr>
+      <w:r>
+        <w:rPr>
+          <w:rStyle w:val="Strong"/>
+          <w:rFonts w:ascii="Time s New Roman" w:hAnsi="Time s New Roman"/>
+          <w:b w:val="0"/>
+          <w:bCs w:val="0"/>
+        </w:rPr>
+        <w:lastRenderedPageBreak/>
+        <w:drawing>
+          <wp:inline distT="0" distB="0" distL="0" distR="0" wp14:anchorId="7908474F" wp14:editId="6DA82F7A">
+            <wp:extent cx="5274310" cy="3782060"/>
+            <wp:effectExtent l="0" t="0" r="2540" b="8890"/>
+            <wp:docPr id="782753211" name="Picture 1"/>
+            <wp:cNvGraphicFramePr>
+              <a:graphicFrameLocks xmlns:a="http://schemas.openxmlformats.org/drawingml/2006/main" noChangeAspect="1"/>
+            </wp:cNvGraphicFramePr>
+            <a:graphic xmlns:a="http://schemas.openxmlformats.org/drawingml/2006/main">
+              <a:graphicData uri="http://schemas.openxmlformats.org/drawingml/2006/picture">
+                <pic:pic xmlns:pic="http://schemas.openxmlformats.org/drawingml/2006/picture">
+                  <pic:nvPicPr>
+                    <pic:cNvPr id="782753211" name=""/>
+                    <pic:cNvPicPr/>
+                  </pic:nvPicPr>
+                  <pic:blipFill>
+                    <a:blip r:embed="rId7"/>
+                    <a:stretch>
+                      <a:fillRect/>
+                    </a:stretch>
+                  </pic:blipFill>
+                  <pic:spPr>
+                    <a:xfrm>
+                      <a:off x="0" y="0"/>
+                      <a:ext cx="5274310" cy="3782060"/>
+                    </a:xfrm>
+                    <a:prstGeom prst="rect">
+                      <a:avLst/>
+                    </a:prstGeom>
+                  </pic:spPr>
+                </pic:pic>
+              </a:graphicData>
+            </a:graphic>
+          </wp:inline>
+        </w:drawing>
+      </w:r>
     </w:p>
     <w:p>
       <w:pPr>
